--- a/작업일지/13주차.docx
+++ b/작업일지/13주차.docx
@@ -1,6 +1,6 @@
 
 <file path=word/document.xml><?xml version="1.0" encoding="utf-8"?>
-<w:document xmlns:wpc="http://schemas.microsoft.com/office/word/2010/wordprocessingCanvas" xmlns:cx="http://schemas.microsoft.com/office/drawing/2014/chartex" xmlns:cx1="http://schemas.microsoft.com/office/drawing/2015/9/8/chartex" xmlns:cx2="http://schemas.microsoft.com/office/drawing/2015/10/21/chartex" xmlns:cx3="http://schemas.microsoft.com/office/drawing/2016/5/9/chartex" xmlns:cx4="http://schemas.microsoft.com/office/drawing/2016/5/10/chartex" xmlns:cx5="http://schemas.microsoft.com/office/drawing/2016/5/11/chartex" xmlns:cx6="http://schemas.microsoft.com/office/drawing/2016/5/12/chartex" xmlns:cx7="http://schemas.microsoft.com/office/drawing/2016/5/13/chartex" xmlns:cx8="http://schemas.microsoft.com/office/drawing/2016/5/14/chartex" xmlns:mc="http://schemas.openxmlformats.org/markup-compatibility/2006" xmlns:aink="http://schemas.microsoft.com/office/drawing/2016/ink" xmlns:am3d="http://schemas.microsoft.com/office/drawing/2017/model3d" xmlns:o="urn:schemas-microsoft-com:office:office" xmlns:oel="http://schemas.microsoft.com/office/2019/extlst" xmlns:r="http://schemas.openxmlformats.org/officeDocument/2006/relationships" xmlns:m="http://schemas.openxmlformats.org/officeDocument/2006/math" xmlns:v="urn:schemas-microsoft-com:vml" xmlns:wp14="http://schemas.microsoft.com/office/word/2010/wordprocessingDrawing" xmlns:wp="http://schemas.openxmlformats.org/drawingml/2006/wordprocessingDrawing" xmlns:w10="urn:schemas-microsoft-com:office:word" xmlns:w="http://schemas.openxmlformats.org/wordprocessingml/2006/main" xmlns:w14="http://schemas.microsoft.com/office/word/2010/wordml" xmlns:w15="http://schemas.microsoft.com/office/word/2012/wordml" xmlns:w16cex="http://schemas.microsoft.com/office/word/2018/wordml/cex" xmlns:w16cid="http://schemas.microsoft.com/office/word/2016/wordml/cid" xmlns:w16="http://schemas.microsoft.com/office/word/2018/wordml" xmlns:w16du="http://schemas.microsoft.com/office/word/2023/wordml/word16du" xmlns:w16sdtdh="http://schemas.microsoft.com/office/word/2020/wordml/sdtdatahash" xmlns:w16sdtfl="http://schemas.microsoft.com/office/word/2024/wordml/sdtformatlock" xmlns:w16se="http://schemas.microsoft.com/office/word/2015/wordml/symex" xmlns:wpg="http://schemas.microsoft.com/office/word/2010/wordprocessingGroup" xmlns:wpi="http://schemas.microsoft.com/office/word/2010/wordprocessingInk" xmlns:wne="http://schemas.microsoft.com/office/word/2006/wordml" xmlns:wps="http://schemas.microsoft.com/office/word/2010/wordprocessingShape" mc:Ignorable="w14 w15 w16se w16cid w16 w16cex w16sdtdh w16sdtfl w16du wp14">
+<w:document xmlns:wpc="http://schemas.microsoft.com/office/word/2010/wordprocessingCanvas" xmlns:mc="http://schemas.openxmlformats.org/markup-compatibility/2006" xmlns:o="urn:schemas-microsoft-com:office:office" xmlns:r="http://schemas.openxmlformats.org/officeDocument/2006/relationships" xmlns:m="http://schemas.openxmlformats.org/officeDocument/2006/math" xmlns:v="urn:schemas-microsoft-com:vml" xmlns:wp14="http://schemas.microsoft.com/office/word/2010/wordprocessingDrawing" xmlns:wp="http://schemas.openxmlformats.org/drawingml/2006/wordprocessingDrawing" xmlns:w10="urn:schemas-microsoft-com:office:word" xmlns:w="http://schemas.openxmlformats.org/wordprocessingml/2006/main" xmlns:w14="http://schemas.microsoft.com/office/word/2010/wordml" xmlns:w15="http://schemas.microsoft.com/office/word/2012/wordml" xmlns:wpg="http://schemas.microsoft.com/office/word/2010/wordprocessingGroup" xmlns:wpi="http://schemas.microsoft.com/office/word/2010/wordprocessingInk" xmlns:wne="http://schemas.microsoft.com/office/word/2006/wordml" xmlns:wps="http://schemas.microsoft.com/office/word/2010/wordprocessingShape">
   <w:body>
     <w:tbl>
       <w:tblPr>
@@ -19,7 +19,7 @@
       </w:tblGrid>
       <w:tr>
         <w:trPr>
-          <w:trHeight w:val="888"/>
+          <w:trHeight w:val="888" w:hRule="atLeast"/>
         </w:trPr>
         <w:tc>
           <w:tcPr>
@@ -93,6 +93,11 @@
                 <w:szCs w:val="20"/>
               </w:rPr>
               <w:br/>
+            </w:r>
+            <w:r>
+              <w:rPr>
+                <w:szCs w:val="20"/>
+              </w:rPr>
               <w:t>2021180035 임찬진</w:t>
             </w:r>
           </w:p>
@@ -145,7 +150,7 @@
       </w:tr>
       <w:tr>
         <w:trPr>
-          <w:trHeight w:val="648"/>
+          <w:trHeight w:val="648" w:hRule="atLeast"/>
         </w:trPr>
         <w:tc>
           <w:tcPr>
@@ -191,8 +196,10 @@
             </w:r>
             <w:r>
               <w:rPr>
-                <w:rFonts w:hint="eastAsia"/>
-                <w:b/>
+                <w:lang w:eastAsia="ko-KR"/>
+                <w:rFonts w:hint="eastAsia"/>
+                <w:b/>
+                <w:rtl w:val="off"/>
               </w:rPr>
               <w:t>3</w:t>
             </w:r>
@@ -230,7 +237,6 @@
             <w:pPr>
               <w:jc w:val="center"/>
               <w:rPr>
-                <w:rFonts w:hint="eastAsia"/>
                 <w:b/>
               </w:rPr>
             </w:pPr>
@@ -250,10 +256,12 @@
             </w:r>
             <w:r>
               <w:rPr>
-                <w:rFonts w:hint="eastAsia"/>
-                <w:b/>
-              </w:rPr>
-              <w:t>1.10</w:t>
+                <w:lang w:eastAsia="ko-KR"/>
+                <w:rFonts w:hint="eastAsia"/>
+                <w:b/>
+                <w:rtl w:val="off"/>
+              </w:rPr>
+              <w:t>1.03</w:t>
             </w:r>
             <w:r>
               <w:rPr>
@@ -285,10 +293,12 @@
             </w:r>
             <w:r>
               <w:rPr>
-                <w:rFonts w:hint="eastAsia"/>
-                <w:b/>
-              </w:rPr>
-              <w:t>16</w:t>
+                <w:lang w:eastAsia="ko-KR"/>
+                <w:rFonts w:hint="eastAsia"/>
+                <w:b/>
+                <w:rtl w:val="off"/>
+              </w:rPr>
+              <w:t>09</w:t>
             </w:r>
           </w:p>
         </w:tc>
@@ -346,7 +356,7 @@
       </w:tr>
       <w:tr>
         <w:trPr>
-          <w:trHeight w:val="1266"/>
+          <w:trHeight w:val="1266" w:hRule="atLeast"/>
         </w:trPr>
         <w:tc>
           <w:tcPr>
@@ -379,12 +389,43 @@
           </w:tcPr>
           <w:p>
             <w:pPr>
-              <w:jc w:val="left"/>
-              <w:rPr>
+              <w:rPr>
+                <w:lang w:eastAsia="ko-KR"/>
+                <w:rFonts w:hint="eastAsia"/>
                 <w:b/>
                 <w:bCs/>
-              </w:rPr>
-            </w:pPr>
+                <w:rtl w:val="off"/>
+              </w:rPr>
+            </w:pPr>
+            <w:r>
+              <w:rPr>
+                <w:lang w:eastAsia="ko-KR"/>
+                <w:rFonts w:hint="eastAsia"/>
+                <w:b/>
+                <w:bCs/>
+                <w:rtl w:val="off"/>
+              </w:rPr>
+              <w:t>glTF 표준에 맞는 텍스쳐 매핑 성공</w:t>
+            </w:r>
+          </w:p>
+          <w:p>
+            <w:pPr>
+              <w:rPr>
+                <w:rFonts w:hint="eastAsia"/>
+                <w:b/>
+                <w:bCs/>
+              </w:rPr>
+            </w:pPr>
+            <w:r>
+              <w:rPr>
+                <w:lang w:eastAsia="ko-KR"/>
+                <w:rFonts w:hint="eastAsia"/>
+                <w:b/>
+                <w:bCs/>
+                <w:rtl w:val="off"/>
+              </w:rPr>
+              <w:t>ResourceManager 관련 리팩토링</w:t>
+            </w:r>
           </w:p>
         </w:tc>
       </w:tr>
@@ -392,6 +433,7 @@
     <w:p>
       <w:pPr>
         <w:rPr>
+          <w:rFonts w:hint="eastAsia"/>
           <w:b/>
           <w:sz w:val="22"/>
         </w:rPr>
@@ -400,9 +442,11 @@
     <w:p>
       <w:pPr>
         <w:rPr>
-          <w:rFonts w:ascii="굴림" w:eastAsia="굴림" w:hAnsi="굴림" w:cs="굴림"/>
-          <w:kern w:val="0"/>
-          <w:szCs w:val="24"/>
+          <w:lang w:eastAsia="ko-KR"/>
+          <w:rFonts w:hint="eastAsia"/>
+          <w:b/>
+          <w:sz w:val="22"/>
+          <w:rtl w:val="off"/>
         </w:rPr>
       </w:pPr>
       <w:r>
@@ -411,22 +455,756 @@
           <w:b/>
           <w:sz w:val="22"/>
         </w:rPr>
-        <w:t>&lt;상세 수행내용&gt;</w:t>
+        <w:t>&lt;상세 수행내용</w:t>
+      </w:r>
+      <w:r>
+        <w:rPr>
+          <w:rFonts w:hint="eastAsia"/>
+          <w:b/>
+          <w:sz w:val="22"/>
+        </w:rPr>
+        <w:t xml:space="preserve">&gt; </w:t>
       </w:r>
     </w:p>
     <w:p>
       <w:pPr>
-        <w:widowControl/>
-        <w:wordWrap/>
-        <w:autoSpaceDE/>
-        <w:autoSpaceDN/>
-        <w:spacing w:before="100" w:beforeAutospacing="1" w:after="100" w:afterAutospacing="1" w:line="240" w:lineRule="auto"/>
-        <w:jc w:val="left"/>
-        <w:rPr>
-          <w:rFonts w:ascii="굴림" w:eastAsia="굴림" w:hAnsi="굴림" w:cs="굴림"/>
-          <w:kern w:val="0"/>
-          <w:sz w:val="18"/>
-          <w:szCs w:val="24"/>
+        <w:rPr>
+          <w:b/>
+          <w:sz w:val="22"/>
+        </w:rPr>
+      </w:pPr>
+      <w:r>
+        <w:rPr>
+          <w:lang w:val="en-US" w:eastAsia="ko-KR" w:bidi="ar-SA"/>
+          <w:rFonts w:ascii="맑은 고딕" w:eastAsia="맑은 고딕" w:hAnsi="맑은 고딕" w:cs="굴림" w:hint="eastAsia"/>
+          <w:b/>
+          <w:bCs/>
+          <w:szCs w:val="24"/>
+          <w:kern w:val="0"/>
+        </w:rPr>
+        <w:drawing>
+          <wp:inline distT="0" distB="0" distL="180" distR="180">
+            <wp:extent cx="5340985" cy="4470400"/>
+            <wp:effectExtent l="0" t="0" r="0" b="0"/>
+            <wp:docPr id="1026" name=""/>
+            <wp:cNvGraphicFramePr>
+              <a:graphicFrameLocks xmlns:a="http://schemas.openxmlformats.org/drawingml/2006/main" noChangeAspect="1"/>
+            </wp:cNvGraphicFramePr>
+            <a:graphic xmlns:a="http://schemas.openxmlformats.org/drawingml/2006/main">
+              <a:graphicData uri="http://schemas.openxmlformats.org/drawingml/2006/picture">
+                <pic:pic xmlns:pic="http://schemas.openxmlformats.org/drawingml/2006/picture">
+                  <pic:nvPicPr>
+                    <pic:cNvPr id="1026" name=""/>
+                    <pic:cNvPicPr>
+                      <a:picLocks noChangeAspect="1" noUngrp="1"/>
+                    </pic:cNvPicPr>
+                  </pic:nvPicPr>
+                  <pic:blipFill>
+                    <a:blip r:embed="rId1">
+                      <a:extLst>
+                        <a:ext uri="{28A0092B-C50C-407E-A947-70E740481C1C}">
+                          <a14:useLocalDpi xmlns:a14="http://schemas.microsoft.com/office/drawing/2010/main" val="0"/>
+                        </a:ext>
+                      </a:extLst>
+                    </a:blip>
+                    <a:srcRect l="19640" t="3500"/>
+                    <a:stretch>
+                      <a:fillRect/>
+                    </a:stretch>
+                  </pic:blipFill>
+                  <pic:spPr>
+                    <a:xfrm>
+                      <a:off x="0" y="0"/>
+                      <a:ext cx="5340985" cy="4470400"/>
+                    </a:xfrm>
+                    <a:prstGeom prst="rect">
+                      <a:avLst/>
+                    </a:prstGeom>
+                  </pic:spPr>
+                </pic:pic>
+              </a:graphicData>
+            </a:graphic>
+          </wp:inline>
+        </w:drawing>
+      </w:r>
+    </w:p>
+    <w:p>
+      <w:pPr>
+        <w:autoSpaceDE w:val="off"/>
+        <w:autoSpaceDN w:val="off"/>
+        <w:widowControl w:val="off"/>
+        <w:wordWrap w:val="off"/>
+        <w:jc w:val="both"/>
+        <w:spacing w:after="160" w:line="259" w:lineRule="auto"/>
+        <w:rPr>
+          <w:lang w:val="en-US" w:eastAsia="ko-KR" w:bidi="ar-SA"/>
+          <w:rFonts w:ascii="맑은 고딕" w:eastAsia="맑은 고딕" w:hAnsi="맑은 고딕" w:cs="굴림" w:hint="eastAsia"/>
+          <w:b/>
+          <w:bCs/>
+          <w:szCs w:val="24"/>
+          <w:kern w:val="0"/>
+          <w:rtl w:val="off"/>
+        </w:rPr>
+      </w:pPr>
+    </w:p>
+    <w:p>
+      <w:pPr>
+        <w:autoSpaceDE w:val="off"/>
+        <w:autoSpaceDN w:val="off"/>
+        <w:widowControl w:val="off"/>
+        <w:wordWrap w:val="off"/>
+        <w:jc w:val="both"/>
+        <w:spacing w:after="160" w:line="259" w:lineRule="auto"/>
+        <w:rPr>
+          <w:lang w:val="en-US" w:eastAsia="ko-KR" w:bidi="ar-SA"/>
+          <w:rFonts w:ascii="맑은 고딕" w:eastAsia="맑은 고딕" w:hAnsi="맑은 고딕" w:cs="굴림" w:hint="eastAsia"/>
+          <w:b/>
+          <w:bCs/>
+          <w:szCs w:val="24"/>
+          <w:kern w:val="0"/>
+        </w:rPr>
+      </w:pPr>
+      <w:r>
+        <w:rPr>
+          <w:lang w:val="en-US" w:eastAsia="ko-KR" w:bidi="ar-SA"/>
+          <w:rFonts w:ascii="맑은 고딕" w:eastAsia="맑은 고딕" w:hAnsi="맑은 고딕" w:cs="굴림" w:hint="eastAsia"/>
+          <w:b/>
+          <w:bCs/>
+          <w:szCs w:val="24"/>
+          <w:kern w:val="0"/>
+        </w:rPr>
+        <w:t>ResourceManager 중심의 재질/텍스처 관리</w:t>
+      </w:r>
+    </w:p>
+    <w:p>
+      <w:pPr>
+        <w:autoSpaceDE w:val="off"/>
+        <w:autoSpaceDN w:val="off"/>
+        <w:widowControl w:val="off"/>
+        <w:wordWrap w:val="off"/>
+        <w:jc w:val="both"/>
+        <w:spacing w:after="160" w:line="259" w:lineRule="auto"/>
+        <w:rPr>
+          <w:lang w:val="en-US" w:eastAsia="ko-KR" w:bidi="ar-SA"/>
+          <w:rFonts w:ascii="맑은 고딕" w:eastAsia="맑은 고딕" w:hAnsi="맑은 고딕" w:cs="굴림" w:hint="eastAsia"/>
+          <w:b/>
+          <w:bCs/>
+          <w:szCs w:val="24"/>
+          <w:kern w:val="0"/>
+        </w:rPr>
+      </w:pPr>
+      <w:r>
+        <w:rPr>
+          <w:lang w:val="en-US" w:eastAsia="ko-KR" w:bidi="ar-SA"/>
+          <w:rFonts w:ascii="맑은 고딕" w:eastAsia="맑은 고딕" w:hAnsi="맑은 고딕" w:cs="굴림" w:hint="eastAsia"/>
+          <w:b/>
+          <w:bCs/>
+          <w:szCs w:val="24"/>
+          <w:kern w:val="0"/>
+        </w:rPr>
+        <w:t>기존</w:t>
+      </w:r>
+      <w:r>
+        <w:rPr>
+          <w:lang w:val="en-US" w:eastAsia="ko-KR" w:bidi="ar-SA"/>
+          <w:rFonts w:ascii="맑은 고딕" w:eastAsia="맑은 고딕" w:hAnsi="맑은 고딕" w:cs="굴림" w:hint="eastAsia"/>
+          <w:b/>
+          <w:bCs/>
+          <w:szCs w:val="24"/>
+          <w:kern w:val="0"/>
+          <w:rtl w:val="off"/>
+        </w:rPr>
+        <w:t xml:space="preserve">에는 </w:t>
+      </w:r>
+      <w:r>
+        <w:rPr>
+          <w:lang w:val="en-US" w:eastAsia="ko-KR" w:bidi="ar-SA"/>
+          <w:rFonts w:ascii="맑은 고딕" w:eastAsia="맑은 고딕" w:hAnsi="맑은 고딕" w:cs="굴림" w:hint="eastAsia"/>
+          <w:b/>
+          <w:bCs/>
+          <w:szCs w:val="24"/>
+          <w:kern w:val="0"/>
+        </w:rPr>
+        <w:t>GltfMaterial, Texture, TextureManager 클래스를 제거하고, 모든 재질과 텍</w:t>
+      </w:r>
+      <w:r>
+        <w:rPr>
+          <w:lang w:val="en-US" w:eastAsia="ko-KR" w:bidi="ar-SA"/>
+          <w:rFonts w:ascii="맑은 고딕" w:eastAsia="맑은 고딕" w:hAnsi="맑은 고딕" w:cs="굴림" w:hint="eastAsia"/>
+          <w:b/>
+          <w:bCs/>
+          <w:szCs w:val="24"/>
+          <w:kern w:val="0"/>
+        </w:rPr>
+        <w:t>스처의 생성, 로딩, 바인딩</w:t>
+      </w:r>
+      <w:r>
+        <w:rPr>
+          <w:lang w:val="en-US" w:eastAsia="ko-KR" w:bidi="ar-SA"/>
+          <w:rFonts w:ascii="맑은 고딕" w:eastAsia="맑은 고딕" w:hAnsi="맑은 고딕" w:cs="굴림" w:hint="eastAsia"/>
+          <w:b/>
+          <w:bCs/>
+          <w:szCs w:val="24"/>
+          <w:kern w:val="0"/>
+          <w:rtl w:val="off"/>
+        </w:rPr>
+        <w:t xml:space="preserve">하게 되어 있었지만 원래 계획에 맞도록 </w:t>
+      </w:r>
+      <w:r>
+        <w:rPr>
+          <w:lang w:val="en-US" w:eastAsia="ko-KR" w:bidi="ar-SA"/>
+          <w:rFonts w:ascii="맑은 고딕" w:eastAsia="맑은 고딕" w:hAnsi="맑은 고딕" w:cs="굴림" w:hint="eastAsia"/>
+          <w:b/>
+          <w:bCs/>
+          <w:szCs w:val="24"/>
+          <w:kern w:val="0"/>
+        </w:rPr>
+        <w:t>ResourceManager가 전담하도록 구조를 변경</w:t>
+      </w:r>
+    </w:p>
+    <w:p>
+      <w:pPr>
+        <w:autoSpaceDE w:val="off"/>
+        <w:autoSpaceDN w:val="off"/>
+        <w:widowControl w:val="off"/>
+        <w:wordWrap w:val="off"/>
+        <w:jc w:val="both"/>
+        <w:spacing w:after="160" w:line="259" w:lineRule="auto"/>
+        <w:rPr>
+          <w:lang w:val="en-US" w:eastAsia="ko-KR" w:bidi="ar-SA"/>
+          <w:rFonts w:ascii="맑은 고딕" w:eastAsia="맑은 고딕" w:hAnsi="맑은 고딕" w:cs="굴림" w:hint="eastAsia"/>
+          <w:b/>
+          <w:bCs/>
+          <w:szCs w:val="24"/>
+          <w:kern w:val="0"/>
+        </w:rPr>
+      </w:pPr>
+    </w:p>
+    <w:p>
+      <w:pPr>
+        <w:autoSpaceDE w:val="off"/>
+        <w:autoSpaceDN w:val="off"/>
+        <w:widowControl w:val="off"/>
+        <w:wordWrap w:val="off"/>
+        <w:jc w:val="both"/>
+        <w:spacing w:after="160" w:line="259" w:lineRule="auto"/>
+        <w:rPr>
+          <w:lang w:val="en-US" w:eastAsia="ko-KR" w:bidi="ar-SA"/>
+          <w:rFonts w:ascii="맑은 고딕" w:eastAsia="맑은 고딕" w:hAnsi="맑은 고딕" w:cs="굴림" w:hint="eastAsia"/>
+          <w:b/>
+          <w:bCs/>
+          <w:szCs w:val="24"/>
+          <w:kern w:val="0"/>
+          <w:rtl w:val="off"/>
+        </w:rPr>
+      </w:pPr>
+      <w:r>
+        <w:rPr>
+          <w:lang w:val="en-US" w:eastAsia="ko-KR" w:bidi="ar-SA"/>
+          <w:rFonts w:ascii="맑은 고딕" w:eastAsia="맑은 고딕" w:hAnsi="맑은 고딕" w:cs="굴림" w:hint="eastAsia"/>
+          <w:b/>
+          <w:bCs/>
+          <w:szCs w:val="24"/>
+          <w:kern w:val="0"/>
+        </w:rPr>
+        <w:t xml:space="preserve">load_texture: </w:t>
+      </w:r>
+    </w:p>
+    <w:p>
+      <w:pPr>
+        <w:autoSpaceDE w:val="off"/>
+        <w:autoSpaceDN w:val="off"/>
+        <w:widowControl w:val="off"/>
+        <w:wordWrap w:val="off"/>
+        <w:jc w:val="both"/>
+        <w:spacing w:after="160" w:line="259" w:lineRule="auto"/>
+        <w:rPr>
+          <w:lang w:val="en-US" w:eastAsia="ko-KR" w:bidi="ar-SA"/>
+          <w:rFonts w:ascii="맑은 고딕" w:eastAsia="맑은 고딕" w:hAnsi="맑은 고딕" w:cs="굴림" w:hint="eastAsia"/>
+          <w:b/>
+          <w:bCs/>
+          <w:szCs w:val="24"/>
+          <w:kern w:val="0"/>
+        </w:rPr>
+      </w:pPr>
+      <w:r>
+        <w:rPr>
+          <w:lang w:val="en-US" w:eastAsia="ko-KR" w:bidi="ar-SA"/>
+          <w:rFonts w:ascii="맑은 고딕" w:eastAsia="맑은 고딕" w:hAnsi="맑은 고딕" w:cs="굴림" w:hint="eastAsia"/>
+          <w:b/>
+          <w:bCs/>
+          <w:szCs w:val="24"/>
+          <w:kern w:val="0"/>
+        </w:rPr>
+        <w:t>DDS 및 PNG 파일을 읽고, GPU에 업로드하며, 셰이더 리소스 뷰(SRV)를 생성하는 통합 함수를 구현</w:t>
+      </w:r>
+    </w:p>
+    <w:p>
+      <w:pPr>
+        <w:autoSpaceDE w:val="off"/>
+        <w:autoSpaceDN w:val="off"/>
+        <w:widowControl w:val="off"/>
+        <w:wordWrap w:val="off"/>
+        <w:jc w:val="both"/>
+        <w:spacing w:after="160" w:line="259" w:lineRule="auto"/>
+        <w:rPr>
+          <w:lang w:val="en-US" w:eastAsia="ko-KR" w:bidi="ar-SA"/>
+          <w:rFonts w:ascii="맑은 고딕" w:eastAsia="맑은 고딕" w:hAnsi="맑은 고딕" w:cs="굴림" w:hint="eastAsia"/>
+          <w:b/>
+          <w:bCs/>
+          <w:szCs w:val="24"/>
+          <w:kern w:val="0"/>
+          <w:rtl w:val="off"/>
+        </w:rPr>
+      </w:pPr>
+    </w:p>
+    <w:p>
+      <w:pPr>
+        <w:autoSpaceDE w:val="off"/>
+        <w:autoSpaceDN w:val="off"/>
+        <w:widowControl w:val="off"/>
+        <w:wordWrap w:val="off"/>
+        <w:jc w:val="both"/>
+        <w:spacing w:after="160" w:line="259" w:lineRule="auto"/>
+        <w:rPr>
+          <w:lang w:val="en-US" w:eastAsia="ko-KR" w:bidi="ar-SA"/>
+          <w:rFonts w:ascii="맑은 고딕" w:eastAsia="맑은 고딕" w:hAnsi="맑은 고딕" w:cs="굴림" w:hint="eastAsia"/>
+          <w:b/>
+          <w:bCs/>
+          <w:szCs w:val="24"/>
+          <w:kern w:val="0"/>
+          <w:rtl w:val="off"/>
+        </w:rPr>
+      </w:pPr>
+      <w:r>
+        <w:rPr>
+          <w:lang w:val="en-US" w:eastAsia="ko-KR" w:bidi="ar-SA"/>
+          <w:rFonts w:ascii="맑은 고딕" w:eastAsia="맑은 고딕" w:hAnsi="맑은 고딕" w:cs="굴림" w:hint="eastAsia"/>
+          <w:b/>
+          <w:bCs/>
+          <w:szCs w:val="24"/>
+          <w:kern w:val="0"/>
+        </w:rPr>
+        <w:t xml:space="preserve">load_materials_from_gltf: </w:t>
+      </w:r>
+    </w:p>
+    <w:p>
+      <w:pPr>
+        <w:autoSpaceDE w:val="off"/>
+        <w:autoSpaceDN w:val="off"/>
+        <w:widowControl w:val="off"/>
+        <w:wordWrap w:val="off"/>
+        <w:jc w:val="both"/>
+        <w:spacing w:after="160" w:line="259" w:lineRule="auto"/>
+        <w:rPr>
+          <w:lang w:val="en-US" w:eastAsia="ko-KR" w:bidi="ar-SA"/>
+          <w:rFonts w:ascii="맑은 고딕" w:eastAsia="맑은 고딕" w:hAnsi="맑은 고딕" w:cs="굴림" w:hint="eastAsia"/>
+          <w:b/>
+          <w:bCs/>
+          <w:szCs w:val="24"/>
+          <w:kern w:val="0"/>
+          <w:rtl w:val="off"/>
+        </w:rPr>
+      </w:pPr>
+      <w:r>
+        <w:rPr>
+          <w:lang w:val="en-US" w:eastAsia="ko-KR" w:bidi="ar-SA"/>
+          <w:rFonts w:ascii="맑은 고딕" w:eastAsia="맑은 고딕" w:hAnsi="맑은 고딕" w:cs="굴림" w:hint="eastAsia"/>
+          <w:b/>
+          <w:bCs/>
+          <w:szCs w:val="24"/>
+          <w:kern w:val="0"/>
+        </w:rPr>
+        <w:t>glTF 파일에서 재질 정보를 파싱하여 ResourceManager에 등록하는 기능을 구현</w:t>
+      </w:r>
+    </w:p>
+    <w:p>
+      <w:pPr>
+        <w:rPr>
+          <w:lang w:val="en-US" w:eastAsia="ko-KR" w:bidi="ar-SA"/>
+          <w:rFonts w:ascii="맑은 고딕" w:eastAsia="맑은 고딕" w:hAnsi="맑은 고딕" w:cs="굴림" w:hint="eastAsia"/>
+          <w:b/>
+          <w:bCs/>
+          <w:szCs w:val="24"/>
+          <w:kern w:val="0"/>
+        </w:rPr>
+      </w:pPr>
+      <w:r>
+        <w:rPr>
+          <w:lang w:val="en-US" w:eastAsia="ko-KR" w:bidi="ar-SA"/>
+          <w:rFonts w:ascii="맑은 고딕" w:eastAsia="맑은 고딕" w:hAnsi="맑은 고딕" w:cs="굴림" w:hint="eastAsia"/>
+          <w:b/>
+          <w:bCs/>
+          <w:szCs w:val="24"/>
+          <w:kern w:val="0"/>
+          <w:rtl w:val="off"/>
+        </w:rPr>
+        <w:t>-&gt; 다만 IBL,</w:t>
+      </w:r>
+      <w:r>
+        <w:rPr>
+          <w:lang w:val="en-US" w:eastAsia="ko-KR" w:bidi="ar-SA"/>
+          <w:rFonts w:ascii="맑은 고딕" w:eastAsia="맑은 고딕" w:hAnsi="맑은 고딕" w:cs="굴림" w:hint="eastAsia"/>
+          <w:b/>
+          <w:bCs/>
+          <w:szCs w:val="24"/>
+          <w:kern w:val="0"/>
+        </w:rPr>
+        <w:t xml:space="preserve"> </w:t>
+      </w:r>
+      <w:r>
+        <w:rPr>
+          <w:lang w:val="en-US" w:eastAsia="ko-KR" w:bidi="ar-SA"/>
+          <w:rFonts w:ascii="맑은 고딕" w:eastAsia="맑은 고딕" w:hAnsi="맑은 고딕" w:cs="굴림" w:hint="eastAsia"/>
+          <w:b/>
+          <w:bCs/>
+          <w:szCs w:val="24"/>
+          <w:kern w:val="0"/>
+        </w:rPr>
+        <w:t>PBR 픽셀 셰이더 로직 수정</w:t>
+      </w:r>
+      <w:r>
+        <w:rPr>
+          <w:lang w:val="en-US" w:eastAsia="ko-KR" w:bidi="ar-SA"/>
+          <w:rFonts w:ascii="맑은 고딕" w:eastAsia="맑은 고딕" w:hAnsi="맑은 고딕" w:cs="굴림" w:hint="eastAsia"/>
+          <w:b/>
+          <w:bCs/>
+          <w:szCs w:val="24"/>
+          <w:kern w:val="0"/>
+          <w:rtl w:val="off"/>
+        </w:rPr>
+        <w:t xml:space="preserve"> 등이 필요</w:t>
+      </w:r>
+    </w:p>
+    <w:p>
+      <w:pPr>
+        <w:autoSpaceDE w:val="off"/>
+        <w:autoSpaceDN w:val="off"/>
+        <w:widowControl w:val="off"/>
+        <w:wordWrap w:val="off"/>
+        <w:jc w:val="both"/>
+        <w:spacing w:after="160" w:line="259" w:lineRule="auto"/>
+        <w:rPr>
+          <w:lang w:val="en-US" w:eastAsia="ko-KR" w:bidi="ar-SA"/>
+          <w:rFonts w:ascii="맑은 고딕" w:eastAsia="맑은 고딕" w:hAnsi="맑은 고딕" w:cs="굴림" w:hint="eastAsia"/>
+          <w:b/>
+          <w:bCs/>
+          <w:szCs w:val="24"/>
+          <w:kern w:val="0"/>
+          <w:rtl w:val="off"/>
+        </w:rPr>
+      </w:pPr>
+    </w:p>
+    <w:p>
+      <w:pPr>
+        <w:autoSpaceDE w:val="off"/>
+        <w:autoSpaceDN w:val="off"/>
+        <w:widowControl w:val="off"/>
+        <w:wordWrap w:val="off"/>
+        <w:jc w:val="both"/>
+        <w:spacing w:after="160" w:line="259" w:lineRule="auto"/>
+        <w:rPr>
+          <w:lang w:val="en-US" w:eastAsia="ko-KR" w:bidi="ar-SA"/>
+          <w:rFonts w:ascii="맑은 고딕" w:eastAsia="맑은 고딕" w:hAnsi="맑은 고딕" w:cs="굴림" w:hint="eastAsia"/>
+          <w:b/>
+          <w:bCs/>
+          <w:szCs w:val="24"/>
+          <w:kern w:val="0"/>
+          <w:rtl w:val="off"/>
+        </w:rPr>
+      </w:pPr>
+      <w:r>
+        <w:rPr>
+          <w:lang w:val="en-US" w:eastAsia="ko-KR" w:bidi="ar-SA"/>
+          <w:rFonts w:ascii="맑은 고딕" w:eastAsia="맑은 고딕" w:hAnsi="맑은 고딕" w:cs="굴림" w:hint="eastAsia"/>
+          <w:b/>
+          <w:bCs/>
+          <w:szCs w:val="24"/>
+          <w:kern w:val="0"/>
+        </w:rPr>
+        <w:t>bind_material</w:t>
+      </w:r>
+    </w:p>
+    <w:p>
+      <w:pPr>
+        <w:autoSpaceDE w:val="off"/>
+        <w:autoSpaceDN w:val="off"/>
+        <w:widowControl w:val="off"/>
+        <w:wordWrap w:val="off"/>
+        <w:jc w:val="both"/>
+        <w:spacing w:after="160" w:line="259" w:lineRule="auto"/>
+        <w:rPr>
+          <w:lang w:val="en-US" w:eastAsia="ko-KR" w:bidi="ar-SA"/>
+          <w:rFonts w:ascii="맑은 고딕" w:eastAsia="맑은 고딕" w:hAnsi="맑은 고딕" w:cs="굴림" w:hint="eastAsia"/>
+          <w:b/>
+          <w:bCs/>
+          <w:szCs w:val="24"/>
+          <w:kern w:val="0"/>
+        </w:rPr>
+      </w:pPr>
+      <w:r>
+        <w:rPr>
+          <w:lang w:val="en-US" w:eastAsia="ko-KR" w:bidi="ar-SA"/>
+          <w:rFonts w:ascii="맑은 고딕" w:eastAsia="맑은 고딕" w:hAnsi="맑은 고딕" w:cs="굴림" w:hint="eastAsia"/>
+          <w:b/>
+          <w:bCs/>
+          <w:szCs w:val="24"/>
+          <w:kern w:val="0"/>
+          <w:rtl w:val="off"/>
+        </w:rPr>
+        <w:t xml:space="preserve">-&gt; </w:t>
+      </w:r>
+      <w:r>
+        <w:rPr>
+          <w:lang w:val="en-US" w:eastAsia="ko-KR" w:bidi="ar-SA"/>
+          <w:rFonts w:ascii="맑은 고딕" w:eastAsia="맑은 고딕" w:hAnsi="맑은 고딕" w:cs="굴림" w:hint="eastAsia"/>
+          <w:b/>
+          <w:bCs/>
+          <w:szCs w:val="24"/>
+          <w:kern w:val="0"/>
+        </w:rPr>
+        <w:t>렌더링 시, 재질 이름만으로 PSO, 루트 시그니처, 재질 상수 버퍼, 텍스처 테이블을 한 번에 바인딩하는</w:t>
+      </w:r>
+    </w:p>
+    <w:p>
+      <w:pPr>
+        <w:autoSpaceDE w:val="off"/>
+        <w:autoSpaceDN w:val="off"/>
+        <w:widowControl w:val="off"/>
+        <w:wordWrap w:val="off"/>
+        <w:jc w:val="both"/>
+        <w:spacing w:after="160" w:line="259" w:lineRule="auto"/>
+        <w:rPr>
+          <w:lang w:val="en-US" w:eastAsia="ko-KR" w:bidi="ar-SA"/>
+          <w:rFonts w:ascii="맑은 고딕" w:eastAsia="맑은 고딕" w:hAnsi="맑은 고딕" w:cs="굴림" w:hint="eastAsia"/>
+          <w:b/>
+          <w:bCs/>
+          <w:szCs w:val="24"/>
+          <w:kern w:val="0"/>
+          <w:rtl w:val="off"/>
+        </w:rPr>
+      </w:pPr>
+      <w:r>
+        <w:rPr>
+          <w:lang w:val="en-US" w:eastAsia="ko-KR" w:bidi="ar-SA"/>
+          <w:rFonts w:ascii="맑은 고딕" w:eastAsia="맑은 고딕" w:hAnsi="맑은 고딕" w:cs="굴림" w:hint="eastAsia"/>
+          <w:b/>
+          <w:bCs/>
+          <w:szCs w:val="24"/>
+          <w:kern w:val="0"/>
+        </w:rPr>
+        <w:t>함수를 구현</w:t>
+      </w:r>
+    </w:p>
+    <w:p>
+      <w:pPr>
+        <w:autoSpaceDE w:val="off"/>
+        <w:autoSpaceDN w:val="off"/>
+        <w:widowControl w:val="off"/>
+        <w:wordWrap w:val="off"/>
+        <w:jc w:val="both"/>
+        <w:spacing w:after="160" w:line="259" w:lineRule="auto"/>
+        <w:rPr>
+          <w:lang w:val="en-US" w:eastAsia="ko-KR" w:bidi="ar-SA"/>
+          <w:rFonts w:ascii="맑은 고딕" w:eastAsia="맑은 고딕" w:hAnsi="맑은 고딕" w:cs="굴림" w:hint="eastAsia"/>
+          <w:b/>
+          <w:bCs/>
+          <w:szCs w:val="24"/>
+          <w:kern w:val="0"/>
+        </w:rPr>
+      </w:pPr>
+    </w:p>
+    <w:p>
+      <w:pPr>
+        <w:autoSpaceDE w:val="off"/>
+        <w:autoSpaceDN w:val="off"/>
+        <w:widowControl w:val="off"/>
+        <w:wordWrap w:val="off"/>
+        <w:jc w:val="both"/>
+        <w:spacing w:after="160" w:line="259" w:lineRule="auto"/>
+        <w:rPr>
+          <w:lang w:val="en-US" w:eastAsia="ko-KR" w:bidi="ar-SA"/>
+          <w:rFonts w:ascii="맑은 고딕" w:eastAsia="맑은 고딕" w:hAnsi="맑은 고딕" w:cs="굴림" w:hint="eastAsia"/>
+          <w:b/>
+          <w:bCs/>
+          <w:szCs w:val="24"/>
+          <w:kern w:val="0"/>
+          <w:rtl w:val="off"/>
+        </w:rPr>
+      </w:pPr>
+      <w:r>
+        <w:rPr>
+          <w:lang w:val="en-US" w:eastAsia="ko-KR" w:bidi="ar-SA"/>
+          <w:rFonts w:ascii="맑은 고딕" w:eastAsia="맑은 고딕" w:hAnsi="맑은 고딕" w:cs="굴림" w:hint="eastAsia"/>
+          <w:b/>
+          <w:bCs/>
+          <w:szCs w:val="24"/>
+          <w:kern w:val="0"/>
+        </w:rPr>
+        <w:t xml:space="preserve">Renderer에 동적 디스크립터 힙(_dynamic_descriptor_heap)과 bind_texture_table 함수를 추가하여, </w:t>
+      </w:r>
+    </w:p>
+    <w:p>
+      <w:pPr>
+        <w:autoSpaceDE w:val="off"/>
+        <w:autoSpaceDN w:val="off"/>
+        <w:widowControl w:val="off"/>
+        <w:wordWrap w:val="off"/>
+        <w:jc w:val="both"/>
+        <w:spacing w:after="160" w:line="259" w:lineRule="auto"/>
+        <w:rPr>
+          <w:lang w:val="en-US" w:eastAsia="ko-KR" w:bidi="ar-SA"/>
+          <w:rFonts w:ascii="맑은 고딕" w:eastAsia="맑은 고딕" w:hAnsi="맑은 고딕" w:cs="굴림" w:hint="eastAsia"/>
+          <w:b/>
+          <w:bCs/>
+          <w:szCs w:val="24"/>
+          <w:kern w:val="0"/>
+          <w:rtl w:val="off"/>
+        </w:rPr>
+      </w:pPr>
+      <w:r>
+        <w:rPr>
+          <w:lang w:val="en-US" w:eastAsia="ko-KR" w:bidi="ar-SA"/>
+          <w:rFonts w:ascii="맑은 고딕" w:eastAsia="맑은 고딕" w:hAnsi="맑은 고딕" w:cs="굴림" w:hint="eastAsia"/>
+          <w:b/>
+          <w:bCs/>
+          <w:szCs w:val="24"/>
+          <w:kern w:val="0"/>
+        </w:rPr>
+        <w:t>렌더링 시점에 텍스처</w:t>
+      </w:r>
+      <w:r>
+        <w:rPr>
+          <w:lang w:val="en-US" w:eastAsia="ko-KR" w:bidi="ar-SA"/>
+          <w:rFonts w:ascii="맑은 고딕" w:eastAsia="맑은 고딕" w:hAnsi="맑은 고딕" w:cs="굴림" w:hint="eastAsia"/>
+          <w:b/>
+          <w:bCs/>
+          <w:szCs w:val="24"/>
+          <w:kern w:val="0"/>
+          <w:rtl w:val="off"/>
+        </w:rPr>
+        <w:t xml:space="preserve"> </w:t>
+      </w:r>
+      <w:r>
+        <w:rPr>
+          <w:lang w:val="en-US" w:eastAsia="ko-KR" w:bidi="ar-SA"/>
+          <w:rFonts w:ascii="맑은 고딕" w:eastAsia="맑은 고딕" w:hAnsi="맑은 고딕" w:cs="굴림" w:hint="eastAsia"/>
+          <w:b/>
+          <w:bCs/>
+          <w:szCs w:val="24"/>
+          <w:kern w:val="0"/>
+        </w:rPr>
+        <w:t>디스크립터를 효율적으로 바인딩하는 구조</w:t>
+      </w:r>
+      <w:r>
+        <w:rPr>
+          <w:lang w:val="en-US" w:eastAsia="ko-KR" w:bidi="ar-SA"/>
+          <w:rFonts w:ascii="맑은 고딕" w:eastAsia="맑은 고딕" w:hAnsi="맑은 고딕" w:cs="굴림" w:hint="eastAsia"/>
+          <w:b/>
+          <w:bCs/>
+          <w:szCs w:val="24"/>
+          <w:kern w:val="0"/>
+          <w:rtl w:val="off"/>
+        </w:rPr>
+        <w:t>로 바꿈</w:t>
+      </w:r>
+    </w:p>
+    <w:p>
+      <w:pPr>
+        <w:autoSpaceDE w:val="off"/>
+        <w:autoSpaceDN w:val="off"/>
+        <w:widowControl w:val="off"/>
+        <w:wordWrap w:val="off"/>
+        <w:jc w:val="both"/>
+        <w:spacing w:after="160" w:line="259" w:lineRule="auto"/>
+        <w:rPr>
+          <w:lang w:val="en-US" w:eastAsia="ko-KR" w:bidi="ar-SA"/>
+          <w:rFonts w:ascii="맑은 고딕" w:eastAsia="맑은 고딕" w:hAnsi="맑은 고딕" w:cs="굴림" w:hint="eastAsia"/>
+          <w:b/>
+          <w:bCs/>
+          <w:szCs w:val="24"/>
+          <w:kern w:val="0"/>
+        </w:rPr>
+      </w:pPr>
+    </w:p>
+    <w:p>
+      <w:pPr>
+        <w:autoSpaceDE w:val="off"/>
+        <w:autoSpaceDN w:val="off"/>
+        <w:widowControl w:val="off"/>
+        <w:wordWrap w:val="off"/>
+        <w:jc w:val="both"/>
+        <w:spacing w:after="160" w:line="259" w:lineRule="auto"/>
+        <w:rPr/>
+      </w:pPr>
+      <w:r>
+        <w:rPr>
+          <w:lang w:val="en-US" w:eastAsia="ko-KR" w:bidi="ar-SA"/>
+          <w:rFonts w:ascii="맑은 고딕" w:eastAsia="맑은 고딕" w:hAnsi="맑은 고딕" w:cs="굴림" w:hint="eastAsia"/>
+          <w:b/>
+          <w:bCs/>
+          <w:szCs w:val="24"/>
+          <w:kern w:val="0"/>
+        </w:rPr>
+        <w:t>ReadGLTFMesh, RenderComponent 및 모든 스크립트 파일(MainPlayerScript 등)에서 기존 GltfMaterial에 대한 의존성을</w:t>
+      </w:r>
+      <w:r>
+        <w:rPr>
+          <w:lang w:val="en-US" w:eastAsia="ko-KR" w:bidi="ar-SA"/>
+          <w:rFonts w:ascii="맑은 고딕" w:eastAsia="맑은 고딕" w:hAnsi="맑은 고딕" w:cs="굴림" w:hint="eastAsia"/>
+          <w:b/>
+          <w:bCs/>
+          <w:szCs w:val="24"/>
+          <w:kern w:val="0"/>
+          <w:rtl w:val="off"/>
+        </w:rPr>
+        <w:t xml:space="preserve"> </w:t>
+      </w:r>
+      <w:r>
+        <w:rPr>
+          <w:lang w:val="en-US" w:eastAsia="ko-KR" w:bidi="ar-SA"/>
+          <w:rFonts w:ascii="맑은 고딕" w:eastAsia="맑은 고딕" w:hAnsi="맑은 고딕" w:cs="굴림" w:hint="eastAsia"/>
+          <w:b/>
+          <w:bCs/>
+          <w:szCs w:val="24"/>
+          <w:kern w:val="0"/>
+        </w:rPr>
+        <w:t>제거하고, 새로운 ResourceManager의 API를 사용하도록 코드를 전면 수정했</w:t>
+      </w:r>
+    </w:p>
+    <w:p>
+      <w:pPr>
+        <w:autoSpaceDE w:val="off"/>
+        <w:autoSpaceDN w:val="off"/>
+        <w:widowControl w:val="off"/>
+        <w:wordWrap w:val="off"/>
+        <w:jc w:val="both"/>
+        <w:spacing w:after="160" w:line="259" w:lineRule="auto"/>
+        <w:rPr>
+          <w:lang w:val="en-US" w:eastAsia="ko-KR" w:bidi="ar-SA"/>
+          <w:rFonts w:ascii="맑은 고딕" w:eastAsia="맑은 고딕" w:hAnsi="맑은 고딕" w:cs="굴림" w:hint="eastAsia"/>
+          <w:b/>
+          <w:bCs/>
+          <w:szCs w:val="24"/>
+          <w:kern w:val="0"/>
+        </w:rPr>
+      </w:pPr>
+    </w:p>
+    <w:p>
+      <w:pPr>
+        <w:autoSpaceDE w:val="off"/>
+        <w:autoSpaceDN w:val="off"/>
+        <w:widowControl w:val="off"/>
+        <w:wordWrap w:val="off"/>
+        <w:jc w:val="both"/>
+        <w:spacing w:after="160" w:line="259" w:lineRule="auto"/>
+        <w:rPr>
+          <w:lang w:val="en-US" w:eastAsia="ko-KR" w:bidi="ar-SA"/>
+          <w:rFonts w:ascii="맑은 고딕" w:eastAsia="맑은 고딕" w:hAnsi="맑은 고딕" w:cs="굴림" w:hint="eastAsia"/>
+          <w:b/>
+          <w:bCs/>
+          <w:szCs w:val="24"/>
+          <w:kern w:val="0"/>
         </w:rPr>
       </w:pPr>
     </w:p>
@@ -444,7 +1222,7 @@
       </w:tblGrid>
       <w:tr>
         <w:trPr>
-          <w:trHeight w:val="1692"/>
+          <w:trHeight w:val="1692" w:hRule="atLeast"/>
         </w:trPr>
         <w:tc>
           <w:tcPr>
@@ -476,8 +1254,106 @@
           </w:tcPr>
           <w:p>
             <w:pPr>
+              <w:autoSpaceDE w:val="off"/>
+              <w:autoSpaceDN w:val="off"/>
+              <w:widowControl w:val="off"/>
+              <w:wordWrap w:val="off"/>
               <w:jc w:val="left"/>
-            </w:pPr>
+              <w:spacing w:after="160" w:line="259" w:lineRule="auto"/>
+              <w:rPr>
+                <w:lang w:val="en-US" w:eastAsia="ko-KR" w:bidi="ar-SA"/>
+                <w:rFonts w:ascii="맑은 고딕" w:eastAsia="맑은 고딕" w:hAnsi="맑은 고딕" w:cs="굴림" w:hint="eastAsia"/>
+                <w:b/>
+                <w:bCs/>
+                <w:szCs w:val="24"/>
+                <w:kern w:val="0"/>
+              </w:rPr>
+            </w:pPr>
+            <w:r>
+              <w:rPr>
+                <w:lang w:val="en-US" w:eastAsia="ko-KR" w:bidi="ar-SA"/>
+                <w:rFonts w:ascii="맑은 고딕" w:eastAsia="맑은 고딕" w:hAnsi="맑은 고딕" w:cs="굴림" w:hint="eastAsia"/>
+                <w:b/>
+                <w:bCs/>
+                <w:szCs w:val="24"/>
+                <w:kern w:val="0"/>
+              </w:rPr>
+              <w:t>glTF 텍스쳐 매핑 관련 추가 수정 필요</w:t>
+            </w:r>
+          </w:p>
+          <w:p>
+            <w:pPr>
+              <w:autoSpaceDE w:val="off"/>
+              <w:autoSpaceDN w:val="off"/>
+              <w:widowControl w:val="off"/>
+              <w:wordWrap w:val="off"/>
+              <w:jc w:val="left"/>
+              <w:spacing w:after="160" w:line="259" w:lineRule="auto"/>
+              <w:rPr>
+                <w:lang w:val="en-US" w:eastAsia="ko-KR" w:bidi="ar-SA"/>
+                <w:rFonts w:ascii="맑은 고딕" w:eastAsia="맑은 고딕" w:hAnsi="맑은 고딕" w:cs="굴림" w:hint="eastAsia"/>
+                <w:b/>
+                <w:bCs/>
+                <w:szCs w:val="24"/>
+                <w:kern w:val="0"/>
+              </w:rPr>
+            </w:pPr>
+            <w:r>
+              <w:rPr>
+                <w:lang w:val="en-US" w:eastAsia="ko-KR" w:bidi="ar-SA"/>
+                <w:rFonts w:ascii="맑은 고딕" w:eastAsia="맑은 고딕" w:hAnsi="맑은 고딕" w:cs="굴림" w:hint="eastAsia"/>
+                <w:b/>
+                <w:bCs/>
+                <w:szCs w:val="24"/>
+                <w:kern w:val="0"/>
+              </w:rPr>
+              <w:t>현재</w:t>
+            </w:r>
+            <w:r>
+              <w:rPr>
+                <w:lang w:val="en-US" w:eastAsia="ko-KR" w:bidi="ar-SA"/>
+                <w:rFonts w:ascii="맑은 고딕" w:eastAsia="맑은 고딕" w:hAnsi="맑은 고딕" w:cs="굴림" w:hint="eastAsia"/>
+                <w:b/>
+                <w:bCs/>
+                <w:szCs w:val="24"/>
+                <w:kern w:val="0"/>
+                <w:rtl w:val="off"/>
+              </w:rPr>
+              <w:t xml:space="preserve"> </w:t>
+            </w:r>
+            <w:r>
+              <w:rPr>
+                <w:lang w:val="en-US" w:eastAsia="ko-KR" w:bidi="ar-SA"/>
+                <w:rFonts w:ascii="맑은 고딕" w:eastAsia="맑은 고딕" w:hAnsi="맑은 고딕" w:cs="굴림" w:hint="eastAsia"/>
+                <w:b/>
+                <w:bCs/>
+                <w:szCs w:val="24"/>
+                <w:kern w:val="0"/>
+              </w:rPr>
+              <w:t>l</w:t>
+            </w:r>
+            <w:r>
+              <w:rPr>
+                <w:lang w:val="en-US" w:eastAsia="ko-KR" w:bidi="ar-SA"/>
+                <w:rFonts w:ascii="맑은 고딕" w:eastAsia="맑은 고딕" w:hAnsi="맑은 고딕" w:cs="굴림" w:hint="eastAsia"/>
+                <w:b/>
+                <w:bCs/>
+                <w:szCs w:val="24"/>
+                <w:kern w:val="0"/>
+              </w:rPr>
+              <w:t>oad_materials_from_gltf</w:t>
+            </w:r>
+            <w:r>
+              <w:rPr>
+                <w:lang w:val="en-US" w:eastAsia="ko-KR" w:bidi="ar-SA"/>
+                <w:rFonts w:ascii="맑은 고딕" w:eastAsia="맑은 고딕" w:hAnsi="맑은 고딕" w:cs="굴림" w:hint="eastAsia"/>
+                <w:b/>
+                <w:bCs/>
+                <w:szCs w:val="24"/>
+                <w:kern w:val="0"/>
+              </w:rPr>
+              <w:t>에 대한 의존도가 높아 수정 필요</w:t>
+            </w:r>
           </w:p>
         </w:tc>
         <w:tc>
@@ -519,7 +1395,7 @@
       </w:tr>
       <w:tr>
         <w:trPr>
-          <w:trHeight w:val="590"/>
+          <w:trHeight w:val="590" w:hRule="atLeast"/>
         </w:trPr>
         <w:tc>
           <w:tcPr>
@@ -567,9 +1443,11 @@
             </w:r>
             <w:r>
               <w:rPr>
-                <w:rFonts w:hint="eastAsia"/>
-                <w:b/>
-                <w:sz w:val="22"/>
+                <w:lang w:eastAsia="ko-KR"/>
+                <w:rFonts w:hint="eastAsia"/>
+                <w:b/>
+                <w:sz w:val="22"/>
+                <w:rtl w:val="off"/>
               </w:rPr>
               <w:t>4</w:t>
             </w:r>
@@ -606,9 +1484,6 @@
           <w:p>
             <w:pPr>
               <w:jc w:val="center"/>
-              <w:rPr>
-                <w:rFonts w:hint="eastAsia"/>
-              </w:rPr>
             </w:pPr>
             <w:r>
               <w:rPr>
@@ -633,10 +1508,12 @@
             </w:r>
             <w:r>
               <w:rPr>
-                <w:rFonts w:hint="eastAsia"/>
-                <w:b/>
-              </w:rPr>
-              <w:t>17</w:t>
+                <w:lang w:eastAsia="ko-KR"/>
+                <w:rFonts w:hint="eastAsia"/>
+                <w:b/>
+                <w:rtl w:val="off"/>
+              </w:rPr>
+              <w:t>10</w:t>
             </w:r>
             <w:r>
               <w:rPr>
@@ -668,17 +1545,19 @@
             </w:r>
             <w:r>
               <w:rPr>
-                <w:rFonts w:hint="eastAsia"/>
-                <w:b/>
-              </w:rPr>
-              <w:t>23</w:t>
+                <w:lang w:eastAsia="ko-KR"/>
+                <w:rFonts w:hint="eastAsia"/>
+                <w:b/>
+                <w:rtl w:val="off"/>
+              </w:rPr>
+              <w:t>16</w:t>
             </w:r>
           </w:p>
         </w:tc>
       </w:tr>
       <w:tr>
         <w:trPr>
-          <w:trHeight w:val="1520"/>
+          <w:trHeight w:val="1520" w:hRule="atLeast"/>
         </w:trPr>
         <w:tc>
           <w:tcPr>
@@ -720,7 +1599,7 @@
       </w:tr>
       <w:tr>
         <w:trPr>
-          <w:trHeight w:val="1963"/>
+          <w:trHeight w:val="1963" w:hRule="atLeast"/>
         </w:trPr>
         <w:tc>
           <w:tcPr>
@@ -796,532 +1675,21 @@
 </w:document>
 </file>
 
-<file path=word/endnotes.xml><?xml version="1.0" encoding="utf-8"?>
-<w:endnotes xmlns:wpc="http://schemas.microsoft.com/office/word/2010/wordprocessingCanvas" xmlns:cx="http://schemas.microsoft.com/office/drawing/2014/chartex" xmlns:cx1="http://schemas.microsoft.com/office/drawing/2015/9/8/chartex" xmlns:cx2="http://schemas.microsoft.com/office/drawing/2015/10/21/chartex" xmlns:cx3="http://schemas.microsoft.com/office/drawing/2016/5/9/chartex" xmlns:cx4="http://schemas.microsoft.com/office/drawing/2016/5/10/chartex" xmlns:cx5="http://schemas.microsoft.com/office/drawing/2016/5/11/chartex" xmlns:cx6="http://schemas.microsoft.com/office/drawing/2016/5/12/chartex" xmlns:cx7="http://schemas.microsoft.com/office/drawing/2016/5/13/chartex" xmlns:cx8="http://schemas.microsoft.com/office/drawing/2016/5/14/chartex" xmlns:mc="http://schemas.openxmlformats.org/markup-compatibility/2006" xmlns:aink="http://schemas.microsoft.com/office/drawing/2016/ink" xmlns:am3d="http://schemas.microsoft.com/office/drawing/2017/model3d" xmlns:o="urn:schemas-microsoft-com:office:office" xmlns:oel="http://schemas.microsoft.com/office/2019/extlst" xmlns:r="http://schemas.openxmlformats.org/officeDocument/2006/relationships" xmlns:m="http://schemas.openxmlformats.org/officeDocument/2006/math" xmlns:v="urn:schemas-microsoft-com:vml" xmlns:wp14="http://schemas.microsoft.com/office/word/2010/wordprocessingDrawing" xmlns:wp="http://schemas.openxmlformats.org/drawingml/2006/wordprocessingDrawing" xmlns:w10="urn:schemas-microsoft-com:office:word" xmlns:w="http://schemas.openxmlformats.org/wordprocessingml/2006/main" xmlns:w14="http://schemas.microsoft.com/office/word/2010/wordml" xmlns:w15="http://schemas.microsoft.com/office/word/2012/wordml" xmlns:w16cex="http://schemas.microsoft.com/office/word/2018/wordml/cex" xmlns:w16cid="http://schemas.microsoft.com/office/word/2016/wordml/cid" xmlns:w16="http://schemas.microsoft.com/office/word/2018/wordml" xmlns:w16du="http://schemas.microsoft.com/office/word/2023/wordml/word16du" xmlns:w16sdtdh="http://schemas.microsoft.com/office/word/2020/wordml/sdtdatahash" xmlns:w16sdtfl="http://schemas.microsoft.com/office/word/2024/wordml/sdtformatlock" xmlns:w16se="http://schemas.microsoft.com/office/word/2015/wordml/symex" xmlns:wpg="http://schemas.microsoft.com/office/word/2010/wordprocessingGroup" xmlns:wpi="http://schemas.microsoft.com/office/word/2010/wordprocessingInk" xmlns:wne="http://schemas.microsoft.com/office/word/2006/wordml" xmlns:wps="http://schemas.microsoft.com/office/word/2010/wordprocessingShape" mc:Ignorable="w14 w15 w16se w16cid w16 w16cex w16sdtdh w16sdtfl w16du wp14">
-  <w:endnote w:type="separator" w:id="-1">
-    <w:p>
-      <w:pPr>
-        <w:spacing w:after="0" w:line="240" w:lineRule="auto"/>
-      </w:pPr>
-      <w:r>
-        <w:separator/>
-      </w:r>
-    </w:p>
-  </w:endnote>
-  <w:endnote w:type="continuationSeparator" w:id="0">
-    <w:p>
-      <w:pPr>
-        <w:spacing w:after="0" w:line="240" w:lineRule="auto"/>
-      </w:pPr>
-      <w:r>
-        <w:continuationSeparator/>
-      </w:r>
-    </w:p>
-  </w:endnote>
-</w:endnotes>
-</file>
-
-<file path=word/footnotes.xml><?xml version="1.0" encoding="utf-8"?>
-<w:footnotes xmlns:wpc="http://schemas.microsoft.com/office/word/2010/wordprocessingCanvas" xmlns:cx="http://schemas.microsoft.com/office/drawing/2014/chartex" xmlns:cx1="http://schemas.microsoft.com/office/drawing/2015/9/8/chartex" xmlns:cx2="http://schemas.microsoft.com/office/drawing/2015/10/21/chartex" xmlns:cx3="http://schemas.microsoft.com/office/drawing/2016/5/9/chartex" xmlns:cx4="http://schemas.microsoft.com/office/drawing/2016/5/10/chartex" xmlns:cx5="http://schemas.microsoft.com/office/drawing/2016/5/11/chartex" xmlns:cx6="http://schemas.microsoft.com/office/drawing/2016/5/12/chartex" xmlns:cx7="http://schemas.microsoft.com/office/drawing/2016/5/13/chartex" xmlns:cx8="http://schemas.microsoft.com/office/drawing/2016/5/14/chartex" xmlns:mc="http://schemas.openxmlformats.org/markup-compatibility/2006" xmlns:aink="http://schemas.microsoft.com/office/drawing/2016/ink" xmlns:am3d="http://schemas.microsoft.com/office/drawing/2017/model3d" xmlns:o="urn:schemas-microsoft-com:office:office" xmlns:oel="http://schemas.microsoft.com/office/2019/extlst" xmlns:r="http://schemas.openxmlformats.org/officeDocument/2006/relationships" xmlns:m="http://schemas.openxmlformats.org/officeDocument/2006/math" xmlns:v="urn:schemas-microsoft-com:vml" xmlns:wp14="http://schemas.microsoft.com/office/word/2010/wordprocessingDrawing" xmlns:wp="http://schemas.openxmlformats.org/drawingml/2006/wordprocessingDrawing" xmlns:w10="urn:schemas-microsoft-com:office:word" xmlns:w="http://schemas.openxmlformats.org/wordprocessingml/2006/main" xmlns:w14="http://schemas.microsoft.com/office/word/2010/wordml" xmlns:w15="http://schemas.microsoft.com/office/word/2012/wordml" xmlns:w16cex="http://schemas.microsoft.com/office/word/2018/wordml/cex" xmlns:w16cid="http://schemas.microsoft.com/office/word/2016/wordml/cid" xmlns:w16="http://schemas.microsoft.com/office/word/2018/wordml" xmlns:w16du="http://schemas.microsoft.com/office/word/2023/wordml/word16du" xmlns:w16sdtdh="http://schemas.microsoft.com/office/word/2020/wordml/sdtdatahash" xmlns:w16sdtfl="http://schemas.microsoft.com/office/word/2024/wordml/sdtformatlock" xmlns:w16se="http://schemas.microsoft.com/office/word/2015/wordml/symex" xmlns:wpg="http://schemas.microsoft.com/office/word/2010/wordprocessingGroup" xmlns:wpi="http://schemas.microsoft.com/office/word/2010/wordprocessingInk" xmlns:wne="http://schemas.microsoft.com/office/word/2006/wordml" xmlns:wps="http://schemas.microsoft.com/office/word/2010/wordprocessingShape" mc:Ignorable="w14 w15 w16se w16cid w16 w16cex w16sdtdh w16sdtfl w16du wp14">
-  <w:footnote w:type="separator" w:id="-1">
-    <w:p>
-      <w:pPr>
-        <w:spacing w:after="0" w:line="240" w:lineRule="auto"/>
-      </w:pPr>
-      <w:r>
-        <w:separator/>
-      </w:r>
-    </w:p>
-  </w:footnote>
-  <w:footnote w:type="continuationSeparator" w:id="0">
-    <w:p>
-      <w:pPr>
-        <w:spacing w:after="0" w:line="240" w:lineRule="auto"/>
-      </w:pPr>
-      <w:r>
-        <w:continuationSeparator/>
-      </w:r>
-    </w:p>
-  </w:footnote>
-</w:footnotes>
-</file>
-
-<file path=word/numbering.xml><?xml version="1.0" encoding="utf-8"?>
-<w:numbering xmlns:wpc="http://schemas.microsoft.com/office/word/2010/wordprocessingCanvas" xmlns:cx="http://schemas.microsoft.com/office/drawing/2014/chartex" xmlns:cx1="http://schemas.microsoft.com/office/drawing/2015/9/8/chartex" xmlns:cx2="http://schemas.microsoft.com/office/drawing/2015/10/21/chartex" xmlns:cx3="http://schemas.microsoft.com/office/drawing/2016/5/9/chartex" xmlns:cx4="http://schemas.microsoft.com/office/drawing/2016/5/10/chartex" xmlns:cx5="http://schemas.microsoft.com/office/drawing/2016/5/11/chartex" xmlns:cx6="http://schemas.microsoft.com/office/drawing/2016/5/12/chartex" xmlns:cx7="http://schemas.microsoft.com/office/drawing/2016/5/13/chartex" xmlns:cx8="http://schemas.microsoft.com/office/drawing/2016/5/14/chartex" xmlns:mc="http://schemas.openxmlformats.org/markup-compatibility/2006" xmlns:aink="http://schemas.microsoft.com/office/drawing/2016/ink" xmlns:am3d="http://schemas.microsoft.com/office/drawing/2017/model3d" xmlns:o="urn:schemas-microsoft-com:office:office" xmlns:oel="http://schemas.microsoft.com/office/2019/extlst" xmlns:r="http://schemas.openxmlformats.org/officeDocument/2006/relationships" xmlns:m="http://schemas.openxmlformats.org/officeDocument/2006/math" xmlns:v="urn:schemas-microsoft-com:vml" xmlns:wp14="http://schemas.microsoft.com/office/word/2010/wordprocessingDrawing" xmlns:wp="http://schemas.openxmlformats.org/drawingml/2006/wordprocessingDrawing" xmlns:w10="urn:schemas-microsoft-com:office:word" xmlns:w="http://schemas.openxmlformats.org/wordprocessingml/2006/main" xmlns:w14="http://schemas.microsoft.com/office/word/2010/wordml" xmlns:w15="http://schemas.microsoft.com/office/word/2012/wordml" xmlns:w16cex="http://schemas.microsoft.com/office/word/2018/wordml/cex" xmlns:w16cid="http://schemas.microsoft.com/office/word/2016/wordml/cid" xmlns:w16="http://schemas.microsoft.com/office/word/2018/wordml" xmlns:w16du="http://schemas.microsoft.com/office/word/2023/wordml/word16du" xmlns:w16sdtdh="http://schemas.microsoft.com/office/word/2020/wordml/sdtdatahash" xmlns:w16sdtfl="http://schemas.microsoft.com/office/word/2024/wordml/sdtformatlock" xmlns:w16se="http://schemas.microsoft.com/office/word/2015/wordml/symex" xmlns:wpg="http://schemas.microsoft.com/office/word/2010/wordprocessingGroup" xmlns:wpi="http://schemas.microsoft.com/office/word/2010/wordprocessingInk" xmlns:wne="http://schemas.microsoft.com/office/word/2006/wordml" xmlns:wps="http://schemas.microsoft.com/office/word/2010/wordprocessingShape" mc:Ignorable="w14 w15 w16se w16cid w16 w16cex w16sdtdh w16sdtfl w16du wp14">
-  <w:abstractNum w:abstractNumId="0" w15:restartNumberingAfterBreak="0">
-    <w:nsid w:val="6F1B277A"/>
-    <w:multiLevelType w:val="multilevel"/>
-    <w:tmpl w:val="3DC4FD60"/>
-    <w:lvl w:ilvl="0">
-      <w:start w:val="1"/>
-      <w:numFmt w:val="bullet"/>
-      <w:lvlText w:val=""/>
-      <w:lvlJc w:val="left"/>
-      <w:pPr>
-        <w:tabs>
-          <w:tab w:val="num" w:pos="720"/>
-        </w:tabs>
-        <w:ind w:left="720" w:hanging="360"/>
-      </w:pPr>
-      <w:rPr>
-        <w:rFonts w:ascii="Symbol" w:hAnsi="Symbol" w:hint="default"/>
-        <w:sz w:val="20"/>
-      </w:rPr>
-    </w:lvl>
-    <w:lvl w:ilvl="1">
-      <w:start w:val="1"/>
-      <w:numFmt w:val="bullet"/>
-      <w:lvlText w:val="o"/>
-      <w:lvlJc w:val="left"/>
-      <w:pPr>
-        <w:tabs>
-          <w:tab w:val="num" w:pos="1440"/>
-        </w:tabs>
-        <w:ind w:left="1440" w:hanging="360"/>
-      </w:pPr>
-      <w:rPr>
-        <w:rFonts w:ascii="Courier New" w:hAnsi="Courier New" w:hint="default"/>
-        <w:sz w:val="20"/>
-      </w:rPr>
-    </w:lvl>
-    <w:lvl w:ilvl="2">
-      <w:start w:val="1"/>
-      <w:numFmt w:val="bullet"/>
-      <w:lvlText w:val=""/>
-      <w:lvlJc w:val="left"/>
-      <w:pPr>
-        <w:tabs>
-          <w:tab w:val="num" w:pos="2160"/>
-        </w:tabs>
-        <w:ind w:left="2160" w:hanging="360"/>
-      </w:pPr>
-      <w:rPr>
-        <w:rFonts w:ascii="Wingdings" w:hAnsi="Wingdings" w:hint="default"/>
-        <w:sz w:val="20"/>
-      </w:rPr>
-    </w:lvl>
-    <w:lvl w:ilvl="3" w:tentative="1">
-      <w:start w:val="1"/>
-      <w:numFmt w:val="bullet"/>
-      <w:lvlText w:val=""/>
-      <w:lvlJc w:val="left"/>
-      <w:pPr>
-        <w:tabs>
-          <w:tab w:val="num" w:pos="2880"/>
-        </w:tabs>
-        <w:ind w:left="2880" w:hanging="360"/>
-      </w:pPr>
-      <w:rPr>
-        <w:rFonts w:ascii="Wingdings" w:hAnsi="Wingdings" w:hint="default"/>
-        <w:sz w:val="20"/>
-      </w:rPr>
-    </w:lvl>
-    <w:lvl w:ilvl="4" w:tentative="1">
-      <w:start w:val="1"/>
-      <w:numFmt w:val="bullet"/>
-      <w:lvlText w:val=""/>
-      <w:lvlJc w:val="left"/>
-      <w:pPr>
-        <w:tabs>
-          <w:tab w:val="num" w:pos="3600"/>
-        </w:tabs>
-        <w:ind w:left="3600" w:hanging="360"/>
-      </w:pPr>
-      <w:rPr>
-        <w:rFonts w:ascii="Wingdings" w:hAnsi="Wingdings" w:hint="default"/>
-        <w:sz w:val="20"/>
-      </w:rPr>
-    </w:lvl>
-    <w:lvl w:ilvl="5" w:tentative="1">
-      <w:start w:val="1"/>
-      <w:numFmt w:val="bullet"/>
-      <w:lvlText w:val=""/>
-      <w:lvlJc w:val="left"/>
-      <w:pPr>
-        <w:tabs>
-          <w:tab w:val="num" w:pos="4320"/>
-        </w:tabs>
-        <w:ind w:left="4320" w:hanging="360"/>
-      </w:pPr>
-      <w:rPr>
-        <w:rFonts w:ascii="Wingdings" w:hAnsi="Wingdings" w:hint="default"/>
-        <w:sz w:val="20"/>
-      </w:rPr>
-    </w:lvl>
-    <w:lvl w:ilvl="6" w:tentative="1">
-      <w:start w:val="1"/>
-      <w:numFmt w:val="bullet"/>
-      <w:lvlText w:val=""/>
-      <w:lvlJc w:val="left"/>
-      <w:pPr>
-        <w:tabs>
-          <w:tab w:val="num" w:pos="5040"/>
-        </w:tabs>
-        <w:ind w:left="5040" w:hanging="360"/>
-      </w:pPr>
-      <w:rPr>
-        <w:rFonts w:ascii="Wingdings" w:hAnsi="Wingdings" w:hint="default"/>
-        <w:sz w:val="20"/>
-      </w:rPr>
-    </w:lvl>
-    <w:lvl w:ilvl="7" w:tentative="1">
-      <w:start w:val="1"/>
-      <w:numFmt w:val="bullet"/>
-      <w:lvlText w:val=""/>
-      <w:lvlJc w:val="left"/>
-      <w:pPr>
-        <w:tabs>
-          <w:tab w:val="num" w:pos="5760"/>
-        </w:tabs>
-        <w:ind w:left="5760" w:hanging="360"/>
-      </w:pPr>
-      <w:rPr>
-        <w:rFonts w:ascii="Wingdings" w:hAnsi="Wingdings" w:hint="default"/>
-        <w:sz w:val="20"/>
-      </w:rPr>
-    </w:lvl>
-    <w:lvl w:ilvl="8" w:tentative="1">
-      <w:start w:val="1"/>
-      <w:numFmt w:val="bullet"/>
-      <w:lvlText w:val=""/>
-      <w:lvlJc w:val="left"/>
-      <w:pPr>
-        <w:tabs>
-          <w:tab w:val="num" w:pos="6480"/>
-        </w:tabs>
-        <w:ind w:left="6480" w:hanging="360"/>
-      </w:pPr>
-      <w:rPr>
-        <w:rFonts w:ascii="Wingdings" w:hAnsi="Wingdings" w:hint="default"/>
-        <w:sz w:val="20"/>
-      </w:rPr>
-    </w:lvl>
-  </w:abstractNum>
-  <w:abstractNum w:abstractNumId="1" w15:restartNumberingAfterBreak="0">
-    <w:nsid w:val="77235B65"/>
-    <w:multiLevelType w:val="multilevel"/>
-    <w:tmpl w:val="07D4B8B6"/>
-    <w:lvl w:ilvl="0">
-      <w:start w:val="1"/>
-      <w:numFmt w:val="bullet"/>
-      <w:lvlText w:val=""/>
-      <w:lvlJc w:val="left"/>
-      <w:pPr>
-        <w:tabs>
-          <w:tab w:val="num" w:pos="720"/>
-        </w:tabs>
-        <w:ind w:left="720" w:hanging="360"/>
-      </w:pPr>
-      <w:rPr>
-        <w:rFonts w:ascii="Symbol" w:hAnsi="Symbol" w:hint="default"/>
-        <w:sz w:val="20"/>
-      </w:rPr>
-    </w:lvl>
-    <w:lvl w:ilvl="1">
-      <w:start w:val="1"/>
-      <w:numFmt w:val="bullet"/>
-      <w:lvlText w:val="o"/>
-      <w:lvlJc w:val="left"/>
-      <w:pPr>
-        <w:tabs>
-          <w:tab w:val="num" w:pos="1440"/>
-        </w:tabs>
-        <w:ind w:left="1440" w:hanging="360"/>
-      </w:pPr>
-      <w:rPr>
-        <w:rFonts w:ascii="Courier New" w:hAnsi="Courier New" w:hint="default"/>
-        <w:sz w:val="20"/>
-      </w:rPr>
-    </w:lvl>
-    <w:lvl w:ilvl="2">
-      <w:start w:val="1"/>
-      <w:numFmt w:val="bullet"/>
-      <w:lvlText w:val=""/>
-      <w:lvlJc w:val="left"/>
-      <w:pPr>
-        <w:tabs>
-          <w:tab w:val="num" w:pos="2160"/>
-        </w:tabs>
-        <w:ind w:left="2160" w:hanging="360"/>
-      </w:pPr>
-      <w:rPr>
-        <w:rFonts w:ascii="Wingdings" w:hAnsi="Wingdings" w:hint="default"/>
-        <w:sz w:val="20"/>
-      </w:rPr>
-    </w:lvl>
-    <w:lvl w:ilvl="3" w:tentative="1">
-      <w:start w:val="1"/>
-      <w:numFmt w:val="bullet"/>
-      <w:lvlText w:val=""/>
-      <w:lvlJc w:val="left"/>
-      <w:pPr>
-        <w:tabs>
-          <w:tab w:val="num" w:pos="2880"/>
-        </w:tabs>
-        <w:ind w:left="2880" w:hanging="360"/>
-      </w:pPr>
-      <w:rPr>
-        <w:rFonts w:ascii="Wingdings" w:hAnsi="Wingdings" w:hint="default"/>
-        <w:sz w:val="20"/>
-      </w:rPr>
-    </w:lvl>
-    <w:lvl w:ilvl="4" w:tentative="1">
-      <w:start w:val="1"/>
-      <w:numFmt w:val="bullet"/>
-      <w:lvlText w:val=""/>
-      <w:lvlJc w:val="left"/>
-      <w:pPr>
-        <w:tabs>
-          <w:tab w:val="num" w:pos="3600"/>
-        </w:tabs>
-        <w:ind w:left="3600" w:hanging="360"/>
-      </w:pPr>
-      <w:rPr>
-        <w:rFonts w:ascii="Wingdings" w:hAnsi="Wingdings" w:hint="default"/>
-        <w:sz w:val="20"/>
-      </w:rPr>
-    </w:lvl>
-    <w:lvl w:ilvl="5" w:tentative="1">
-      <w:start w:val="1"/>
-      <w:numFmt w:val="bullet"/>
-      <w:lvlText w:val=""/>
-      <w:lvlJc w:val="left"/>
-      <w:pPr>
-        <w:tabs>
-          <w:tab w:val="num" w:pos="4320"/>
-        </w:tabs>
-        <w:ind w:left="4320" w:hanging="360"/>
-      </w:pPr>
-      <w:rPr>
-        <w:rFonts w:ascii="Wingdings" w:hAnsi="Wingdings" w:hint="default"/>
-        <w:sz w:val="20"/>
-      </w:rPr>
-    </w:lvl>
-    <w:lvl w:ilvl="6" w:tentative="1">
-      <w:start w:val="1"/>
-      <w:numFmt w:val="bullet"/>
-      <w:lvlText w:val=""/>
-      <w:lvlJc w:val="left"/>
-      <w:pPr>
-        <w:tabs>
-          <w:tab w:val="num" w:pos="5040"/>
-        </w:tabs>
-        <w:ind w:left="5040" w:hanging="360"/>
-      </w:pPr>
-      <w:rPr>
-        <w:rFonts w:ascii="Wingdings" w:hAnsi="Wingdings" w:hint="default"/>
-        <w:sz w:val="20"/>
-      </w:rPr>
-    </w:lvl>
-    <w:lvl w:ilvl="7" w:tentative="1">
-      <w:start w:val="1"/>
-      <w:numFmt w:val="bullet"/>
-      <w:lvlText w:val=""/>
-      <w:lvlJc w:val="left"/>
-      <w:pPr>
-        <w:tabs>
-          <w:tab w:val="num" w:pos="5760"/>
-        </w:tabs>
-        <w:ind w:left="5760" w:hanging="360"/>
-      </w:pPr>
-      <w:rPr>
-        <w:rFonts w:ascii="Wingdings" w:hAnsi="Wingdings" w:hint="default"/>
-        <w:sz w:val="20"/>
-      </w:rPr>
-    </w:lvl>
-    <w:lvl w:ilvl="8" w:tentative="1">
-      <w:start w:val="1"/>
-      <w:numFmt w:val="bullet"/>
-      <w:lvlText w:val=""/>
-      <w:lvlJc w:val="left"/>
-      <w:pPr>
-        <w:tabs>
-          <w:tab w:val="num" w:pos="6480"/>
-        </w:tabs>
-        <w:ind w:left="6480" w:hanging="360"/>
-      </w:pPr>
-      <w:rPr>
-        <w:rFonts w:ascii="Wingdings" w:hAnsi="Wingdings" w:hint="default"/>
-        <w:sz w:val="20"/>
-      </w:rPr>
-    </w:lvl>
-  </w:abstractNum>
-  <w:abstractNum w:abstractNumId="2" w15:restartNumberingAfterBreak="0">
-    <w:nsid w:val="79DF3ADD"/>
-    <w:multiLevelType w:val="multilevel"/>
-    <w:tmpl w:val="C68C6A22"/>
-    <w:lvl w:ilvl="0">
-      <w:start w:val="1"/>
-      <w:numFmt w:val="bullet"/>
-      <w:lvlText w:val=""/>
-      <w:lvlJc w:val="left"/>
-      <w:pPr>
-        <w:tabs>
-          <w:tab w:val="num" w:pos="720"/>
-        </w:tabs>
-        <w:ind w:left="720" w:hanging="360"/>
-      </w:pPr>
-      <w:rPr>
-        <w:rFonts w:ascii="Symbol" w:hAnsi="Symbol" w:hint="default"/>
-        <w:sz w:val="20"/>
-      </w:rPr>
-    </w:lvl>
-    <w:lvl w:ilvl="1">
-      <w:start w:val="1"/>
-      <w:numFmt w:val="bullet"/>
-      <w:lvlText w:val="o"/>
-      <w:lvlJc w:val="left"/>
-      <w:pPr>
-        <w:tabs>
-          <w:tab w:val="num" w:pos="1440"/>
-        </w:tabs>
-        <w:ind w:left="1440" w:hanging="360"/>
-      </w:pPr>
-      <w:rPr>
-        <w:rFonts w:ascii="Courier New" w:hAnsi="Courier New" w:hint="default"/>
-        <w:sz w:val="20"/>
-      </w:rPr>
-    </w:lvl>
-    <w:lvl w:ilvl="2">
-      <w:start w:val="1"/>
-      <w:numFmt w:val="bullet"/>
-      <w:lvlText w:val=""/>
-      <w:lvlJc w:val="left"/>
-      <w:pPr>
-        <w:tabs>
-          <w:tab w:val="num" w:pos="2160"/>
-        </w:tabs>
-        <w:ind w:left="2160" w:hanging="360"/>
-      </w:pPr>
-      <w:rPr>
-        <w:rFonts w:ascii="Wingdings" w:hAnsi="Wingdings" w:hint="default"/>
-        <w:sz w:val="20"/>
-      </w:rPr>
-    </w:lvl>
-    <w:lvl w:ilvl="3" w:tentative="1">
-      <w:start w:val="1"/>
-      <w:numFmt w:val="bullet"/>
-      <w:lvlText w:val=""/>
-      <w:lvlJc w:val="left"/>
-      <w:pPr>
-        <w:tabs>
-          <w:tab w:val="num" w:pos="2880"/>
-        </w:tabs>
-        <w:ind w:left="2880" w:hanging="360"/>
-      </w:pPr>
-      <w:rPr>
-        <w:rFonts w:ascii="Wingdings" w:hAnsi="Wingdings" w:hint="default"/>
-        <w:sz w:val="20"/>
-      </w:rPr>
-    </w:lvl>
-    <w:lvl w:ilvl="4" w:tentative="1">
-      <w:start w:val="1"/>
-      <w:numFmt w:val="bullet"/>
-      <w:lvlText w:val=""/>
-      <w:lvlJc w:val="left"/>
-      <w:pPr>
-        <w:tabs>
-          <w:tab w:val="num" w:pos="3600"/>
-        </w:tabs>
-        <w:ind w:left="3600" w:hanging="360"/>
-      </w:pPr>
-      <w:rPr>
-        <w:rFonts w:ascii="Wingdings" w:hAnsi="Wingdings" w:hint="default"/>
-        <w:sz w:val="20"/>
-      </w:rPr>
-    </w:lvl>
-    <w:lvl w:ilvl="5" w:tentative="1">
-      <w:start w:val="1"/>
-      <w:numFmt w:val="bullet"/>
-      <w:lvlText w:val=""/>
-      <w:lvlJc w:val="left"/>
-      <w:pPr>
-        <w:tabs>
-          <w:tab w:val="num" w:pos="4320"/>
-        </w:tabs>
-        <w:ind w:left="4320" w:hanging="360"/>
-      </w:pPr>
-      <w:rPr>
-        <w:rFonts w:ascii="Wingdings" w:hAnsi="Wingdings" w:hint="default"/>
-        <w:sz w:val="20"/>
-      </w:rPr>
-    </w:lvl>
-    <w:lvl w:ilvl="6" w:tentative="1">
-      <w:start w:val="1"/>
-      <w:numFmt w:val="bullet"/>
-      <w:lvlText w:val=""/>
-      <w:lvlJc w:val="left"/>
-      <w:pPr>
-        <w:tabs>
-          <w:tab w:val="num" w:pos="5040"/>
-        </w:tabs>
-        <w:ind w:left="5040" w:hanging="360"/>
-      </w:pPr>
-      <w:rPr>
-        <w:rFonts w:ascii="Wingdings" w:hAnsi="Wingdings" w:hint="default"/>
-        <w:sz w:val="20"/>
-      </w:rPr>
-    </w:lvl>
-    <w:lvl w:ilvl="7" w:tentative="1">
-      <w:start w:val="1"/>
-      <w:numFmt w:val="bullet"/>
-      <w:lvlText w:val=""/>
-      <w:lvlJc w:val="left"/>
-      <w:pPr>
-        <w:tabs>
-          <w:tab w:val="num" w:pos="5760"/>
-        </w:tabs>
-        <w:ind w:left="5760" w:hanging="360"/>
-      </w:pPr>
-      <w:rPr>
-        <w:rFonts w:ascii="Wingdings" w:hAnsi="Wingdings" w:hint="default"/>
-        <w:sz w:val="20"/>
-      </w:rPr>
-    </w:lvl>
-    <w:lvl w:ilvl="8" w:tentative="1">
-      <w:start w:val="1"/>
-      <w:numFmt w:val="bullet"/>
-      <w:lvlText w:val=""/>
-      <w:lvlJc w:val="left"/>
-      <w:pPr>
-        <w:tabs>
-          <w:tab w:val="num" w:pos="6480"/>
-        </w:tabs>
-        <w:ind w:left="6480" w:hanging="360"/>
-      </w:pPr>
-      <w:rPr>
-        <w:rFonts w:ascii="Wingdings" w:hAnsi="Wingdings" w:hint="default"/>
-        <w:sz w:val="20"/>
-      </w:rPr>
-    </w:lvl>
-  </w:abstractNum>
-  <w:num w:numId="1" w16cid:durableId="167258185">
-    <w:abstractNumId w:val="0"/>
-  </w:num>
-  <w:num w:numId="2" w16cid:durableId="648560002">
-    <w:abstractNumId w:val="1"/>
-  </w:num>
-  <w:num w:numId="3" w16cid:durableId="1814709158">
-    <w:abstractNumId w:val="2"/>
-  </w:num>
-</w:numbering>
-</file>
-
 <file path=word/styles.xml><?xml version="1.0" encoding="utf-8"?>
-<w:styles xmlns:mc="http://schemas.openxmlformats.org/markup-compatibility/2006" xmlns:r="http://schemas.openxmlformats.org/officeDocument/2006/relationships" xmlns:w="http://schemas.openxmlformats.org/wordprocessingml/2006/main" xmlns:w14="http://schemas.microsoft.com/office/word/2010/wordml" xmlns:w15="http://schemas.microsoft.com/office/word/2012/wordml" xmlns:w16cex="http://schemas.microsoft.com/office/word/2018/wordml/cex" xmlns:w16cid="http://schemas.microsoft.com/office/word/2016/wordml/cid" xmlns:w16="http://schemas.microsoft.com/office/word/2018/wordml" xmlns:w16du="http://schemas.microsoft.com/office/word/2023/wordml/word16du" xmlns:w16sdtdh="http://schemas.microsoft.com/office/word/2020/wordml/sdtdatahash" xmlns:w16sdtfl="http://schemas.microsoft.com/office/word/2024/wordml/sdtformatlock" xmlns:w16se="http://schemas.microsoft.com/office/word/2015/wordml/symex" mc:Ignorable="w14 w15 w16se w16cid w16 w16cex w16sdtdh w16sdtfl w16du">
+<w:styles xmlns:r="http://schemas.openxmlformats.org/officeDocument/2006/relationships" xmlns:w="http://schemas.openxmlformats.org/wordprocessingml/2006/main">
   <w:docDefaults>
     <w:rPrDefault>
       <w:rPr>
+        <w:lang w:val="en-US" w:eastAsia="ko-KR" w:bidi="ar-SA"/>
         <w:rFonts w:asciiTheme="minorHAnsi" w:eastAsiaTheme="minorEastAsia" w:hAnsiTheme="minorHAnsi" w:cstheme="minorEastAsia"/>
+        <w:szCs w:val="22"/>
         <w:kern w:val="2"/>
-        <w:szCs w:val="22"/>
-        <w:lang w:val="en-US" w:eastAsia="ko-KR" w:bidi="ar-SA"/>
       </w:rPr>
     </w:rPrDefault>
     <w:pPrDefault>
       <w:pPr>
+        <w:jc w:val="both"/>
         <w:spacing w:after="160" w:line="259" w:lineRule="auto"/>
-        <w:jc w:val="both"/>
       </w:pPr>
     </w:pPrDefault>
   </w:docDefaults>
@@ -1420,7 +1788,7 @@
     <w:lsdException w:name="E-mail Signature" w:semiHidden="1" w:unhideWhenUsed="1"/>
     <w:lsdException w:name="HTML Top of Form" w:semiHidden="1" w:unhideWhenUsed="1"/>
     <w:lsdException w:name="HTML Bottom of Form" w:semiHidden="1" w:unhideWhenUsed="1"/>
-    <w:lsdException w:name="Normal (Web)" w:semiHidden="1" w:uiPriority="99" w:unhideWhenUsed="1"/>
+    <w:lsdException w:name="Normal (Web)" w:semiHidden="1" w:uiPriority="339" w:unhideWhenUsed="1"/>
     <w:lsdException w:name="HTML Acronym" w:semiHidden="1" w:unhideWhenUsed="1"/>
     <w:lsdException w:name="HTML Address" w:semiHidden="1" w:unhideWhenUsed="1"/>
     <w:lsdException w:name="HTML Cite" w:semiHidden="1" w:unhideWhenUsed="1"/>
@@ -1596,17 +1964,16 @@
     <w:lsdException w:name="Smart Hyperlink" w:semiHidden="1" w:unhideWhenUsed="1"/>
     <w:lsdException w:name="Hashtag" w:semiHidden="1" w:unhideWhenUsed="1"/>
     <w:lsdException w:name="Unresolved Mention" w:semiHidden="1" w:unhideWhenUsed="1"/>
-    <w:lsdException w:name="Smart Link" w:semiHidden="1" w:uiPriority="99" w:unhideWhenUsed="1"/>
+    <w:lsdException w:name="Smart Link" w:semiHidden="1" w:uiPriority="339" w:unhideWhenUsed="1"/>
   </w:latentStyles>
   <w:style w:type="paragraph" w:default="1" w:styleId="a">
     <w:name w:val="Normal"/>
     <w:qFormat/>
-    <w:rsid w:val="00C03EF2"/>
     <w:pPr>
-      <w:widowControl w:val="0"/>
-      <w:wordWrap w:val="0"/>
-      <w:autoSpaceDE w:val="0"/>
-      <w:autoSpaceDN w:val="0"/>
+      <w:autoSpaceDE w:val="off"/>
+      <w:autoSpaceDN w:val="off"/>
+      <w:widowControl w:val="off"/>
+      <w:wordWrap w:val="off"/>
     </w:pPr>
   </w:style>
   <w:style w:type="character" w:default="1" w:styleId="a0">
@@ -1638,8 +2005,8 @@
   </w:style>
   <w:style w:type="table" w:customStyle="1" w:styleId="1">
     <w:name w:val="표 구분선1"/>
+    <w:uiPriority w:val="39"/>
     <w:basedOn w:val="a1"/>
-    <w:uiPriority w:val="39"/>
     <w:pPr>
       <w:spacing w:after="0" w:line="240" w:lineRule="auto"/>
     </w:pPr>
@@ -1656,8 +2023,8 @@
   </w:style>
   <w:style w:type="paragraph" w:styleId="a3">
     <w:name w:val="List Paragraph"/>
+    <w:uiPriority w:val="34"/>
     <w:basedOn w:val="a"/>
-    <w:uiPriority w:val="34"/>
     <w:qFormat/>
     <w:pPr>
       <w:ind w:leftChars="400" w:left="800"/>
@@ -1665,43 +2032,43 @@
   </w:style>
   <w:style w:type="paragraph" w:styleId="a4">
     <w:name w:val="header"/>
+    <w:uiPriority w:val="99"/>
     <w:basedOn w:val="a"/>
     <w:link w:val="Char"/>
-    <w:uiPriority w:val="99"/>
     <w:unhideWhenUsed/>
     <w:pPr>
+      <w:snapToGrid w:val="0"/>
       <w:tabs>
         <w:tab w:val="center" w:pos="4513"/>
         <w:tab w:val="right" w:pos="9026"/>
       </w:tabs>
-      <w:snapToGrid w:val="0"/>
     </w:pPr>
   </w:style>
   <w:style w:type="character" w:customStyle="1" w:styleId="Char">
     <w:name w:val="머리글 Char"/>
+    <w:uiPriority w:val="99"/>
     <w:basedOn w:val="a0"/>
     <w:link w:val="a4"/>
-    <w:uiPriority w:val="99"/>
   </w:style>
   <w:style w:type="paragraph" w:styleId="a5">
     <w:name w:val="footer"/>
+    <w:uiPriority w:val="99"/>
     <w:basedOn w:val="a"/>
     <w:link w:val="Char0"/>
-    <w:uiPriority w:val="99"/>
     <w:unhideWhenUsed/>
     <w:pPr>
+      <w:snapToGrid w:val="0"/>
       <w:tabs>
         <w:tab w:val="center" w:pos="4513"/>
         <w:tab w:val="right" w:pos="9026"/>
       </w:tabs>
-      <w:snapToGrid w:val="0"/>
     </w:pPr>
   </w:style>
   <w:style w:type="character" w:customStyle="1" w:styleId="Char0">
     <w:name w:val="바닥글 Char"/>
+    <w:uiPriority w:val="99"/>
     <w:basedOn w:val="a0"/>
     <w:link w:val="a5"/>
-    <w:uiPriority w:val="99"/>
   </w:style>
   <w:style w:type="character" w:styleId="a6">
     <w:name w:val="Hyperlink"/>
@@ -1709,7 +2076,7 @@
     <w:unhideWhenUsed/>
     <w:rPr>
       <w:color w:val="0563C1"/>
-      <w:u w:val="single"/>
+      <w:u w:val="single" w:color="auto"/>
     </w:rPr>
   </w:style>
   <w:style w:type="character" w:customStyle="1" w:styleId="10">
@@ -1724,8 +2091,8 @@
   </w:style>
   <w:style w:type="character" w:styleId="HTML">
     <w:name w:val="HTML Code"/>
+    <w:uiPriority w:val="99"/>
     <w:basedOn w:val="a0"/>
-    <w:uiPriority w:val="99"/>
     <w:semiHidden/>
     <w:unhideWhenUsed/>
     <w:rPr>
@@ -1736,8 +2103,8 @@
   </w:style>
   <w:style w:type="character" w:styleId="a7">
     <w:name w:val="Strong"/>
+    <w:uiPriority w:val="22"/>
     <w:basedOn w:val="a0"/>
-    <w:uiPriority w:val="22"/>
     <w:qFormat/>
     <w:rPr>
       <w:b/>
@@ -1746,8 +2113,8 @@
   </w:style>
   <w:style w:type="paragraph" w:styleId="a8">
     <w:name w:val="Normal (Web)"/>
+    <w:uiPriority w:val="99"/>
     <w:basedOn w:val="a"/>
-    <w:uiPriority w:val="99"/>
     <w:unhideWhenUsed/>
     <w:rPr>
       <w:rFonts w:ascii="Times New Roman" w:hAnsi="Times New Roman" w:cs="Times New Roman"/>
@@ -1758,7 +2125,6 @@
   <w:style w:type="character" w:customStyle="1" w:styleId="cm-m-clike">
     <w:name w:val="cm-m-clike"/>
     <w:basedOn w:val="a0"/>
-    <w:rsid w:val="00C43E91"/>
   </w:style>
 </w:styles>
 </file>

--- a/작업일지/13주차.docx
+++ b/작업일지/13주차.docx
@@ -1,6 +1,6 @@
 
 <file path=word/document.xml><?xml version="1.0" encoding="utf-8"?>
-<w:document xmlns:wpc="http://schemas.microsoft.com/office/word/2010/wordprocessingCanvas" xmlns:mc="http://schemas.openxmlformats.org/markup-compatibility/2006" xmlns:o="urn:schemas-microsoft-com:office:office" xmlns:r="http://schemas.openxmlformats.org/officeDocument/2006/relationships" xmlns:m="http://schemas.openxmlformats.org/officeDocument/2006/math" xmlns:v="urn:schemas-microsoft-com:vml" xmlns:wp14="http://schemas.microsoft.com/office/word/2010/wordprocessingDrawing" xmlns:wp="http://schemas.openxmlformats.org/drawingml/2006/wordprocessingDrawing" xmlns:w10="urn:schemas-microsoft-com:office:word" xmlns:w="http://schemas.openxmlformats.org/wordprocessingml/2006/main" xmlns:w14="http://schemas.microsoft.com/office/word/2010/wordml" xmlns:w15="http://schemas.microsoft.com/office/word/2012/wordml" xmlns:wpg="http://schemas.microsoft.com/office/word/2010/wordprocessingGroup" xmlns:wpi="http://schemas.microsoft.com/office/word/2010/wordprocessingInk" xmlns:wne="http://schemas.microsoft.com/office/word/2006/wordml" xmlns:wps="http://schemas.microsoft.com/office/word/2010/wordprocessingShape">
+<w:document xmlns:wpc="http://schemas.microsoft.com/office/word/2010/wordprocessingCanvas" xmlns:cx="http://schemas.microsoft.com/office/drawing/2014/chartex" xmlns:cx1="http://schemas.microsoft.com/office/drawing/2015/9/8/chartex" xmlns:cx2="http://schemas.microsoft.com/office/drawing/2015/10/21/chartex" xmlns:cx3="http://schemas.microsoft.com/office/drawing/2016/5/9/chartex" xmlns:cx4="http://schemas.microsoft.com/office/drawing/2016/5/10/chartex" xmlns:cx5="http://schemas.microsoft.com/office/drawing/2016/5/11/chartex" xmlns:cx6="http://schemas.microsoft.com/office/drawing/2016/5/12/chartex" xmlns:cx7="http://schemas.microsoft.com/office/drawing/2016/5/13/chartex" xmlns:cx8="http://schemas.microsoft.com/office/drawing/2016/5/14/chartex" xmlns:mc="http://schemas.openxmlformats.org/markup-compatibility/2006" xmlns:aink="http://schemas.microsoft.com/office/drawing/2016/ink" xmlns:am3d="http://schemas.microsoft.com/office/drawing/2017/model3d" xmlns:o="urn:schemas-microsoft-com:office:office" xmlns:oel="http://schemas.microsoft.com/office/2019/extlst" xmlns:r="http://schemas.openxmlformats.org/officeDocument/2006/relationships" xmlns:m="http://schemas.openxmlformats.org/officeDocument/2006/math" xmlns:v="urn:schemas-microsoft-com:vml" xmlns:wp14="http://schemas.microsoft.com/office/word/2010/wordprocessingDrawing" xmlns:wp="http://schemas.openxmlformats.org/drawingml/2006/wordprocessingDrawing" xmlns:w10="urn:schemas-microsoft-com:office:word" xmlns:w="http://schemas.openxmlformats.org/wordprocessingml/2006/main" xmlns:w14="http://schemas.microsoft.com/office/word/2010/wordml" xmlns:w15="http://schemas.microsoft.com/office/word/2012/wordml" xmlns:w16cex="http://schemas.microsoft.com/office/word/2018/wordml/cex" xmlns:w16cid="http://schemas.microsoft.com/office/word/2016/wordml/cid" xmlns:w16="http://schemas.microsoft.com/office/word/2018/wordml" xmlns:w16du="http://schemas.microsoft.com/office/word/2023/wordml/word16du" xmlns:w16sdtdh="http://schemas.microsoft.com/office/word/2020/wordml/sdtdatahash" xmlns:w16sdtfl="http://schemas.microsoft.com/office/word/2024/wordml/sdtformatlock" xmlns:w16se="http://schemas.microsoft.com/office/word/2015/wordml/symex" xmlns:wpg="http://schemas.microsoft.com/office/word/2010/wordprocessingGroup" xmlns:wpi="http://schemas.microsoft.com/office/word/2010/wordprocessingInk" xmlns:wne="http://schemas.microsoft.com/office/word/2006/wordml" xmlns:wps="http://schemas.microsoft.com/office/word/2010/wordprocessingShape" mc:Ignorable="w14 w15 w16se w16cid w16 w16cex w16sdtdh w16sdtfl w16du wp14">
   <w:body>
     <w:tbl>
       <w:tblPr>
@@ -19,7 +19,7 @@
       </w:tblGrid>
       <w:tr>
         <w:trPr>
-          <w:trHeight w:val="888" w:hRule="atLeast"/>
+          <w:trHeight w:val="888"/>
         </w:trPr>
         <w:tc>
           <w:tcPr>
@@ -93,11 +93,6 @@
                 <w:szCs w:val="20"/>
               </w:rPr>
               <w:br/>
-            </w:r>
-            <w:r>
-              <w:rPr>
-                <w:szCs w:val="20"/>
-              </w:rPr>
               <w:t>2021180035 임찬진</w:t>
             </w:r>
           </w:p>
@@ -150,7 +145,7 @@
       </w:tr>
       <w:tr>
         <w:trPr>
-          <w:trHeight w:val="648" w:hRule="atLeast"/>
+          <w:trHeight w:val="648"/>
         </w:trPr>
         <w:tc>
           <w:tcPr>
@@ -192,16 +187,7 @@
                 <w:rFonts w:hint="eastAsia"/>
                 <w:b/>
               </w:rPr>
-              <w:t>1</w:t>
-            </w:r>
-            <w:r>
-              <w:rPr>
-                <w:lang w:eastAsia="ko-KR"/>
-                <w:rFonts w:hint="eastAsia"/>
-                <w:b/>
-                <w:rtl w:val="off"/>
-              </w:rPr>
-              <w:t>3</w:t>
+              <w:t>13</w:t>
             </w:r>
           </w:p>
         </w:tc>
@@ -245,60 +231,7 @@
                 <w:rFonts w:hint="eastAsia"/>
                 <w:b/>
               </w:rPr>
-              <w:t>2025.</w:t>
-            </w:r>
-            <w:r>
-              <w:rPr>
-                <w:rFonts w:hint="eastAsia"/>
-                <w:b/>
-              </w:rPr>
-              <w:t>1</w:t>
-            </w:r>
-            <w:r>
-              <w:rPr>
-                <w:lang w:eastAsia="ko-KR"/>
-                <w:rFonts w:hint="eastAsia"/>
-                <w:b/>
-                <w:rtl w:val="off"/>
-              </w:rPr>
-              <w:t>1.03</w:t>
-            </w:r>
-            <w:r>
-              <w:rPr>
-                <w:rFonts w:hint="eastAsia"/>
-                <w:b/>
-              </w:rPr>
-              <w:t xml:space="preserve"> ~ 2025.</w:t>
-            </w:r>
-            <w:r>
-              <w:rPr>
-                <w:rFonts w:hint="eastAsia"/>
-                <w:b/>
-              </w:rPr>
-              <w:t>1</w:t>
-            </w:r>
-            <w:r>
-              <w:rPr>
-                <w:rFonts w:hint="eastAsia"/>
-                <w:b/>
-              </w:rPr>
-              <w:t>1</w:t>
-            </w:r>
-            <w:r>
-              <w:rPr>
-                <w:rFonts w:hint="eastAsia"/>
-                <w:b/>
-              </w:rPr>
-              <w:t>.</w:t>
-            </w:r>
-            <w:r>
-              <w:rPr>
-                <w:lang w:eastAsia="ko-KR"/>
-                <w:rFonts w:hint="eastAsia"/>
-                <w:b/>
-                <w:rtl w:val="off"/>
-              </w:rPr>
-              <w:t>09</w:t>
+              <w:t>2025.11.03 ~ 2025.11.09</w:t>
             </w:r>
           </w:p>
         </w:tc>
@@ -356,7 +289,7 @@
       </w:tr>
       <w:tr>
         <w:trPr>
-          <w:trHeight w:val="1266" w:hRule="atLeast"/>
+          <w:trHeight w:val="1266"/>
         </w:trPr>
         <w:tc>
           <w:tcPr>
@@ -390,20 +323,15 @@
           <w:p>
             <w:pPr>
               <w:rPr>
-                <w:lang w:eastAsia="ko-KR"/>
+                <w:b/>
+                <w:bCs/>
+              </w:rPr>
+            </w:pPr>
+            <w:r>
+              <w:rPr>
                 <w:rFonts w:hint="eastAsia"/>
                 <w:b/>
                 <w:bCs/>
-                <w:rtl w:val="off"/>
-              </w:rPr>
-            </w:pPr>
-            <w:r>
-              <w:rPr>
-                <w:lang w:eastAsia="ko-KR"/>
-                <w:rFonts w:hint="eastAsia"/>
-                <w:b/>
-                <w:bCs/>
-                <w:rtl w:val="off"/>
               </w:rPr>
               <w:t>glTF 표준에 맞는 텍스쳐 매핑 성공</w:t>
             </w:r>
@@ -411,18 +339,15 @@
           <w:p>
             <w:pPr>
               <w:rPr>
+                <w:b/>
+                <w:bCs/>
+              </w:rPr>
+            </w:pPr>
+            <w:r>
+              <w:rPr>
                 <w:rFonts w:hint="eastAsia"/>
                 <w:b/>
                 <w:bCs/>
-              </w:rPr>
-            </w:pPr>
-            <w:r>
-              <w:rPr>
-                <w:lang w:eastAsia="ko-KR"/>
-                <w:rFonts w:hint="eastAsia"/>
-                <w:b/>
-                <w:bCs/>
-                <w:rtl w:val="off"/>
               </w:rPr>
               <w:t>ResourceManager 관련 리팩토링</w:t>
             </w:r>
@@ -433,60 +358,48 @@
     <w:p>
       <w:pPr>
         <w:rPr>
+          <w:b/>
+          <w:sz w:val="22"/>
+        </w:rPr>
+      </w:pPr>
+    </w:p>
+    <w:p>
+      <w:pPr>
+        <w:rPr>
+          <w:b/>
+          <w:sz w:val="22"/>
+        </w:rPr>
+      </w:pPr>
+      <w:r>
+        <w:rPr>
           <w:rFonts w:hint="eastAsia"/>
           <w:b/>
           <w:sz w:val="22"/>
         </w:rPr>
-      </w:pPr>
-    </w:p>
-    <w:p>
-      <w:pPr>
-        <w:rPr>
-          <w:lang w:eastAsia="ko-KR"/>
-          <w:rFonts w:hint="eastAsia"/>
+        <w:t xml:space="preserve">&lt;상세 수행내용&gt; </w:t>
+      </w:r>
+    </w:p>
+    <w:p>
+      <w:pPr>
+        <w:rPr>
           <w:b/>
           <w:sz w:val="22"/>
-          <w:rtl w:val="off"/>
-        </w:rPr>
-      </w:pPr>
-      <w:r>
-        <w:rPr>
-          <w:rFonts w:hint="eastAsia"/>
-          <w:b/>
-          <w:sz w:val="22"/>
-        </w:rPr>
-        <w:t>&lt;상세 수행내용</w:t>
-      </w:r>
-      <w:r>
-        <w:rPr>
-          <w:rFonts w:hint="eastAsia"/>
-          <w:b/>
-          <w:sz w:val="22"/>
-        </w:rPr>
-        <w:t xml:space="preserve">&gt; </w:t>
-      </w:r>
-    </w:p>
-    <w:p>
-      <w:pPr>
-        <w:rPr>
-          <w:b/>
-          <w:sz w:val="22"/>
-        </w:rPr>
-      </w:pPr>
-      <w:r>
-        <w:rPr>
-          <w:lang w:val="en-US" w:eastAsia="ko-KR" w:bidi="ar-SA"/>
+        </w:rPr>
+      </w:pPr>
+      <w:r>
+        <w:rPr>
           <w:rFonts w:ascii="맑은 고딕" w:eastAsia="맑은 고딕" w:hAnsi="맑은 고딕" w:cs="굴림" w:hint="eastAsia"/>
           <w:b/>
           <w:bCs/>
-          <w:szCs w:val="24"/>
-          <w:kern w:val="0"/>
+          <w:noProof/>
+          <w:kern w:val="0"/>
+          <w:szCs w:val="24"/>
         </w:rPr>
         <w:drawing>
-          <wp:inline distT="0" distB="0" distL="180" distR="180">
+          <wp:inline distT="0" distB="0" distL="180" distR="180" wp14:anchorId="06C7BCCC" wp14:editId="37A2A3A5">
             <wp:extent cx="5340985" cy="4470400"/>
             <wp:effectExtent l="0" t="0" r="0" b="0"/>
-            <wp:docPr id="1026" name=""/>
+            <wp:docPr id="1026" name="그림 1026"/>
             <wp:cNvGraphicFramePr>
               <a:graphicFrameLocks xmlns:a="http://schemas.openxmlformats.org/drawingml/2006/main" noChangeAspect="1"/>
             </wp:cNvGraphicFramePr>
@@ -496,11 +409,11 @@
                   <pic:nvPicPr>
                     <pic:cNvPr id="1026" name=""/>
                     <pic:cNvPicPr>
-                      <a:picLocks noChangeAspect="1" noUngrp="1"/>
+                      <a:picLocks noChangeAspect="1"/>
                     </pic:cNvPicPr>
                   </pic:nvPicPr>
                   <pic:blipFill>
-                    <a:blip r:embed="rId1">
+                    <a:blip r:embed="rId4">
                       <a:extLst>
                         <a:ext uri="{28A0092B-C50C-407E-A947-70E740481C1C}">
                           <a14:useLocalDpi xmlns:a14="http://schemas.microsoft.com/office/drawing/2010/main" val="0"/>
@@ -530,681 +443,1171 @@
     </w:p>
     <w:p>
       <w:pPr>
-        <w:autoSpaceDE w:val="off"/>
-        <w:autoSpaceDN w:val="off"/>
-        <w:widowControl w:val="off"/>
-        <w:wordWrap w:val="off"/>
-        <w:jc w:val="both"/>
-        <w:spacing w:after="160" w:line="259" w:lineRule="auto"/>
-        <w:rPr>
-          <w:lang w:val="en-US" w:eastAsia="ko-KR" w:bidi="ar-SA"/>
+        <w:rPr>
+          <w:rFonts w:ascii="맑은 고딕" w:eastAsia="맑은 고딕" w:hAnsi="맑은 고딕" w:cs="굴림"/>
+          <w:b/>
+          <w:bCs/>
+          <w:kern w:val="0"/>
+          <w:szCs w:val="24"/>
+        </w:rPr>
+      </w:pPr>
+    </w:p>
+    <w:p>
+      <w:pPr>
+        <w:rPr>
+          <w:rFonts w:ascii="맑은 고딕" w:eastAsia="맑은 고딕" w:hAnsi="맑은 고딕" w:cs="굴림"/>
+          <w:b/>
+          <w:bCs/>
+          <w:kern w:val="0"/>
+          <w:szCs w:val="24"/>
+        </w:rPr>
+      </w:pPr>
+      <w:r>
+        <w:rPr>
           <w:rFonts w:ascii="맑은 고딕" w:eastAsia="맑은 고딕" w:hAnsi="맑은 고딕" w:cs="굴림" w:hint="eastAsia"/>
           <w:b/>
           <w:bCs/>
-          <w:szCs w:val="24"/>
-          <w:kern w:val="0"/>
-          <w:rtl w:val="off"/>
-        </w:rPr>
-      </w:pPr>
-    </w:p>
-    <w:p>
-      <w:pPr>
-        <w:autoSpaceDE w:val="off"/>
-        <w:autoSpaceDN w:val="off"/>
-        <w:widowControl w:val="off"/>
-        <w:wordWrap w:val="off"/>
-        <w:jc w:val="both"/>
-        <w:spacing w:after="160" w:line="259" w:lineRule="auto"/>
-        <w:rPr>
-          <w:lang w:val="en-US" w:eastAsia="ko-KR" w:bidi="ar-SA"/>
+          <w:kern w:val="0"/>
+          <w:szCs w:val="24"/>
+        </w:rPr>
+        <w:t>ResourceManager 중심의 재질/텍스처 관리</w:t>
+      </w:r>
+    </w:p>
+    <w:p>
+      <w:pPr>
+        <w:rPr>
+          <w:rFonts w:ascii="맑은 고딕" w:eastAsia="맑은 고딕" w:hAnsi="맑은 고딕" w:cs="굴림"/>
+          <w:b/>
+          <w:bCs/>
+          <w:kern w:val="0"/>
+          <w:szCs w:val="24"/>
+        </w:rPr>
+      </w:pPr>
+      <w:r>
+        <w:rPr>
           <w:rFonts w:ascii="맑은 고딕" w:eastAsia="맑은 고딕" w:hAnsi="맑은 고딕" w:cs="굴림" w:hint="eastAsia"/>
           <w:b/>
           <w:bCs/>
-          <w:szCs w:val="24"/>
-          <w:kern w:val="0"/>
-        </w:rPr>
-      </w:pPr>
-      <w:r>
-        <w:rPr>
-          <w:lang w:val="en-US" w:eastAsia="ko-KR" w:bidi="ar-SA"/>
+          <w:kern w:val="0"/>
+          <w:szCs w:val="24"/>
+        </w:rPr>
+        <w:t>기존에는 GltfMaterial, Texture, TextureManager 클래스를 제거하고, 모든 재질과 텍스처의 생성, 로딩, 바인딩하게 되어 있었지만 원래 계획에 맞도록 ResourceManager가 전담하도록 구조를 변경</w:t>
+      </w:r>
+    </w:p>
+    <w:p>
+      <w:pPr>
+        <w:rPr>
+          <w:rFonts w:ascii="맑은 고딕" w:eastAsia="맑은 고딕" w:hAnsi="맑은 고딕" w:cs="굴림"/>
+          <w:b/>
+          <w:bCs/>
+          <w:kern w:val="0"/>
+          <w:szCs w:val="24"/>
+        </w:rPr>
+      </w:pPr>
+    </w:p>
+    <w:p>
+      <w:pPr>
+        <w:rPr>
+          <w:rFonts w:ascii="맑은 고딕" w:eastAsia="맑은 고딕" w:hAnsi="맑은 고딕" w:cs="굴림"/>
+          <w:b/>
+          <w:bCs/>
+          <w:kern w:val="0"/>
+          <w:szCs w:val="24"/>
+        </w:rPr>
+      </w:pPr>
+      <w:r>
+        <w:rPr>
           <w:rFonts w:ascii="맑은 고딕" w:eastAsia="맑은 고딕" w:hAnsi="맑은 고딕" w:cs="굴림" w:hint="eastAsia"/>
           <w:b/>
           <w:bCs/>
-          <w:szCs w:val="24"/>
-          <w:kern w:val="0"/>
-        </w:rPr>
-        <w:t>ResourceManager 중심의 재질/텍스처 관리</w:t>
-      </w:r>
-    </w:p>
-    <w:p>
-      <w:pPr>
-        <w:autoSpaceDE w:val="off"/>
-        <w:autoSpaceDN w:val="off"/>
-        <w:widowControl w:val="off"/>
-        <w:wordWrap w:val="off"/>
-        <w:jc w:val="both"/>
-        <w:spacing w:after="160" w:line="259" w:lineRule="auto"/>
-        <w:rPr>
-          <w:lang w:val="en-US" w:eastAsia="ko-KR" w:bidi="ar-SA"/>
+          <w:kern w:val="0"/>
+          <w:szCs w:val="24"/>
+        </w:rPr>
+        <w:t xml:space="preserve">load_texture: </w:t>
+      </w:r>
+    </w:p>
+    <w:p>
+      <w:pPr>
+        <w:rPr>
+          <w:rFonts w:ascii="맑은 고딕" w:eastAsia="맑은 고딕" w:hAnsi="맑은 고딕" w:cs="굴림"/>
+          <w:b/>
+          <w:bCs/>
+          <w:kern w:val="0"/>
+          <w:szCs w:val="24"/>
+        </w:rPr>
+      </w:pPr>
+      <w:r>
+        <w:rPr>
           <w:rFonts w:ascii="맑은 고딕" w:eastAsia="맑은 고딕" w:hAnsi="맑은 고딕" w:cs="굴림" w:hint="eastAsia"/>
           <w:b/>
           <w:bCs/>
-          <w:szCs w:val="24"/>
-          <w:kern w:val="0"/>
-        </w:rPr>
-      </w:pPr>
-      <w:r>
-        <w:rPr>
-          <w:lang w:val="en-US" w:eastAsia="ko-KR" w:bidi="ar-SA"/>
+          <w:kern w:val="0"/>
+          <w:szCs w:val="24"/>
+        </w:rPr>
+        <w:t>DDS 및 PNG 파일을 읽고, GPU에 업로드하며, 셰이더 리소스 뷰(SRV)를 생성하는 통합 함수를 구현</w:t>
+      </w:r>
+    </w:p>
+    <w:p>
+      <w:pPr>
+        <w:rPr>
+          <w:rFonts w:ascii="맑은 고딕" w:eastAsia="맑은 고딕" w:hAnsi="맑은 고딕" w:cs="굴림"/>
+          <w:b/>
+          <w:bCs/>
+          <w:kern w:val="0"/>
+          <w:szCs w:val="24"/>
+        </w:rPr>
+      </w:pPr>
+    </w:p>
+    <w:p>
+      <w:pPr>
+        <w:rPr>
+          <w:rFonts w:ascii="맑은 고딕" w:eastAsia="맑은 고딕" w:hAnsi="맑은 고딕" w:cs="굴림"/>
+          <w:b/>
+          <w:bCs/>
+          <w:kern w:val="0"/>
+          <w:szCs w:val="24"/>
+        </w:rPr>
+      </w:pPr>
+      <w:r>
+        <w:rPr>
           <w:rFonts w:ascii="맑은 고딕" w:eastAsia="맑은 고딕" w:hAnsi="맑은 고딕" w:cs="굴림" w:hint="eastAsia"/>
           <w:b/>
           <w:bCs/>
-          <w:szCs w:val="24"/>
-          <w:kern w:val="0"/>
-        </w:rPr>
-        <w:t>기존</w:t>
-      </w:r>
-      <w:r>
-        <w:rPr>
-          <w:lang w:val="en-US" w:eastAsia="ko-KR" w:bidi="ar-SA"/>
+          <w:kern w:val="0"/>
+          <w:szCs w:val="24"/>
+        </w:rPr>
+        <w:lastRenderedPageBreak/>
+        <w:t xml:space="preserve">load_materials_from_gltf: </w:t>
+      </w:r>
+    </w:p>
+    <w:p>
+      <w:pPr>
+        <w:rPr>
+          <w:rFonts w:ascii="맑은 고딕" w:eastAsia="맑은 고딕" w:hAnsi="맑은 고딕" w:cs="굴림"/>
+          <w:b/>
+          <w:bCs/>
+          <w:kern w:val="0"/>
+          <w:szCs w:val="24"/>
+        </w:rPr>
+      </w:pPr>
+      <w:r>
+        <w:rPr>
           <w:rFonts w:ascii="맑은 고딕" w:eastAsia="맑은 고딕" w:hAnsi="맑은 고딕" w:cs="굴림" w:hint="eastAsia"/>
           <w:b/>
           <w:bCs/>
-          <w:szCs w:val="24"/>
-          <w:kern w:val="0"/>
-          <w:rtl w:val="off"/>
-        </w:rPr>
-        <w:t xml:space="preserve">에는 </w:t>
-      </w:r>
-      <w:r>
-        <w:rPr>
-          <w:lang w:val="en-US" w:eastAsia="ko-KR" w:bidi="ar-SA"/>
+          <w:kern w:val="0"/>
+          <w:szCs w:val="24"/>
+        </w:rPr>
+        <w:t>glTF 파일에서 재질 정보를 파싱하여 ResourceManager에 등록하는 기능을 구현</w:t>
+      </w:r>
+    </w:p>
+    <w:p>
+      <w:pPr>
+        <w:rPr>
+          <w:rFonts w:ascii="맑은 고딕" w:eastAsia="맑은 고딕" w:hAnsi="맑은 고딕" w:cs="굴림"/>
+          <w:b/>
+          <w:bCs/>
+          <w:kern w:val="0"/>
+          <w:szCs w:val="24"/>
+        </w:rPr>
+      </w:pPr>
+      <w:r>
+        <w:rPr>
           <w:rFonts w:ascii="맑은 고딕" w:eastAsia="맑은 고딕" w:hAnsi="맑은 고딕" w:cs="굴림" w:hint="eastAsia"/>
           <w:b/>
           <w:bCs/>
-          <w:szCs w:val="24"/>
-          <w:kern w:val="0"/>
-        </w:rPr>
-        <w:t>GltfMaterial, Texture, TextureManager 클래스를 제거하고, 모든 재질과 텍</w:t>
-      </w:r>
-      <w:r>
-        <w:rPr>
-          <w:lang w:val="en-US" w:eastAsia="ko-KR" w:bidi="ar-SA"/>
+          <w:kern w:val="0"/>
+          <w:szCs w:val="24"/>
+        </w:rPr>
+        <w:t>-&gt; 다만 IBL, PBR 픽셀 셰이더 로직 수정 등이 필요</w:t>
+      </w:r>
+    </w:p>
+    <w:p>
+      <w:pPr>
+        <w:rPr>
+          <w:rFonts w:ascii="맑은 고딕" w:eastAsia="맑은 고딕" w:hAnsi="맑은 고딕" w:cs="굴림"/>
+          <w:b/>
+          <w:bCs/>
+          <w:kern w:val="0"/>
+          <w:szCs w:val="24"/>
+        </w:rPr>
+      </w:pPr>
+    </w:p>
+    <w:p>
+      <w:pPr>
+        <w:rPr>
+          <w:rFonts w:ascii="맑은 고딕" w:eastAsia="맑은 고딕" w:hAnsi="맑은 고딕" w:cs="굴림"/>
+          <w:b/>
+          <w:bCs/>
+          <w:kern w:val="0"/>
+          <w:szCs w:val="24"/>
+        </w:rPr>
+      </w:pPr>
+      <w:r>
+        <w:rPr>
           <w:rFonts w:ascii="맑은 고딕" w:eastAsia="맑은 고딕" w:hAnsi="맑은 고딕" w:cs="굴림" w:hint="eastAsia"/>
           <w:b/>
           <w:bCs/>
-          <w:szCs w:val="24"/>
-          <w:kern w:val="0"/>
-        </w:rPr>
-        <w:t>스처의 생성, 로딩, 바인딩</w:t>
-      </w:r>
-      <w:r>
-        <w:rPr>
-          <w:lang w:val="en-US" w:eastAsia="ko-KR" w:bidi="ar-SA"/>
+          <w:kern w:val="0"/>
+          <w:szCs w:val="24"/>
+        </w:rPr>
+        <w:t>bind_material</w:t>
+      </w:r>
+    </w:p>
+    <w:p>
+      <w:pPr>
+        <w:rPr>
+          <w:rFonts w:ascii="맑은 고딕" w:eastAsia="맑은 고딕" w:hAnsi="맑은 고딕" w:cs="굴림"/>
+          <w:b/>
+          <w:bCs/>
+          <w:kern w:val="0"/>
+          <w:szCs w:val="24"/>
+        </w:rPr>
+      </w:pPr>
+      <w:r>
+        <w:rPr>
           <w:rFonts w:ascii="맑은 고딕" w:eastAsia="맑은 고딕" w:hAnsi="맑은 고딕" w:cs="굴림" w:hint="eastAsia"/>
           <w:b/>
           <w:bCs/>
-          <w:szCs w:val="24"/>
-          <w:kern w:val="0"/>
-          <w:rtl w:val="off"/>
-        </w:rPr>
-        <w:t xml:space="preserve">하게 되어 있었지만 원래 계획에 맞도록 </w:t>
-      </w:r>
-      <w:r>
-        <w:rPr>
-          <w:lang w:val="en-US" w:eastAsia="ko-KR" w:bidi="ar-SA"/>
+          <w:kern w:val="0"/>
+          <w:szCs w:val="24"/>
+        </w:rPr>
+        <w:t>-&gt; 렌더링 시, 재질 이름만으로 PSO, 루트 시그니처, 재질 상수 버퍼, 텍스처 테이블을 한 번에 바인딩하는</w:t>
+      </w:r>
+    </w:p>
+    <w:p>
+      <w:pPr>
+        <w:rPr>
+          <w:rFonts w:ascii="맑은 고딕" w:eastAsia="맑은 고딕" w:hAnsi="맑은 고딕" w:cs="굴림"/>
+          <w:b/>
+          <w:bCs/>
+          <w:kern w:val="0"/>
+          <w:szCs w:val="24"/>
+        </w:rPr>
+      </w:pPr>
+      <w:r>
+        <w:rPr>
           <w:rFonts w:ascii="맑은 고딕" w:eastAsia="맑은 고딕" w:hAnsi="맑은 고딕" w:cs="굴림" w:hint="eastAsia"/>
           <w:b/>
           <w:bCs/>
-          <w:szCs w:val="24"/>
-          <w:kern w:val="0"/>
-        </w:rPr>
-        <w:t>ResourceManager가 전담하도록 구조를 변경</w:t>
-      </w:r>
-    </w:p>
-    <w:p>
-      <w:pPr>
-        <w:autoSpaceDE w:val="off"/>
-        <w:autoSpaceDN w:val="off"/>
-        <w:widowControl w:val="off"/>
-        <w:wordWrap w:val="off"/>
-        <w:jc w:val="both"/>
-        <w:spacing w:after="160" w:line="259" w:lineRule="auto"/>
-        <w:rPr>
-          <w:lang w:val="en-US" w:eastAsia="ko-KR" w:bidi="ar-SA"/>
+          <w:kern w:val="0"/>
+          <w:szCs w:val="24"/>
+        </w:rPr>
+        <w:t>함수를 구현</w:t>
+      </w:r>
+    </w:p>
+    <w:p>
+      <w:pPr>
+        <w:rPr>
+          <w:rFonts w:ascii="맑은 고딕" w:eastAsia="맑은 고딕" w:hAnsi="맑은 고딕" w:cs="굴림"/>
+          <w:b/>
+          <w:bCs/>
+          <w:kern w:val="0"/>
+          <w:szCs w:val="24"/>
+        </w:rPr>
+      </w:pPr>
+    </w:p>
+    <w:p>
+      <w:pPr>
+        <w:rPr>
+          <w:rFonts w:ascii="맑은 고딕" w:eastAsia="맑은 고딕" w:hAnsi="맑은 고딕" w:cs="굴림"/>
+          <w:b/>
+          <w:bCs/>
+          <w:kern w:val="0"/>
+          <w:szCs w:val="24"/>
+        </w:rPr>
+      </w:pPr>
+      <w:r>
+        <w:rPr>
           <w:rFonts w:ascii="맑은 고딕" w:eastAsia="맑은 고딕" w:hAnsi="맑은 고딕" w:cs="굴림" w:hint="eastAsia"/>
           <w:b/>
           <w:bCs/>
-          <w:szCs w:val="24"/>
-          <w:kern w:val="0"/>
-        </w:rPr>
-      </w:pPr>
-    </w:p>
-    <w:p>
-      <w:pPr>
-        <w:autoSpaceDE w:val="off"/>
-        <w:autoSpaceDN w:val="off"/>
-        <w:widowControl w:val="off"/>
-        <w:wordWrap w:val="off"/>
-        <w:jc w:val="both"/>
-        <w:spacing w:after="160" w:line="259" w:lineRule="auto"/>
-        <w:rPr>
-          <w:lang w:val="en-US" w:eastAsia="ko-KR" w:bidi="ar-SA"/>
+          <w:kern w:val="0"/>
+          <w:szCs w:val="24"/>
+        </w:rPr>
+        <w:t xml:space="preserve">Renderer에 동적 디스크립터 힙(_dynamic_descriptor_heap)과 bind_texture_table 함수를 추가하여, </w:t>
+      </w:r>
+    </w:p>
+    <w:p>
+      <w:pPr>
+        <w:rPr>
+          <w:rFonts w:ascii="맑은 고딕" w:eastAsia="맑은 고딕" w:hAnsi="맑은 고딕" w:cs="굴림"/>
+          <w:b/>
+          <w:bCs/>
+          <w:kern w:val="0"/>
+          <w:szCs w:val="24"/>
+        </w:rPr>
+      </w:pPr>
+      <w:r>
+        <w:rPr>
           <w:rFonts w:ascii="맑은 고딕" w:eastAsia="맑은 고딕" w:hAnsi="맑은 고딕" w:cs="굴림" w:hint="eastAsia"/>
           <w:b/>
           <w:bCs/>
-          <w:szCs w:val="24"/>
-          <w:kern w:val="0"/>
-          <w:rtl w:val="off"/>
-        </w:rPr>
-      </w:pPr>
-      <w:r>
-        <w:rPr>
-          <w:lang w:val="en-US" w:eastAsia="ko-KR" w:bidi="ar-SA"/>
+          <w:kern w:val="0"/>
+          <w:szCs w:val="24"/>
+        </w:rPr>
+        <w:t>렌더링 시점에 텍스처 디스크립터를 효율적으로 바인딩하는 구조로 바꿈</w:t>
+      </w:r>
+    </w:p>
+    <w:p>
+      <w:pPr>
+        <w:rPr>
+          <w:rFonts w:ascii="맑은 고딕" w:eastAsia="맑은 고딕" w:hAnsi="맑은 고딕" w:cs="굴림"/>
+          <w:b/>
+          <w:bCs/>
+          <w:kern w:val="0"/>
+          <w:szCs w:val="24"/>
+        </w:rPr>
+      </w:pPr>
+    </w:p>
+    <w:p>
+      <w:r>
+        <w:rPr>
           <w:rFonts w:ascii="맑은 고딕" w:eastAsia="맑은 고딕" w:hAnsi="맑은 고딕" w:cs="굴림" w:hint="eastAsia"/>
           <w:b/>
           <w:bCs/>
-          <w:szCs w:val="24"/>
-          <w:kern w:val="0"/>
-        </w:rPr>
-        <w:t xml:space="preserve">load_texture: </w:t>
-      </w:r>
-    </w:p>
-    <w:p>
-      <w:pPr>
-        <w:autoSpaceDE w:val="off"/>
-        <w:autoSpaceDN w:val="off"/>
-        <w:widowControl w:val="off"/>
-        <w:wordWrap w:val="off"/>
-        <w:jc w:val="both"/>
-        <w:spacing w:after="160" w:line="259" w:lineRule="auto"/>
-        <w:rPr>
-          <w:lang w:val="en-US" w:eastAsia="ko-KR" w:bidi="ar-SA"/>
+          <w:kern w:val="0"/>
+          <w:szCs w:val="24"/>
+        </w:rPr>
+        <w:t>ReadGLTFMesh, RenderComponent 및 모든 스크립트 파일(MainPlayerScript 등)에서 기존 GltfMaterial에 대한 의존성을 제거하고, 새로운 ResourceManager의 API를 사용하도록 코드를 전면 수정했</w:t>
+      </w:r>
+    </w:p>
+    <w:p>
+      <w:pPr>
+        <w:rPr>
+          <w:rFonts w:ascii="맑은 고딕" w:eastAsia="맑은 고딕" w:hAnsi="맑은 고딕" w:cs="굴림"/>
+          <w:b/>
+          <w:bCs/>
+          <w:kern w:val="0"/>
+          <w:szCs w:val="24"/>
+        </w:rPr>
+      </w:pPr>
+    </w:p>
+    <w:p>
+      <w:pPr>
+        <w:rPr>
+          <w:rFonts w:ascii="맑은 고딕" w:eastAsia="맑은 고딕" w:hAnsi="맑은 고딕" w:cs="굴림"/>
+          <w:b/>
+          <w:bCs/>
+          <w:kern w:val="0"/>
+          <w:szCs w:val="24"/>
+        </w:rPr>
+      </w:pPr>
+      <w:r>
+        <w:rPr>
+          <w:rFonts w:ascii="맑은 고딕" w:eastAsia="맑은 고딕" w:hAnsi="맑은 고딕" w:cs="굴림"/>
+          <w:b/>
+          <w:bCs/>
+          <w:kern w:val="0"/>
+          <w:szCs w:val="24"/>
+        </w:rPr>
+        <w:t>애니메이션</w:t>
+      </w:r>
+      <w:r>
+        <w:rPr>
           <w:rFonts w:ascii="맑은 고딕" w:eastAsia="맑은 고딕" w:hAnsi="맑은 고딕" w:cs="굴림" w:hint="eastAsia"/>
           <w:b/>
           <w:bCs/>
-          <w:szCs w:val="24"/>
-          <w:kern w:val="0"/>
-        </w:rPr>
-      </w:pPr>
-      <w:r>
-        <w:rPr>
-          <w:lang w:val="en-US" w:eastAsia="ko-KR" w:bidi="ar-SA"/>
+          <w:kern w:val="0"/>
+          <w:szCs w:val="24"/>
+        </w:rPr>
+        <w:t xml:space="preserve"> </w:t>
+      </w:r>
+      <w:r>
+        <w:rPr>
+          <w:rFonts w:ascii="맑은 고딕" w:eastAsia="맑은 고딕" w:hAnsi="맑은 고딕" w:cs="굴림"/>
+          <w:b/>
+          <w:bCs/>
+          <w:kern w:val="0"/>
+          <w:szCs w:val="24"/>
+        </w:rPr>
+        <w:t xml:space="preserve">메시와 일반 메시를 </w:t>
+      </w:r>
+      <w:proofErr w:type="spellStart"/>
+      <w:r>
+        <w:rPr>
+          <w:rFonts w:ascii="맑은 고딕" w:eastAsia="맑은 고딕" w:hAnsi="맑은 고딕" w:cs="굴림"/>
+          <w:b/>
+          <w:bCs/>
+          <w:kern w:val="0"/>
+          <w:szCs w:val="24"/>
+        </w:rPr>
+        <w:t>ReadGltfMesh</w:t>
+      </w:r>
+      <w:proofErr w:type="spellEnd"/>
+      <w:r>
+        <w:rPr>
+          <w:rFonts w:ascii="맑은 고딕" w:eastAsia="맑은 고딕" w:hAnsi="맑은 고딕" w:cs="굴림"/>
+          <w:b/>
+          <w:bCs/>
+          <w:kern w:val="0"/>
+          <w:szCs w:val="24"/>
+        </w:rPr>
+        <w:t>에서 분기를 통해 관리하도록 수정</w:t>
+      </w:r>
+    </w:p>
+    <w:p>
+      <w:pPr>
+        <w:rPr>
+          <w:rFonts w:ascii="맑은 고딕" w:eastAsia="맑은 고딕" w:hAnsi="맑은 고딕" w:cs="굴림"/>
+          <w:b/>
+          <w:bCs/>
+          <w:kern w:val="0"/>
+          <w:szCs w:val="24"/>
+        </w:rPr>
+      </w:pPr>
+      <w:proofErr w:type="spellStart"/>
+      <w:proofErr w:type="gramStart"/>
+      <w:r>
+        <w:rPr>
+          <w:rFonts w:ascii="맑은 고딕" w:eastAsia="맑은 고딕" w:hAnsi="맑은 고딕" w:cs="굴림"/>
+          <w:b/>
+          <w:bCs/>
+          <w:kern w:val="0"/>
+          <w:szCs w:val="24"/>
+        </w:rPr>
+        <w:t>ReadGLTFMesh</w:t>
+      </w:r>
+      <w:proofErr w:type="spellEnd"/>
+      <w:r>
+        <w:rPr>
+          <w:rFonts w:ascii="맑은 고딕" w:eastAsia="맑은 고딕" w:hAnsi="맑은 고딕" w:cs="굴림"/>
+          <w:b/>
+          <w:bCs/>
+          <w:kern w:val="0"/>
+          <w:szCs w:val="24"/>
+        </w:rPr>
+        <w:t>::</w:t>
+      </w:r>
+      <w:proofErr w:type="spellStart"/>
+      <w:r>
+        <w:rPr>
+          <w:rFonts w:ascii="맑은 고딕" w:eastAsia="맑은 고딕" w:hAnsi="맑은 고딕" w:cs="굴림"/>
+          <w:b/>
+          <w:bCs/>
+          <w:kern w:val="0"/>
+          <w:szCs w:val="24"/>
+        </w:rPr>
+        <w:t>ReadGLTFMesh</w:t>
+      </w:r>
+      <w:proofErr w:type="spellEnd"/>
+      <w:r>
+        <w:rPr>
+          <w:rFonts w:ascii="맑은 고딕" w:eastAsia="맑은 고딕" w:hAnsi="맑은 고딕" w:cs="굴림"/>
+          <w:b/>
+          <w:bCs/>
+          <w:kern w:val="0"/>
+          <w:szCs w:val="24"/>
+        </w:rPr>
+        <w:t>(</w:t>
+      </w:r>
+      <w:proofErr w:type="gramEnd"/>
+      <w:r>
+        <w:rPr>
+          <w:rFonts w:ascii="맑은 고딕" w:eastAsia="맑은 고딕" w:hAnsi="맑은 고딕" w:cs="굴림"/>
+          <w:b/>
+          <w:bCs/>
+          <w:kern w:val="0"/>
+          <w:szCs w:val="24"/>
+        </w:rPr>
+        <w:t xml:space="preserve">const </w:t>
+      </w:r>
+      <w:proofErr w:type="gramStart"/>
+      <w:r>
+        <w:rPr>
+          <w:rFonts w:ascii="맑은 고딕" w:eastAsia="맑은 고딕" w:hAnsi="맑은 고딕" w:cs="굴림"/>
+          <w:b/>
+          <w:bCs/>
+          <w:kern w:val="0"/>
+          <w:szCs w:val="24"/>
+        </w:rPr>
+        <w:t>std::</w:t>
+      </w:r>
+      <w:proofErr w:type="gramEnd"/>
+      <w:r>
+        <w:rPr>
+          <w:rFonts w:ascii="맑은 고딕" w:eastAsia="맑은 고딕" w:hAnsi="맑은 고딕" w:cs="굴림"/>
+          <w:b/>
+          <w:bCs/>
+          <w:kern w:val="0"/>
+          <w:szCs w:val="24"/>
+        </w:rPr>
+        <w:t xml:space="preserve">string&amp; </w:t>
+      </w:r>
+      <w:proofErr w:type="spellStart"/>
+      <w:r>
+        <w:rPr>
+          <w:rFonts w:ascii="맑은 고딕" w:eastAsia="맑은 고딕" w:hAnsi="맑은 고딕" w:cs="굴림"/>
+          <w:b/>
+          <w:bCs/>
+          <w:kern w:val="0"/>
+          <w:szCs w:val="24"/>
+        </w:rPr>
+        <w:t>filePath</w:t>
+      </w:r>
+      <w:proofErr w:type="spellEnd"/>
+      <w:r>
+        <w:rPr>
+          <w:rFonts w:ascii="맑은 고딕" w:eastAsia="맑은 고딕" w:hAnsi="맑은 고딕" w:cs="굴림"/>
+          <w:b/>
+          <w:bCs/>
+          <w:kern w:val="0"/>
+          <w:szCs w:val="24"/>
+        </w:rPr>
+        <w:t xml:space="preserve">, bool </w:t>
+      </w:r>
+      <w:proofErr w:type="spellStart"/>
+      <w:r>
+        <w:rPr>
+          <w:rFonts w:ascii="맑은 고딕" w:eastAsia="맑은 고딕" w:hAnsi="맑은 고딕" w:cs="굴림"/>
+          <w:b/>
+          <w:bCs/>
+          <w:kern w:val="0"/>
+          <w:szCs w:val="24"/>
+        </w:rPr>
+        <w:t>ishave_animate</w:t>
+      </w:r>
+      <w:proofErr w:type="spellEnd"/>
+      <w:r>
+        <w:rPr>
+          <w:rFonts w:ascii="맑은 고딕" w:eastAsia="맑은 고딕" w:hAnsi="맑은 고딕" w:cs="굴림"/>
+          <w:b/>
+          <w:bCs/>
+          <w:kern w:val="0"/>
+          <w:szCs w:val="24"/>
+        </w:rPr>
+        <w:t>)</w:t>
+      </w:r>
+    </w:p>
+    <w:p>
+      <w:pPr>
+        <w:rPr>
+          <w:rFonts w:ascii="맑은 고딕" w:eastAsia="맑은 고딕" w:hAnsi="맑은 고딕" w:cs="굴림"/>
+          <w:b/>
+          <w:bCs/>
+          <w:kern w:val="0"/>
+          <w:szCs w:val="24"/>
+        </w:rPr>
+      </w:pPr>
+      <w:r>
+        <w:rPr>
+          <w:rFonts w:ascii="맑은 고딕" w:eastAsia="맑은 고딕" w:hAnsi="맑은 고딕" w:cs="굴림"/>
+          <w:b/>
+          <w:bCs/>
+          <w:kern w:val="0"/>
+          <w:szCs w:val="24"/>
+        </w:rPr>
+        <w:t>{</w:t>
+      </w:r>
+    </w:p>
+    <w:p>
+      <w:pPr>
+        <w:rPr>
+          <w:rFonts w:ascii="맑은 고딕" w:eastAsia="맑은 고딕" w:hAnsi="맑은 고딕" w:cs="굴림"/>
+          <w:b/>
+          <w:bCs/>
+          <w:kern w:val="0"/>
+          <w:szCs w:val="24"/>
+        </w:rPr>
+      </w:pPr>
+      <w:r>
+        <w:rPr>
+          <w:rFonts w:ascii="맑은 고딕" w:eastAsia="맑은 고딕" w:hAnsi="맑은 고딕" w:cs="굴림"/>
+          <w:b/>
+          <w:bCs/>
+          <w:kern w:val="0"/>
+          <w:szCs w:val="24"/>
+        </w:rPr>
+        <w:tab/>
+        <w:t>if (</w:t>
+      </w:r>
+      <w:proofErr w:type="spellStart"/>
+      <w:r>
+        <w:rPr>
+          <w:rFonts w:ascii="맑은 고딕" w:eastAsia="맑은 고딕" w:hAnsi="맑은 고딕" w:cs="굴림"/>
+          <w:b/>
+          <w:bCs/>
+          <w:kern w:val="0"/>
+          <w:szCs w:val="24"/>
+        </w:rPr>
+        <w:t>ishave_animate</w:t>
+      </w:r>
+      <w:proofErr w:type="spellEnd"/>
+      <w:r>
+        <w:rPr>
+          <w:rFonts w:ascii="맑은 고딕" w:eastAsia="맑은 고딕" w:hAnsi="맑은 고딕" w:cs="굴림"/>
+          <w:b/>
+          <w:bCs/>
+          <w:kern w:val="0"/>
+          <w:szCs w:val="24"/>
+        </w:rPr>
+        <w:t>)</w:t>
+      </w:r>
+    </w:p>
+    <w:p>
+      <w:pPr>
+        <w:rPr>
+          <w:rFonts w:ascii="맑은 고딕" w:eastAsia="맑은 고딕" w:hAnsi="맑은 고딕" w:cs="굴림"/>
+          <w:b/>
+          <w:bCs/>
+          <w:kern w:val="0"/>
+          <w:szCs w:val="24"/>
+        </w:rPr>
+      </w:pPr>
+      <w:r>
+        <w:rPr>
+          <w:rFonts w:ascii="맑은 고딕" w:eastAsia="맑은 고딕" w:hAnsi="맑은 고딕" w:cs="굴림"/>
+          <w:b/>
+          <w:bCs/>
+          <w:kern w:val="0"/>
+          <w:szCs w:val="24"/>
+        </w:rPr>
+        <w:tab/>
+        <w:t>{</w:t>
+      </w:r>
+    </w:p>
+    <w:p>
+      <w:pPr>
+        <w:rPr>
+          <w:rFonts w:ascii="맑은 고딕" w:eastAsia="맑은 고딕" w:hAnsi="맑은 고딕" w:cs="굴림"/>
+          <w:b/>
+          <w:bCs/>
+          <w:kern w:val="0"/>
+          <w:szCs w:val="24"/>
+        </w:rPr>
+      </w:pPr>
+      <w:r>
+        <w:rPr>
+          <w:rFonts w:ascii="맑은 고딕" w:eastAsia="맑은 고딕" w:hAnsi="맑은 고딕" w:cs="굴림"/>
+          <w:b/>
+          <w:bCs/>
+          <w:kern w:val="0"/>
+          <w:szCs w:val="24"/>
+        </w:rPr>
+        <w:tab/>
+      </w:r>
+      <w:r>
+        <w:rPr>
+          <w:rFonts w:ascii="맑은 고딕" w:eastAsia="맑은 고딕" w:hAnsi="맑은 고딕" w:cs="굴림"/>
+          <w:b/>
+          <w:bCs/>
+          <w:kern w:val="0"/>
+          <w:szCs w:val="24"/>
+        </w:rPr>
+        <w:tab/>
+      </w:r>
+      <w:proofErr w:type="spellStart"/>
+      <w:r>
+        <w:rPr>
+          <w:rFonts w:ascii="맑은 고딕" w:eastAsia="맑은 고딕" w:hAnsi="맑은 고딕" w:cs="굴림"/>
+          <w:b/>
+          <w:bCs/>
+          <w:kern w:val="0"/>
+          <w:szCs w:val="24"/>
+        </w:rPr>
+        <w:t>read_skinned_animation_mesh</w:t>
+      </w:r>
+      <w:proofErr w:type="spellEnd"/>
+      <w:r>
+        <w:rPr>
+          <w:rFonts w:ascii="맑은 고딕" w:eastAsia="맑은 고딕" w:hAnsi="맑은 고딕" w:cs="굴림"/>
+          <w:b/>
+          <w:bCs/>
+          <w:kern w:val="0"/>
+          <w:szCs w:val="24"/>
+        </w:rPr>
+        <w:t>(</w:t>
+      </w:r>
+      <w:proofErr w:type="spellStart"/>
+      <w:r>
+        <w:rPr>
+          <w:rFonts w:ascii="맑은 고딕" w:eastAsia="맑은 고딕" w:hAnsi="맑은 고딕" w:cs="굴림"/>
+          <w:b/>
+          <w:bCs/>
+          <w:kern w:val="0"/>
+          <w:szCs w:val="24"/>
+        </w:rPr>
+        <w:t>filePath</w:t>
+      </w:r>
+      <w:proofErr w:type="spellEnd"/>
+      <w:proofErr w:type="gramStart"/>
+      <w:r>
+        <w:rPr>
+          <w:rFonts w:ascii="맑은 고딕" w:eastAsia="맑은 고딕" w:hAnsi="맑은 고딕" w:cs="굴림"/>
+          <w:b/>
+          <w:bCs/>
+          <w:kern w:val="0"/>
+          <w:szCs w:val="24"/>
+        </w:rPr>
+        <w:t>);</w:t>
+      </w:r>
+      <w:proofErr w:type="gramEnd"/>
+    </w:p>
+    <w:p>
+      <w:pPr>
+        <w:rPr>
+          <w:rFonts w:ascii="맑은 고딕" w:eastAsia="맑은 고딕" w:hAnsi="맑은 고딕" w:cs="굴림"/>
+          <w:b/>
+          <w:bCs/>
+          <w:kern w:val="0"/>
+          <w:szCs w:val="24"/>
+        </w:rPr>
+      </w:pPr>
+      <w:r>
+        <w:rPr>
+          <w:rFonts w:ascii="맑은 고딕" w:eastAsia="맑은 고딕" w:hAnsi="맑은 고딕" w:cs="굴림"/>
+          <w:b/>
+          <w:bCs/>
+          <w:kern w:val="0"/>
+          <w:szCs w:val="24"/>
+        </w:rPr>
+        <w:tab/>
+        <w:t>}</w:t>
+      </w:r>
+    </w:p>
+    <w:p>
+      <w:pPr>
+        <w:rPr>
+          <w:rFonts w:ascii="맑은 고딕" w:eastAsia="맑은 고딕" w:hAnsi="맑은 고딕" w:cs="굴림"/>
+          <w:b/>
+          <w:bCs/>
+          <w:kern w:val="0"/>
+          <w:szCs w:val="24"/>
+        </w:rPr>
+      </w:pPr>
+      <w:r>
+        <w:rPr>
+          <w:rFonts w:ascii="맑은 고딕" w:eastAsia="맑은 고딕" w:hAnsi="맑은 고딕" w:cs="굴림"/>
+          <w:b/>
+          <w:bCs/>
+          <w:kern w:val="0"/>
+          <w:szCs w:val="24"/>
+        </w:rPr>
+        <w:tab/>
+        <w:t>else</w:t>
+      </w:r>
+    </w:p>
+    <w:p>
+      <w:pPr>
+        <w:rPr>
+          <w:rFonts w:ascii="맑은 고딕" w:eastAsia="맑은 고딕" w:hAnsi="맑은 고딕" w:cs="굴림"/>
+          <w:b/>
+          <w:bCs/>
+          <w:kern w:val="0"/>
+          <w:szCs w:val="24"/>
+        </w:rPr>
+      </w:pPr>
+      <w:r>
+        <w:rPr>
+          <w:rFonts w:ascii="맑은 고딕" w:eastAsia="맑은 고딕" w:hAnsi="맑은 고딕" w:cs="굴림"/>
+          <w:b/>
+          <w:bCs/>
+          <w:kern w:val="0"/>
+          <w:szCs w:val="24"/>
+        </w:rPr>
+        <w:tab/>
+        <w:t>{</w:t>
+      </w:r>
+    </w:p>
+    <w:p>
+      <w:pPr>
+        <w:rPr>
+          <w:rFonts w:ascii="맑은 고딕" w:eastAsia="맑은 고딕" w:hAnsi="맑은 고딕" w:cs="굴림"/>
+          <w:b/>
+          <w:bCs/>
+          <w:kern w:val="0"/>
+          <w:szCs w:val="24"/>
+        </w:rPr>
+      </w:pPr>
+      <w:r>
+        <w:rPr>
+          <w:rFonts w:ascii="맑은 고딕" w:eastAsia="맑은 고딕" w:hAnsi="맑은 고딕" w:cs="굴림"/>
+          <w:b/>
+          <w:bCs/>
+          <w:kern w:val="0"/>
+          <w:szCs w:val="24"/>
+        </w:rPr>
+        <w:tab/>
+      </w:r>
+      <w:r>
+        <w:rPr>
+          <w:rFonts w:ascii="맑은 고딕" w:eastAsia="맑은 고딕" w:hAnsi="맑은 고딕" w:cs="굴림"/>
+          <w:b/>
+          <w:bCs/>
+          <w:kern w:val="0"/>
+          <w:szCs w:val="24"/>
+        </w:rPr>
+        <w:tab/>
+      </w:r>
+      <w:proofErr w:type="spellStart"/>
+      <w:r>
+        <w:rPr>
+          <w:rFonts w:ascii="맑은 고딕" w:eastAsia="맑은 고딕" w:hAnsi="맑은 고딕" w:cs="굴림"/>
+          <w:b/>
+          <w:bCs/>
+          <w:kern w:val="0"/>
+          <w:szCs w:val="24"/>
+        </w:rPr>
+        <w:t>read_static_mesh</w:t>
+      </w:r>
+      <w:proofErr w:type="spellEnd"/>
+      <w:r>
+        <w:rPr>
+          <w:rFonts w:ascii="맑은 고딕" w:eastAsia="맑은 고딕" w:hAnsi="맑은 고딕" w:cs="굴림"/>
+          <w:b/>
+          <w:bCs/>
+          <w:kern w:val="0"/>
+          <w:szCs w:val="24"/>
+        </w:rPr>
+        <w:t>(</w:t>
+      </w:r>
+      <w:proofErr w:type="spellStart"/>
+      <w:r>
+        <w:rPr>
+          <w:rFonts w:ascii="맑은 고딕" w:eastAsia="맑은 고딕" w:hAnsi="맑은 고딕" w:cs="굴림"/>
+          <w:b/>
+          <w:bCs/>
+          <w:kern w:val="0"/>
+          <w:szCs w:val="24"/>
+        </w:rPr>
+        <w:t>filePath</w:t>
+      </w:r>
+      <w:proofErr w:type="spellEnd"/>
+      <w:proofErr w:type="gramStart"/>
+      <w:r>
+        <w:rPr>
+          <w:rFonts w:ascii="맑은 고딕" w:eastAsia="맑은 고딕" w:hAnsi="맑은 고딕" w:cs="굴림"/>
+          <w:b/>
+          <w:bCs/>
+          <w:kern w:val="0"/>
+          <w:szCs w:val="24"/>
+        </w:rPr>
+        <w:t>);</w:t>
+      </w:r>
+      <w:proofErr w:type="gramEnd"/>
+    </w:p>
+    <w:p>
+      <w:pPr>
+        <w:rPr>
+          <w:rFonts w:ascii="맑은 고딕" w:eastAsia="맑은 고딕" w:hAnsi="맑은 고딕" w:cs="굴림"/>
+          <w:b/>
+          <w:bCs/>
+          <w:kern w:val="0"/>
+          <w:szCs w:val="24"/>
+        </w:rPr>
+      </w:pPr>
+      <w:r>
+        <w:rPr>
+          <w:rFonts w:ascii="맑은 고딕" w:eastAsia="맑은 고딕" w:hAnsi="맑은 고딕" w:cs="굴림"/>
+          <w:b/>
+          <w:bCs/>
+          <w:kern w:val="0"/>
+          <w:szCs w:val="24"/>
+        </w:rPr>
+        <w:tab/>
+        <w:t>}</w:t>
+      </w:r>
+    </w:p>
+    <w:p>
+      <w:pPr>
+        <w:rPr>
+          <w:rFonts w:ascii="맑은 고딕" w:eastAsia="맑은 고딕" w:hAnsi="맑은 고딕" w:cs="굴림"/>
+          <w:b/>
+          <w:bCs/>
+          <w:kern w:val="0"/>
+          <w:szCs w:val="24"/>
+        </w:rPr>
+      </w:pPr>
+      <w:r>
+        <w:rPr>
+          <w:rFonts w:ascii="맑은 고딕" w:eastAsia="맑은 고딕" w:hAnsi="맑은 고딕" w:cs="굴림"/>
+          <w:b/>
+          <w:bCs/>
+          <w:kern w:val="0"/>
+          <w:szCs w:val="24"/>
+        </w:rPr>
+        <w:t>}</w:t>
+      </w:r>
+    </w:p>
+    <w:p>
+      <w:pPr>
+        <w:rPr>
+          <w:rFonts w:ascii="맑은 고딕" w:eastAsia="맑은 고딕" w:hAnsi="맑은 고딕" w:cs="굴림"/>
+          <w:b/>
+          <w:bCs/>
+          <w:kern w:val="0"/>
+          <w:szCs w:val="24"/>
+        </w:rPr>
+      </w:pPr>
+      <w:r>
+        <w:rPr>
+          <w:rFonts w:ascii="맑은 고딕" w:eastAsia="맑은 고딕" w:hAnsi="맑은 고딕" w:cs="굴림"/>
+          <w:b/>
+          <w:bCs/>
+          <w:kern w:val="0"/>
+          <w:szCs w:val="24"/>
+        </w:rPr>
+        <w:tab/>
+      </w:r>
+      <w:r>
+        <w:rPr>
+          <w:rFonts w:ascii="맑은 고딕" w:eastAsia="맑은 고딕" w:hAnsi="맑은 고딕" w:cs="굴림"/>
+          <w:b/>
+          <w:bCs/>
+          <w:kern w:val="0"/>
+          <w:szCs w:val="24"/>
+        </w:rPr>
+        <w:tab/>
+      </w:r>
+    </w:p>
+    <w:p>
+      <w:pPr>
+        <w:rPr>
+          <w:rFonts w:ascii="맑은 고딕" w:eastAsia="맑은 고딕" w:hAnsi="맑은 고딕" w:cs="굴림"/>
+          <w:b/>
+          <w:bCs/>
+          <w:kern w:val="0"/>
+          <w:szCs w:val="24"/>
+        </w:rPr>
+      </w:pPr>
+      <w:r>
+        <w:rPr>
+          <w:rFonts w:ascii="맑은 고딕" w:eastAsia="맑은 고딕" w:hAnsi="맑은 고딕" w:cs="굴림"/>
+          <w:b/>
+          <w:bCs/>
+          <w:kern w:val="0"/>
+          <w:szCs w:val="24"/>
+        </w:rPr>
+        <w:t>애니메이션에 필요한 구조체 추가</w:t>
+      </w:r>
+    </w:p>
+    <w:p>
+      <w:pPr>
+        <w:rPr>
+          <w:rFonts w:ascii="맑은 고딕" w:eastAsia="맑은 고딕" w:hAnsi="맑은 고딕" w:cs="굴림"/>
+          <w:b/>
+          <w:bCs/>
+          <w:kern w:val="0"/>
+          <w:szCs w:val="24"/>
+        </w:rPr>
+      </w:pPr>
+      <w:proofErr w:type="spellStart"/>
+      <w:r>
+        <w:rPr>
+          <w:rFonts w:ascii="맑은 고딕" w:eastAsia="맑은 고딕" w:hAnsi="맑은 고딕" w:cs="굴림"/>
+          <w:b/>
+          <w:bCs/>
+          <w:kern w:val="0"/>
+          <w:szCs w:val="24"/>
+        </w:rPr>
+        <w:t>BoneInfo</w:t>
+      </w:r>
+      <w:proofErr w:type="spellEnd"/>
+      <w:r>
+        <w:rPr>
+          <w:rFonts w:ascii="맑은 고딕" w:eastAsia="맑은 고딕" w:hAnsi="맑은 고딕" w:cs="굴림"/>
+          <w:b/>
+          <w:bCs/>
+          <w:kern w:val="0"/>
+          <w:szCs w:val="24"/>
+        </w:rPr>
+        <w:t xml:space="preserve">, Keyframe, </w:t>
+      </w:r>
+      <w:proofErr w:type="spellStart"/>
+      <w:r>
+        <w:rPr>
+          <w:rFonts w:ascii="맑은 고딕" w:eastAsia="맑은 고딕" w:hAnsi="맑은 고딕" w:cs="굴림"/>
+          <w:b/>
+          <w:bCs/>
+          <w:kern w:val="0"/>
+          <w:szCs w:val="24"/>
+        </w:rPr>
+        <w:t>AnimationClip</w:t>
+      </w:r>
+      <w:proofErr w:type="spellEnd"/>
+      <w:r>
+        <w:rPr>
+          <w:rFonts w:ascii="맑은 고딕" w:eastAsia="맑은 고딕" w:hAnsi="맑은 고딕" w:cs="굴림"/>
+          <w:b/>
+          <w:bCs/>
+          <w:kern w:val="0"/>
+          <w:szCs w:val="24"/>
+        </w:rPr>
+        <w:t xml:space="preserve"> 구조체를 추가하였다.</w:t>
+      </w:r>
+    </w:p>
+    <w:p>
+      <w:pPr>
+        <w:rPr>
+          <w:rFonts w:ascii="맑은 고딕" w:eastAsia="맑은 고딕" w:hAnsi="맑은 고딕" w:cs="굴림"/>
+          <w:b/>
+          <w:bCs/>
+          <w:kern w:val="0"/>
+          <w:szCs w:val="24"/>
+        </w:rPr>
+      </w:pPr>
+      <w:proofErr w:type="spellStart"/>
+      <w:r>
+        <w:rPr>
+          <w:rFonts w:ascii="맑은 고딕" w:eastAsia="맑은 고딕" w:hAnsi="맑은 고딕" w:cs="굴림"/>
+          <w:b/>
+          <w:bCs/>
+          <w:kern w:val="0"/>
+          <w:szCs w:val="24"/>
+        </w:rPr>
+        <w:lastRenderedPageBreak/>
+        <w:t>BoneInfo</w:t>
+      </w:r>
+      <w:proofErr w:type="spellEnd"/>
+      <w:r>
+        <w:rPr>
+          <w:rFonts w:ascii="맑은 고딕" w:eastAsia="맑은 고딕" w:hAnsi="맑은 고딕" w:cs="굴림"/>
+          <w:b/>
+          <w:bCs/>
+          <w:kern w:val="0"/>
+          <w:szCs w:val="24"/>
+        </w:rPr>
+        <w:t xml:space="preserve"> → skins 항목에서 읽은 개별 뼈대 정보를 저장한다.</w:t>
+      </w:r>
+    </w:p>
+    <w:p>
+      <w:pPr>
+        <w:rPr>
+          <w:rFonts w:ascii="맑은 고딕" w:eastAsia="맑은 고딕" w:hAnsi="맑은 고딕" w:cs="굴림"/>
+          <w:b/>
+          <w:bCs/>
+          <w:kern w:val="0"/>
+          <w:szCs w:val="24"/>
+        </w:rPr>
+      </w:pPr>
+      <w:r>
+        <w:rPr>
+          <w:rFonts w:ascii="맑은 고딕" w:eastAsia="맑은 고딕" w:hAnsi="맑은 고딕" w:cs="굴림"/>
+          <w:b/>
+          <w:bCs/>
+          <w:kern w:val="0"/>
+          <w:szCs w:val="24"/>
+        </w:rPr>
+        <w:t>Keyframe → 시간, 값 쌍이 들어있는 구조체이다.</w:t>
+      </w:r>
+    </w:p>
+    <w:p>
+      <w:pPr>
+        <w:rPr>
+          <w:rFonts w:ascii="맑은 고딕" w:eastAsia="맑은 고딕" w:hAnsi="맑은 고딕" w:cs="굴림"/>
+          <w:b/>
+          <w:bCs/>
+          <w:kern w:val="0"/>
+          <w:szCs w:val="24"/>
+        </w:rPr>
+      </w:pPr>
+      <w:proofErr w:type="spellStart"/>
+      <w:r>
+        <w:rPr>
+          <w:rFonts w:ascii="맑은 고딕" w:eastAsia="맑은 고딕" w:hAnsi="맑은 고딕" w:cs="굴림"/>
+          <w:b/>
+          <w:bCs/>
+          <w:kern w:val="0"/>
+          <w:szCs w:val="24"/>
+        </w:rPr>
+        <w:t>AnimationChannel</w:t>
+      </w:r>
+      <w:proofErr w:type="spellEnd"/>
+      <w:r>
+        <w:rPr>
+          <w:rFonts w:ascii="맑은 고딕" w:eastAsia="맑은 고딕" w:hAnsi="맑은 고딕" w:cs="굴림"/>
+          <w:b/>
+          <w:bCs/>
+          <w:kern w:val="0"/>
+          <w:szCs w:val="24"/>
+        </w:rPr>
+        <w:t xml:space="preserve"> → 어떤 뼈를 어떻게 바꿀지에 대한 데이터가 들어있다.</w:t>
+      </w:r>
+    </w:p>
+    <w:p>
+      <w:pPr>
+        <w:rPr>
+          <w:rFonts w:ascii="맑은 고딕" w:eastAsia="맑은 고딕" w:hAnsi="맑은 고딕" w:cs="굴림"/>
+          <w:b/>
+          <w:bCs/>
+          <w:kern w:val="0"/>
+          <w:szCs w:val="24"/>
+        </w:rPr>
+      </w:pPr>
+      <w:proofErr w:type="spellStart"/>
+      <w:r>
+        <w:rPr>
+          <w:rFonts w:ascii="맑은 고딕" w:eastAsia="맑은 고딕" w:hAnsi="맑은 고딕" w:cs="굴림"/>
+          <w:b/>
+          <w:bCs/>
+          <w:kern w:val="0"/>
+          <w:szCs w:val="24"/>
+        </w:rPr>
+        <w:t>AnimationClip</w:t>
+      </w:r>
+      <w:proofErr w:type="spellEnd"/>
+      <w:r>
+        <w:rPr>
+          <w:rFonts w:ascii="맑은 고딕" w:eastAsia="맑은 고딕" w:hAnsi="맑은 고딕" w:cs="굴림"/>
+          <w:b/>
+          <w:bCs/>
+          <w:kern w:val="0"/>
+          <w:szCs w:val="24"/>
+        </w:rPr>
+        <w:t xml:space="preserve"> → 가장 큰 항목 (걷기, 뛰기 등등의 단위인 구조체이다.)</w:t>
+      </w:r>
+    </w:p>
+    <w:p>
+      <w:pPr>
+        <w:rPr>
           <w:rFonts w:ascii="맑은 고딕" w:eastAsia="맑은 고딕" w:hAnsi="맑은 고딕" w:cs="굴림" w:hint="eastAsia"/>
           <w:b/>
           <w:bCs/>
-          <w:szCs w:val="24"/>
-          <w:kern w:val="0"/>
-        </w:rPr>
-        <w:t>DDS 및 PNG 파일을 읽고, GPU에 업로드하며, 셰이더 리소스 뷰(SRV)를 생성하는 통합 함수를 구현</w:t>
-      </w:r>
-    </w:p>
-    <w:p>
-      <w:pPr>
-        <w:autoSpaceDE w:val="off"/>
-        <w:autoSpaceDN w:val="off"/>
-        <w:widowControl w:val="off"/>
-        <w:wordWrap w:val="off"/>
-        <w:jc w:val="both"/>
-        <w:spacing w:after="160" w:line="259" w:lineRule="auto"/>
-        <w:rPr>
-          <w:lang w:val="en-US" w:eastAsia="ko-KR" w:bidi="ar-SA"/>
+          <w:kern w:val="0"/>
+          <w:szCs w:val="24"/>
+        </w:rPr>
+      </w:pPr>
+      <w:r>
+        <w:rPr>
           <w:rFonts w:ascii="맑은 고딕" w:eastAsia="맑은 고딕" w:hAnsi="맑은 고딕" w:cs="굴림" w:hint="eastAsia"/>
           <w:b/>
           <w:bCs/>
-          <w:szCs w:val="24"/>
-          <w:kern w:val="0"/>
-          <w:rtl w:val="off"/>
-        </w:rPr>
-      </w:pPr>
-    </w:p>
-    <w:p>
-      <w:pPr>
-        <w:autoSpaceDE w:val="off"/>
-        <w:autoSpaceDN w:val="off"/>
-        <w:widowControl w:val="off"/>
-        <w:wordWrap w:val="off"/>
-        <w:jc w:val="both"/>
-        <w:spacing w:after="160" w:line="259" w:lineRule="auto"/>
-        <w:rPr>
-          <w:lang w:val="en-US" w:eastAsia="ko-KR" w:bidi="ar-SA"/>
+          <w:kern w:val="0"/>
+          <w:szCs w:val="24"/>
+        </w:rPr>
+        <w:t xml:space="preserve">위 구조체를 바탕으로 애니메이션 read 함수의 내용과 애니메이션 함수를 </w:t>
+      </w:r>
+      <w:proofErr w:type="spellStart"/>
+      <w:r>
+        <w:rPr>
           <w:rFonts w:ascii="맑은 고딕" w:eastAsia="맑은 고딕" w:hAnsi="맑은 고딕" w:cs="굴림" w:hint="eastAsia"/>
           <w:b/>
           <w:bCs/>
-          <w:szCs w:val="24"/>
-          <w:kern w:val="0"/>
-          <w:rtl w:val="off"/>
-        </w:rPr>
-      </w:pPr>
-      <w:r>
-        <w:rPr>
-          <w:lang w:val="en-US" w:eastAsia="ko-KR" w:bidi="ar-SA"/>
+          <w:kern w:val="0"/>
+          <w:szCs w:val="24"/>
+        </w:rPr>
+        <w:t>추가해나갈</w:t>
+      </w:r>
+      <w:proofErr w:type="spellEnd"/>
+      <w:r>
+        <w:rPr>
           <w:rFonts w:ascii="맑은 고딕" w:eastAsia="맑은 고딕" w:hAnsi="맑은 고딕" w:cs="굴림" w:hint="eastAsia"/>
           <w:b/>
           <w:bCs/>
-          <w:szCs w:val="24"/>
-          <w:kern w:val="0"/>
-        </w:rPr>
-        <w:t xml:space="preserve">load_materials_from_gltf: </w:t>
-      </w:r>
-    </w:p>
-    <w:p>
-      <w:pPr>
-        <w:autoSpaceDE w:val="off"/>
-        <w:autoSpaceDN w:val="off"/>
-        <w:widowControl w:val="off"/>
-        <w:wordWrap w:val="off"/>
-        <w:jc w:val="both"/>
-        <w:spacing w:after="160" w:line="259" w:lineRule="auto"/>
-        <w:rPr>
-          <w:lang w:val="en-US" w:eastAsia="ko-KR" w:bidi="ar-SA"/>
-          <w:rFonts w:ascii="맑은 고딕" w:eastAsia="맑은 고딕" w:hAnsi="맑은 고딕" w:cs="굴림" w:hint="eastAsia"/>
-          <w:b/>
-          <w:bCs/>
-          <w:szCs w:val="24"/>
-          <w:kern w:val="0"/>
-          <w:rtl w:val="off"/>
-        </w:rPr>
-      </w:pPr>
-      <w:r>
-        <w:rPr>
-          <w:lang w:val="en-US" w:eastAsia="ko-KR" w:bidi="ar-SA"/>
-          <w:rFonts w:ascii="맑은 고딕" w:eastAsia="맑은 고딕" w:hAnsi="맑은 고딕" w:cs="굴림" w:hint="eastAsia"/>
-          <w:b/>
-          <w:bCs/>
-          <w:szCs w:val="24"/>
-          <w:kern w:val="0"/>
-        </w:rPr>
-        <w:t>glTF 파일에서 재질 정보를 파싱하여 ResourceManager에 등록하는 기능을 구현</w:t>
-      </w:r>
-    </w:p>
-    <w:p>
-      <w:pPr>
-        <w:rPr>
-          <w:lang w:val="en-US" w:eastAsia="ko-KR" w:bidi="ar-SA"/>
-          <w:rFonts w:ascii="맑은 고딕" w:eastAsia="맑은 고딕" w:hAnsi="맑은 고딕" w:cs="굴림" w:hint="eastAsia"/>
-          <w:b/>
-          <w:bCs/>
-          <w:szCs w:val="24"/>
-          <w:kern w:val="0"/>
-        </w:rPr>
-      </w:pPr>
-      <w:r>
-        <w:rPr>
-          <w:lang w:val="en-US" w:eastAsia="ko-KR" w:bidi="ar-SA"/>
-          <w:rFonts w:ascii="맑은 고딕" w:eastAsia="맑은 고딕" w:hAnsi="맑은 고딕" w:cs="굴림" w:hint="eastAsia"/>
-          <w:b/>
-          <w:bCs/>
-          <w:szCs w:val="24"/>
-          <w:kern w:val="0"/>
-          <w:rtl w:val="off"/>
-        </w:rPr>
-        <w:t>-&gt; 다만 IBL,</w:t>
-      </w:r>
-      <w:r>
-        <w:rPr>
-          <w:lang w:val="en-US" w:eastAsia="ko-KR" w:bidi="ar-SA"/>
-          <w:rFonts w:ascii="맑은 고딕" w:eastAsia="맑은 고딕" w:hAnsi="맑은 고딕" w:cs="굴림" w:hint="eastAsia"/>
-          <w:b/>
-          <w:bCs/>
-          <w:szCs w:val="24"/>
-          <w:kern w:val="0"/>
-        </w:rPr>
-        <w:t xml:space="preserve"> </w:t>
-      </w:r>
-      <w:r>
-        <w:rPr>
-          <w:lang w:val="en-US" w:eastAsia="ko-KR" w:bidi="ar-SA"/>
-          <w:rFonts w:ascii="맑은 고딕" w:eastAsia="맑은 고딕" w:hAnsi="맑은 고딕" w:cs="굴림" w:hint="eastAsia"/>
-          <w:b/>
-          <w:bCs/>
-          <w:szCs w:val="24"/>
-          <w:kern w:val="0"/>
-        </w:rPr>
-        <w:t>PBR 픽셀 셰이더 로직 수정</w:t>
-      </w:r>
-      <w:r>
-        <w:rPr>
-          <w:lang w:val="en-US" w:eastAsia="ko-KR" w:bidi="ar-SA"/>
-          <w:rFonts w:ascii="맑은 고딕" w:eastAsia="맑은 고딕" w:hAnsi="맑은 고딕" w:cs="굴림" w:hint="eastAsia"/>
-          <w:b/>
-          <w:bCs/>
-          <w:szCs w:val="24"/>
-          <w:kern w:val="0"/>
-          <w:rtl w:val="off"/>
-        </w:rPr>
-        <w:t xml:space="preserve"> 등이 필요</w:t>
-      </w:r>
-    </w:p>
-    <w:p>
-      <w:pPr>
-        <w:autoSpaceDE w:val="off"/>
-        <w:autoSpaceDN w:val="off"/>
-        <w:widowControl w:val="off"/>
-        <w:wordWrap w:val="off"/>
-        <w:jc w:val="both"/>
-        <w:spacing w:after="160" w:line="259" w:lineRule="auto"/>
-        <w:rPr>
-          <w:lang w:val="en-US" w:eastAsia="ko-KR" w:bidi="ar-SA"/>
-          <w:rFonts w:ascii="맑은 고딕" w:eastAsia="맑은 고딕" w:hAnsi="맑은 고딕" w:cs="굴림" w:hint="eastAsia"/>
-          <w:b/>
-          <w:bCs/>
-          <w:szCs w:val="24"/>
-          <w:kern w:val="0"/>
-          <w:rtl w:val="off"/>
-        </w:rPr>
-      </w:pPr>
-    </w:p>
-    <w:p>
-      <w:pPr>
-        <w:autoSpaceDE w:val="off"/>
-        <w:autoSpaceDN w:val="off"/>
-        <w:widowControl w:val="off"/>
-        <w:wordWrap w:val="off"/>
-        <w:jc w:val="both"/>
-        <w:spacing w:after="160" w:line="259" w:lineRule="auto"/>
-        <w:rPr>
-          <w:lang w:val="en-US" w:eastAsia="ko-KR" w:bidi="ar-SA"/>
-          <w:rFonts w:ascii="맑은 고딕" w:eastAsia="맑은 고딕" w:hAnsi="맑은 고딕" w:cs="굴림" w:hint="eastAsia"/>
-          <w:b/>
-          <w:bCs/>
-          <w:szCs w:val="24"/>
-          <w:kern w:val="0"/>
-          <w:rtl w:val="off"/>
-        </w:rPr>
-      </w:pPr>
-      <w:r>
-        <w:rPr>
-          <w:lang w:val="en-US" w:eastAsia="ko-KR" w:bidi="ar-SA"/>
-          <w:rFonts w:ascii="맑은 고딕" w:eastAsia="맑은 고딕" w:hAnsi="맑은 고딕" w:cs="굴림" w:hint="eastAsia"/>
-          <w:b/>
-          <w:bCs/>
-          <w:szCs w:val="24"/>
-          <w:kern w:val="0"/>
-        </w:rPr>
-        <w:t>bind_material</w:t>
-      </w:r>
-    </w:p>
-    <w:p>
-      <w:pPr>
-        <w:autoSpaceDE w:val="off"/>
-        <w:autoSpaceDN w:val="off"/>
-        <w:widowControl w:val="off"/>
-        <w:wordWrap w:val="off"/>
-        <w:jc w:val="both"/>
-        <w:spacing w:after="160" w:line="259" w:lineRule="auto"/>
-        <w:rPr>
-          <w:lang w:val="en-US" w:eastAsia="ko-KR" w:bidi="ar-SA"/>
-          <w:rFonts w:ascii="맑은 고딕" w:eastAsia="맑은 고딕" w:hAnsi="맑은 고딕" w:cs="굴림" w:hint="eastAsia"/>
-          <w:b/>
-          <w:bCs/>
-          <w:szCs w:val="24"/>
-          <w:kern w:val="0"/>
-        </w:rPr>
-      </w:pPr>
-      <w:r>
-        <w:rPr>
-          <w:lang w:val="en-US" w:eastAsia="ko-KR" w:bidi="ar-SA"/>
-          <w:rFonts w:ascii="맑은 고딕" w:eastAsia="맑은 고딕" w:hAnsi="맑은 고딕" w:cs="굴림" w:hint="eastAsia"/>
-          <w:b/>
-          <w:bCs/>
-          <w:szCs w:val="24"/>
-          <w:kern w:val="0"/>
-          <w:rtl w:val="off"/>
-        </w:rPr>
-        <w:t xml:space="preserve">-&gt; </w:t>
-      </w:r>
-      <w:r>
-        <w:rPr>
-          <w:lang w:val="en-US" w:eastAsia="ko-KR" w:bidi="ar-SA"/>
-          <w:rFonts w:ascii="맑은 고딕" w:eastAsia="맑은 고딕" w:hAnsi="맑은 고딕" w:cs="굴림" w:hint="eastAsia"/>
-          <w:b/>
-          <w:bCs/>
-          <w:szCs w:val="24"/>
-          <w:kern w:val="0"/>
-        </w:rPr>
-        <w:t>렌더링 시, 재질 이름만으로 PSO, 루트 시그니처, 재질 상수 버퍼, 텍스처 테이블을 한 번에 바인딩하는</w:t>
-      </w:r>
-    </w:p>
-    <w:p>
-      <w:pPr>
-        <w:autoSpaceDE w:val="off"/>
-        <w:autoSpaceDN w:val="off"/>
-        <w:widowControl w:val="off"/>
-        <w:wordWrap w:val="off"/>
-        <w:jc w:val="both"/>
-        <w:spacing w:after="160" w:line="259" w:lineRule="auto"/>
-        <w:rPr>
-          <w:lang w:val="en-US" w:eastAsia="ko-KR" w:bidi="ar-SA"/>
-          <w:rFonts w:ascii="맑은 고딕" w:eastAsia="맑은 고딕" w:hAnsi="맑은 고딕" w:cs="굴림" w:hint="eastAsia"/>
-          <w:b/>
-          <w:bCs/>
-          <w:szCs w:val="24"/>
-          <w:kern w:val="0"/>
-          <w:rtl w:val="off"/>
-        </w:rPr>
-      </w:pPr>
-      <w:r>
-        <w:rPr>
-          <w:lang w:val="en-US" w:eastAsia="ko-KR" w:bidi="ar-SA"/>
-          <w:rFonts w:ascii="맑은 고딕" w:eastAsia="맑은 고딕" w:hAnsi="맑은 고딕" w:cs="굴림" w:hint="eastAsia"/>
-          <w:b/>
-          <w:bCs/>
-          <w:szCs w:val="24"/>
-          <w:kern w:val="0"/>
-        </w:rPr>
-        <w:t>함수를 구현</w:t>
-      </w:r>
-    </w:p>
-    <w:p>
-      <w:pPr>
-        <w:autoSpaceDE w:val="off"/>
-        <w:autoSpaceDN w:val="off"/>
-        <w:widowControl w:val="off"/>
-        <w:wordWrap w:val="off"/>
-        <w:jc w:val="both"/>
-        <w:spacing w:after="160" w:line="259" w:lineRule="auto"/>
-        <w:rPr>
-          <w:lang w:val="en-US" w:eastAsia="ko-KR" w:bidi="ar-SA"/>
-          <w:rFonts w:ascii="맑은 고딕" w:eastAsia="맑은 고딕" w:hAnsi="맑은 고딕" w:cs="굴림" w:hint="eastAsia"/>
-          <w:b/>
-          <w:bCs/>
-          <w:szCs w:val="24"/>
-          <w:kern w:val="0"/>
-        </w:rPr>
-      </w:pPr>
-    </w:p>
-    <w:p>
-      <w:pPr>
-        <w:autoSpaceDE w:val="off"/>
-        <w:autoSpaceDN w:val="off"/>
-        <w:widowControl w:val="off"/>
-        <w:wordWrap w:val="off"/>
-        <w:jc w:val="both"/>
-        <w:spacing w:after="160" w:line="259" w:lineRule="auto"/>
-        <w:rPr>
-          <w:lang w:val="en-US" w:eastAsia="ko-KR" w:bidi="ar-SA"/>
-          <w:rFonts w:ascii="맑은 고딕" w:eastAsia="맑은 고딕" w:hAnsi="맑은 고딕" w:cs="굴림" w:hint="eastAsia"/>
-          <w:b/>
-          <w:bCs/>
-          <w:szCs w:val="24"/>
-          <w:kern w:val="0"/>
-          <w:rtl w:val="off"/>
-        </w:rPr>
-      </w:pPr>
-      <w:r>
-        <w:rPr>
-          <w:lang w:val="en-US" w:eastAsia="ko-KR" w:bidi="ar-SA"/>
-          <w:rFonts w:ascii="맑은 고딕" w:eastAsia="맑은 고딕" w:hAnsi="맑은 고딕" w:cs="굴림" w:hint="eastAsia"/>
-          <w:b/>
-          <w:bCs/>
-          <w:szCs w:val="24"/>
-          <w:kern w:val="0"/>
-        </w:rPr>
-        <w:t xml:space="preserve">Renderer에 동적 디스크립터 힙(_dynamic_descriptor_heap)과 bind_texture_table 함수를 추가하여, </w:t>
-      </w:r>
-    </w:p>
-    <w:p>
-      <w:pPr>
-        <w:autoSpaceDE w:val="off"/>
-        <w:autoSpaceDN w:val="off"/>
-        <w:widowControl w:val="off"/>
-        <w:wordWrap w:val="off"/>
-        <w:jc w:val="both"/>
-        <w:spacing w:after="160" w:line="259" w:lineRule="auto"/>
-        <w:rPr>
-          <w:lang w:val="en-US" w:eastAsia="ko-KR" w:bidi="ar-SA"/>
-          <w:rFonts w:ascii="맑은 고딕" w:eastAsia="맑은 고딕" w:hAnsi="맑은 고딕" w:cs="굴림" w:hint="eastAsia"/>
-          <w:b/>
-          <w:bCs/>
-          <w:szCs w:val="24"/>
-          <w:kern w:val="0"/>
-          <w:rtl w:val="off"/>
-        </w:rPr>
-      </w:pPr>
-      <w:r>
-        <w:rPr>
-          <w:lang w:val="en-US" w:eastAsia="ko-KR" w:bidi="ar-SA"/>
-          <w:rFonts w:ascii="맑은 고딕" w:eastAsia="맑은 고딕" w:hAnsi="맑은 고딕" w:cs="굴림" w:hint="eastAsia"/>
-          <w:b/>
-          <w:bCs/>
-          <w:szCs w:val="24"/>
-          <w:kern w:val="0"/>
-        </w:rPr>
-        <w:t>렌더링 시점에 텍스처</w:t>
-      </w:r>
-      <w:r>
-        <w:rPr>
-          <w:lang w:val="en-US" w:eastAsia="ko-KR" w:bidi="ar-SA"/>
-          <w:rFonts w:ascii="맑은 고딕" w:eastAsia="맑은 고딕" w:hAnsi="맑은 고딕" w:cs="굴림" w:hint="eastAsia"/>
-          <w:b/>
-          <w:bCs/>
-          <w:szCs w:val="24"/>
-          <w:kern w:val="0"/>
-          <w:rtl w:val="off"/>
-        </w:rPr>
-        <w:t xml:space="preserve"> </w:t>
-      </w:r>
-      <w:r>
-        <w:rPr>
-          <w:lang w:val="en-US" w:eastAsia="ko-KR" w:bidi="ar-SA"/>
-          <w:rFonts w:ascii="맑은 고딕" w:eastAsia="맑은 고딕" w:hAnsi="맑은 고딕" w:cs="굴림" w:hint="eastAsia"/>
-          <w:b/>
-          <w:bCs/>
-          <w:szCs w:val="24"/>
-          <w:kern w:val="0"/>
-        </w:rPr>
-        <w:t>디스크립터를 효율적으로 바인딩하는 구조</w:t>
-      </w:r>
-      <w:r>
-        <w:rPr>
-          <w:lang w:val="en-US" w:eastAsia="ko-KR" w:bidi="ar-SA"/>
-          <w:rFonts w:ascii="맑은 고딕" w:eastAsia="맑은 고딕" w:hAnsi="맑은 고딕" w:cs="굴림" w:hint="eastAsia"/>
-          <w:b/>
-          <w:bCs/>
-          <w:szCs w:val="24"/>
-          <w:kern w:val="0"/>
-          <w:rtl w:val="off"/>
-        </w:rPr>
-        <w:t>로 바꿈</w:t>
-      </w:r>
-    </w:p>
-    <w:p>
-      <w:pPr>
-        <w:autoSpaceDE w:val="off"/>
-        <w:autoSpaceDN w:val="off"/>
-        <w:widowControl w:val="off"/>
-        <w:wordWrap w:val="off"/>
-        <w:jc w:val="both"/>
-        <w:spacing w:after="160" w:line="259" w:lineRule="auto"/>
-        <w:rPr>
-          <w:lang w:val="en-US" w:eastAsia="ko-KR" w:bidi="ar-SA"/>
-          <w:rFonts w:ascii="맑은 고딕" w:eastAsia="맑은 고딕" w:hAnsi="맑은 고딕" w:cs="굴림" w:hint="eastAsia"/>
-          <w:b/>
-          <w:bCs/>
-          <w:szCs w:val="24"/>
-          <w:kern w:val="0"/>
-        </w:rPr>
-      </w:pPr>
-    </w:p>
-    <w:p>
-      <w:pPr>
-        <w:autoSpaceDE w:val="off"/>
-        <w:autoSpaceDN w:val="off"/>
-        <w:widowControl w:val="off"/>
-        <w:wordWrap w:val="off"/>
-        <w:jc w:val="both"/>
-        <w:spacing w:after="160" w:line="259" w:lineRule="auto"/>
-        <w:rPr/>
-      </w:pPr>
-      <w:r>
-        <w:rPr>
-          <w:lang w:val="en-US" w:eastAsia="ko-KR" w:bidi="ar-SA"/>
-          <w:rFonts w:ascii="맑은 고딕" w:eastAsia="맑은 고딕" w:hAnsi="맑은 고딕" w:cs="굴림" w:hint="eastAsia"/>
-          <w:b/>
-          <w:bCs/>
-          <w:szCs w:val="24"/>
-          <w:kern w:val="0"/>
-        </w:rPr>
-        <w:t>ReadGLTFMesh, RenderComponent 및 모든 스크립트 파일(MainPlayerScript 등)에서 기존 GltfMaterial에 대한 의존성을</w:t>
-      </w:r>
-      <w:r>
-        <w:rPr>
-          <w:lang w:val="en-US" w:eastAsia="ko-KR" w:bidi="ar-SA"/>
-          <w:rFonts w:ascii="맑은 고딕" w:eastAsia="맑은 고딕" w:hAnsi="맑은 고딕" w:cs="굴림" w:hint="eastAsia"/>
-          <w:b/>
-          <w:bCs/>
-          <w:szCs w:val="24"/>
-          <w:kern w:val="0"/>
-          <w:rtl w:val="off"/>
-        </w:rPr>
-        <w:t xml:space="preserve"> </w:t>
-      </w:r>
-      <w:r>
-        <w:rPr>
-          <w:lang w:val="en-US" w:eastAsia="ko-KR" w:bidi="ar-SA"/>
-          <w:rFonts w:ascii="맑은 고딕" w:eastAsia="맑은 고딕" w:hAnsi="맑은 고딕" w:cs="굴림" w:hint="eastAsia"/>
-          <w:b/>
-          <w:bCs/>
-          <w:szCs w:val="24"/>
-          <w:kern w:val="0"/>
-        </w:rPr>
-        <w:t>제거하고, 새로운 ResourceManager의 API를 사용하도록 코드를 전면 수정했</w:t>
-      </w:r>
-    </w:p>
-    <w:p>
-      <w:pPr>
-        <w:autoSpaceDE w:val="off"/>
-        <w:autoSpaceDN w:val="off"/>
-        <w:widowControl w:val="off"/>
-        <w:wordWrap w:val="off"/>
-        <w:jc w:val="both"/>
-        <w:spacing w:after="160" w:line="259" w:lineRule="auto"/>
-        <w:rPr>
-          <w:lang w:val="en-US" w:eastAsia="ko-KR" w:bidi="ar-SA"/>
-          <w:rFonts w:ascii="맑은 고딕" w:eastAsia="맑은 고딕" w:hAnsi="맑은 고딕" w:cs="굴림" w:hint="eastAsia"/>
-          <w:b/>
-          <w:bCs/>
-          <w:szCs w:val="24"/>
-          <w:kern w:val="0"/>
-        </w:rPr>
-      </w:pPr>
-    </w:p>
-    <w:p>
-      <w:pPr>
-        <w:autoSpaceDE w:val="off"/>
-        <w:autoSpaceDN w:val="off"/>
-        <w:widowControl w:val="off"/>
-        <w:wordWrap w:val="off"/>
-        <w:jc w:val="both"/>
-        <w:spacing w:after="160" w:line="259" w:lineRule="auto"/>
-        <w:rPr>
-          <w:lang w:val="en-US" w:eastAsia="ko-KR" w:bidi="ar-SA"/>
-          <w:rFonts w:ascii="맑은 고딕" w:eastAsia="맑은 고딕" w:hAnsi="맑은 고딕" w:cs="굴림" w:hint="eastAsia"/>
-          <w:b/>
-          <w:bCs/>
-          <w:szCs w:val="24"/>
-          <w:kern w:val="0"/>
+          <w:kern w:val="0"/>
+          <w:szCs w:val="24"/>
+        </w:rPr>
+        <w:t xml:space="preserve"> 예정</w:t>
+      </w:r>
+    </w:p>
+    <w:p>
+      <w:pPr>
+        <w:rPr>
+          <w:rFonts w:ascii="맑은 고딕" w:eastAsia="맑은 고딕" w:hAnsi="맑은 고딕" w:cs="굴림"/>
+          <w:b/>
+          <w:bCs/>
+          <w:kern w:val="0"/>
+          <w:szCs w:val="24"/>
         </w:rPr>
       </w:pPr>
     </w:p>
@@ -1222,7 +1625,7 @@
       </w:tblGrid>
       <w:tr>
         <w:trPr>
-          <w:trHeight w:val="1692" w:hRule="atLeast"/>
+          <w:trHeight w:val="1692"/>
         </w:trPr>
         <w:tc>
           <w:tcPr>
@@ -1254,105 +1657,48 @@
           </w:tcPr>
           <w:p>
             <w:pPr>
-              <w:autoSpaceDE w:val="off"/>
-              <w:autoSpaceDN w:val="off"/>
-              <w:widowControl w:val="off"/>
-              <w:wordWrap w:val="off"/>
+              <w:spacing w:after="160" w:line="259" w:lineRule="auto"/>
               <w:jc w:val="left"/>
-              <w:spacing w:after="160" w:line="259" w:lineRule="auto"/>
-              <w:rPr>
-                <w:lang w:val="en-US" w:eastAsia="ko-KR" w:bidi="ar-SA"/>
+              <w:rPr>
+                <w:rFonts w:ascii="맑은 고딕" w:eastAsia="맑은 고딕" w:hAnsi="맑은 고딕" w:cs="굴림"/>
+                <w:b/>
+                <w:bCs/>
+                <w:kern w:val="0"/>
+                <w:szCs w:val="24"/>
+              </w:rPr>
+            </w:pPr>
+            <w:r>
+              <w:rPr>
                 <w:rFonts w:ascii="맑은 고딕" w:eastAsia="맑은 고딕" w:hAnsi="맑은 고딕" w:cs="굴림" w:hint="eastAsia"/>
                 <w:b/>
                 <w:bCs/>
+                <w:kern w:val="0"/>
                 <w:szCs w:val="24"/>
-                <w:kern w:val="0"/>
-              </w:rPr>
-            </w:pPr>
-            <w:r>
-              <w:rPr>
-                <w:lang w:val="en-US" w:eastAsia="ko-KR" w:bidi="ar-SA"/>
-                <w:rFonts w:ascii="맑은 고딕" w:eastAsia="맑은 고딕" w:hAnsi="맑은 고딕" w:cs="굴림" w:hint="eastAsia"/>
-                <w:b/>
-                <w:bCs/>
-                <w:szCs w:val="24"/>
-                <w:kern w:val="0"/>
               </w:rPr>
               <w:t>glTF 텍스쳐 매핑 관련 추가 수정 필요</w:t>
             </w:r>
           </w:p>
           <w:p>
             <w:pPr>
-              <w:autoSpaceDE w:val="off"/>
-              <w:autoSpaceDN w:val="off"/>
-              <w:widowControl w:val="off"/>
-              <w:wordWrap w:val="off"/>
+              <w:spacing w:after="160" w:line="259" w:lineRule="auto"/>
               <w:jc w:val="left"/>
-              <w:spacing w:after="160" w:line="259" w:lineRule="auto"/>
-              <w:rPr>
-                <w:lang w:val="en-US" w:eastAsia="ko-KR" w:bidi="ar-SA"/>
+              <w:rPr>
+                <w:rFonts w:ascii="맑은 고딕" w:eastAsia="맑은 고딕" w:hAnsi="맑은 고딕" w:cs="굴림"/>
+                <w:b/>
+                <w:bCs/>
+                <w:kern w:val="0"/>
+                <w:szCs w:val="24"/>
+              </w:rPr>
+            </w:pPr>
+            <w:r>
+              <w:rPr>
                 <w:rFonts w:ascii="맑은 고딕" w:eastAsia="맑은 고딕" w:hAnsi="맑은 고딕" w:cs="굴림" w:hint="eastAsia"/>
                 <w:b/>
                 <w:bCs/>
+                <w:kern w:val="0"/>
                 <w:szCs w:val="24"/>
-                <w:kern w:val="0"/>
-              </w:rPr>
-            </w:pPr>
-            <w:r>
-              <w:rPr>
-                <w:lang w:val="en-US" w:eastAsia="ko-KR" w:bidi="ar-SA"/>
-                <w:rFonts w:ascii="맑은 고딕" w:eastAsia="맑은 고딕" w:hAnsi="맑은 고딕" w:cs="굴림" w:hint="eastAsia"/>
-                <w:b/>
-                <w:bCs/>
-                <w:szCs w:val="24"/>
-                <w:kern w:val="0"/>
-              </w:rPr>
-              <w:t>현재</w:t>
-            </w:r>
-            <w:r>
-              <w:rPr>
-                <w:lang w:val="en-US" w:eastAsia="ko-KR" w:bidi="ar-SA"/>
-                <w:rFonts w:ascii="맑은 고딕" w:eastAsia="맑은 고딕" w:hAnsi="맑은 고딕" w:cs="굴림" w:hint="eastAsia"/>
-                <w:b/>
-                <w:bCs/>
-                <w:szCs w:val="24"/>
-                <w:kern w:val="0"/>
-                <w:rtl w:val="off"/>
-              </w:rPr>
-              <w:t xml:space="preserve"> </w:t>
-            </w:r>
-            <w:r>
-              <w:rPr>
-                <w:lang w:val="en-US" w:eastAsia="ko-KR" w:bidi="ar-SA"/>
-                <w:rFonts w:ascii="맑은 고딕" w:eastAsia="맑은 고딕" w:hAnsi="맑은 고딕" w:cs="굴림" w:hint="eastAsia"/>
-                <w:b/>
-                <w:bCs/>
-                <w:szCs w:val="24"/>
-                <w:kern w:val="0"/>
-              </w:rPr>
-              <w:t>l</w:t>
-            </w:r>
-            <w:r>
-              <w:rPr>
-                <w:lang w:val="en-US" w:eastAsia="ko-KR" w:bidi="ar-SA"/>
-                <w:rFonts w:ascii="맑은 고딕" w:eastAsia="맑은 고딕" w:hAnsi="맑은 고딕" w:cs="굴림" w:hint="eastAsia"/>
-                <w:b/>
-                <w:bCs/>
-                <w:szCs w:val="24"/>
-                <w:kern w:val="0"/>
-              </w:rPr>
-              <w:t>oad_materials_from_gltf</w:t>
-            </w:r>
-            <w:r>
-              <w:rPr>
-                <w:lang w:val="en-US" w:eastAsia="ko-KR" w:bidi="ar-SA"/>
-                <w:rFonts w:ascii="맑은 고딕" w:eastAsia="맑은 고딕" w:hAnsi="맑은 고딕" w:cs="굴림" w:hint="eastAsia"/>
-                <w:b/>
-                <w:bCs/>
-                <w:szCs w:val="24"/>
-                <w:kern w:val="0"/>
-              </w:rPr>
-              <w:t>에 대한 의존도가 높아 수정 필요</w:t>
+              </w:rPr>
+              <w:t>현재 load_materials_from_gltf에 대한 의존도가 높아 수정 필요</w:t>
             </w:r>
           </w:p>
         </w:tc>
@@ -1395,7 +1741,7 @@
       </w:tr>
       <w:tr>
         <w:trPr>
-          <w:trHeight w:val="590" w:hRule="atLeast"/>
+          <w:trHeight w:val="590"/>
         </w:trPr>
         <w:tc>
           <w:tcPr>
@@ -1439,17 +1785,7 @@
                 <w:b/>
                 <w:sz w:val="22"/>
               </w:rPr>
-              <w:t>1</w:t>
-            </w:r>
-            <w:r>
-              <w:rPr>
-                <w:lang w:eastAsia="ko-KR"/>
-                <w:rFonts w:hint="eastAsia"/>
-                <w:b/>
-                <w:sz w:val="22"/>
-                <w:rtl w:val="off"/>
-              </w:rPr>
-              <w:t>4</w:t>
+              <w:t>14</w:t>
             </w:r>
           </w:p>
         </w:tc>
@@ -1490,74 +1826,14 @@
                 <w:rFonts w:hint="eastAsia"/>
                 <w:b/>
               </w:rPr>
-              <w:t>2025.</w:t>
-            </w:r>
-            <w:r>
-              <w:rPr>
-                <w:rFonts w:hint="eastAsia"/>
-                <w:b/>
-              </w:rPr>
-              <w:t>1</w:t>
-            </w:r>
-            <w:r>
-              <w:rPr>
-                <w:rFonts w:hint="eastAsia"/>
-                <w:b/>
-              </w:rPr>
-              <w:t>1.</w:t>
-            </w:r>
-            <w:r>
-              <w:rPr>
-                <w:lang w:eastAsia="ko-KR"/>
-                <w:rFonts w:hint="eastAsia"/>
-                <w:b/>
-                <w:rtl w:val="off"/>
-              </w:rPr>
-              <w:t>10</w:t>
-            </w:r>
-            <w:r>
-              <w:rPr>
-                <w:rFonts w:hint="eastAsia"/>
-                <w:b/>
-              </w:rPr>
-              <w:t xml:space="preserve"> ~ 2025.</w:t>
-            </w:r>
-            <w:r>
-              <w:rPr>
-                <w:rFonts w:hint="eastAsia"/>
-                <w:b/>
-              </w:rPr>
-              <w:t>1</w:t>
-            </w:r>
-            <w:r>
-              <w:rPr>
-                <w:rFonts w:hint="eastAsia"/>
-                <w:b/>
-              </w:rPr>
-              <w:t>1</w:t>
-            </w:r>
-            <w:r>
-              <w:rPr>
-                <w:rFonts w:hint="eastAsia"/>
-                <w:b/>
-              </w:rPr>
-              <w:t>.</w:t>
-            </w:r>
-            <w:r>
-              <w:rPr>
-                <w:lang w:eastAsia="ko-KR"/>
-                <w:rFonts w:hint="eastAsia"/>
-                <w:b/>
-                <w:rtl w:val="off"/>
-              </w:rPr>
-              <w:t>16</w:t>
+              <w:t>2025.11.10 ~ 2025.11.16</w:t>
             </w:r>
           </w:p>
         </w:tc>
       </w:tr>
       <w:tr>
         <w:trPr>
-          <w:trHeight w:val="1520" w:hRule="atLeast"/>
+          <w:trHeight w:val="1520"/>
         </w:trPr>
         <w:tc>
           <w:tcPr>
@@ -1599,7 +1875,7 @@
       </w:tr>
       <w:tr>
         <w:trPr>
-          <w:trHeight w:val="1963" w:hRule="atLeast"/>
+          <w:trHeight w:val="1963"/>
         </w:trPr>
         <w:tc>
           <w:tcPr>
@@ -1676,20 +1952,20 @@
 </file>
 
 <file path=word/styles.xml><?xml version="1.0" encoding="utf-8"?>
-<w:styles xmlns:r="http://schemas.openxmlformats.org/officeDocument/2006/relationships" xmlns:w="http://schemas.openxmlformats.org/wordprocessingml/2006/main">
+<w:styles xmlns:mc="http://schemas.openxmlformats.org/markup-compatibility/2006" xmlns:r="http://schemas.openxmlformats.org/officeDocument/2006/relationships" xmlns:w="http://schemas.openxmlformats.org/wordprocessingml/2006/main" xmlns:w14="http://schemas.microsoft.com/office/word/2010/wordml" xmlns:w15="http://schemas.microsoft.com/office/word/2012/wordml" xmlns:w16cex="http://schemas.microsoft.com/office/word/2018/wordml/cex" xmlns:w16cid="http://schemas.microsoft.com/office/word/2016/wordml/cid" xmlns:w16="http://schemas.microsoft.com/office/word/2018/wordml" xmlns:w16du="http://schemas.microsoft.com/office/word/2023/wordml/word16du" xmlns:w16sdtdh="http://schemas.microsoft.com/office/word/2020/wordml/sdtdatahash" xmlns:w16sdtfl="http://schemas.microsoft.com/office/word/2024/wordml/sdtformatlock" xmlns:w16se="http://schemas.microsoft.com/office/word/2015/wordml/symex" mc:Ignorable="w14 w15 w16se w16cid w16 w16cex w16sdtdh w16sdtfl w16du">
   <w:docDefaults>
     <w:rPrDefault>
       <w:rPr>
+        <w:rFonts w:asciiTheme="minorHAnsi" w:eastAsiaTheme="minorEastAsia" w:hAnsiTheme="minorHAnsi" w:cstheme="minorEastAsia"/>
+        <w:kern w:val="2"/>
+        <w:szCs w:val="22"/>
         <w:lang w:val="en-US" w:eastAsia="ko-KR" w:bidi="ar-SA"/>
-        <w:rFonts w:asciiTheme="minorHAnsi" w:eastAsiaTheme="minorEastAsia" w:hAnsiTheme="minorHAnsi" w:cstheme="minorEastAsia"/>
-        <w:szCs w:val="22"/>
-        <w:kern w:val="2"/>
       </w:rPr>
     </w:rPrDefault>
     <w:pPrDefault>
       <w:pPr>
+        <w:spacing w:after="160" w:line="259" w:lineRule="auto"/>
         <w:jc w:val="both"/>
-        <w:spacing w:after="160" w:line="259" w:lineRule="auto"/>
       </w:pPr>
     </w:pPrDefault>
   </w:docDefaults>
@@ -1788,7 +2064,7 @@
     <w:lsdException w:name="E-mail Signature" w:semiHidden="1" w:unhideWhenUsed="1"/>
     <w:lsdException w:name="HTML Top of Form" w:semiHidden="1" w:unhideWhenUsed="1"/>
     <w:lsdException w:name="HTML Bottom of Form" w:semiHidden="1" w:unhideWhenUsed="1"/>
-    <w:lsdException w:name="Normal (Web)" w:semiHidden="1" w:uiPriority="339" w:unhideWhenUsed="1"/>
+    <w:lsdException w:name="Normal (Web)" w:semiHidden="1" w:unhideWhenUsed="1"/>
     <w:lsdException w:name="HTML Acronym" w:semiHidden="1" w:unhideWhenUsed="1"/>
     <w:lsdException w:name="HTML Address" w:semiHidden="1" w:unhideWhenUsed="1"/>
     <w:lsdException w:name="HTML Cite" w:semiHidden="1" w:unhideWhenUsed="1"/>
@@ -1964,22 +2240,21 @@
     <w:lsdException w:name="Smart Hyperlink" w:semiHidden="1" w:unhideWhenUsed="1"/>
     <w:lsdException w:name="Hashtag" w:semiHidden="1" w:unhideWhenUsed="1"/>
     <w:lsdException w:name="Unresolved Mention" w:semiHidden="1" w:unhideWhenUsed="1"/>
-    <w:lsdException w:name="Smart Link" w:semiHidden="1" w:uiPriority="339" w:unhideWhenUsed="1"/>
+    <w:lsdException w:name="Smart Link" w:semiHidden="1" w:unhideWhenUsed="1"/>
   </w:latentStyles>
   <w:style w:type="paragraph" w:default="1" w:styleId="a">
     <w:name w:val="Normal"/>
     <w:qFormat/>
     <w:pPr>
-      <w:autoSpaceDE w:val="off"/>
-      <w:autoSpaceDN w:val="off"/>
-      <w:widowControl w:val="off"/>
-      <w:wordWrap w:val="off"/>
+      <w:widowControl w:val="0"/>
+      <w:wordWrap w:val="0"/>
+      <w:autoSpaceDE w:val="0"/>
+      <w:autoSpaceDN w:val="0"/>
     </w:pPr>
   </w:style>
   <w:style w:type="character" w:default="1" w:styleId="a0">
     <w:name w:val="Default Paragraph Font"/>
     <w:uiPriority w:val="1"/>
-    <w:semiHidden/>
     <w:unhideWhenUsed/>
   </w:style>
   <w:style w:type="table" w:default="1" w:styleId="a1">
@@ -2005,8 +2280,8 @@
   </w:style>
   <w:style w:type="table" w:customStyle="1" w:styleId="1">
     <w:name w:val="표 구분선1"/>
+    <w:basedOn w:val="a1"/>
     <w:uiPriority w:val="39"/>
-    <w:basedOn w:val="a1"/>
     <w:pPr>
       <w:spacing w:after="0" w:line="240" w:lineRule="auto"/>
     </w:pPr>
@@ -2023,8 +2298,8 @@
   </w:style>
   <w:style w:type="paragraph" w:styleId="a3">
     <w:name w:val="List Paragraph"/>
+    <w:basedOn w:val="a"/>
     <w:uiPriority w:val="34"/>
-    <w:basedOn w:val="a"/>
     <w:qFormat/>
     <w:pPr>
       <w:ind w:leftChars="400" w:left="800"/>
@@ -2032,43 +2307,43 @@
   </w:style>
   <w:style w:type="paragraph" w:styleId="a4">
     <w:name w:val="header"/>
-    <w:uiPriority w:val="99"/>
     <w:basedOn w:val="a"/>
     <w:link w:val="Char"/>
+    <w:uiPriority w:val="99"/>
     <w:unhideWhenUsed/>
     <w:pPr>
-      <w:snapToGrid w:val="0"/>
       <w:tabs>
         <w:tab w:val="center" w:pos="4513"/>
         <w:tab w:val="right" w:pos="9026"/>
       </w:tabs>
+      <w:snapToGrid w:val="0"/>
     </w:pPr>
   </w:style>
   <w:style w:type="character" w:customStyle="1" w:styleId="Char">
     <w:name w:val="머리글 Char"/>
-    <w:uiPriority w:val="99"/>
     <w:basedOn w:val="a0"/>
     <w:link w:val="a4"/>
+    <w:uiPriority w:val="99"/>
   </w:style>
   <w:style w:type="paragraph" w:styleId="a5">
     <w:name w:val="footer"/>
-    <w:uiPriority w:val="99"/>
     <w:basedOn w:val="a"/>
     <w:link w:val="Char0"/>
+    <w:uiPriority w:val="99"/>
     <w:unhideWhenUsed/>
     <w:pPr>
-      <w:snapToGrid w:val="0"/>
       <w:tabs>
         <w:tab w:val="center" w:pos="4513"/>
         <w:tab w:val="right" w:pos="9026"/>
       </w:tabs>
+      <w:snapToGrid w:val="0"/>
     </w:pPr>
   </w:style>
   <w:style w:type="character" w:customStyle="1" w:styleId="Char0">
     <w:name w:val="바닥글 Char"/>
-    <w:uiPriority w:val="99"/>
     <w:basedOn w:val="a0"/>
     <w:link w:val="a5"/>
+    <w:uiPriority w:val="99"/>
   </w:style>
   <w:style w:type="character" w:styleId="a6">
     <w:name w:val="Hyperlink"/>
@@ -2076,7 +2351,7 @@
     <w:unhideWhenUsed/>
     <w:rPr>
       <w:color w:val="0563C1"/>
-      <w:u w:val="single" w:color="auto"/>
+      <w:u w:val="single"/>
     </w:rPr>
   </w:style>
   <w:style w:type="character" w:customStyle="1" w:styleId="10">
@@ -2091,8 +2366,8 @@
   </w:style>
   <w:style w:type="character" w:styleId="HTML">
     <w:name w:val="HTML Code"/>
+    <w:basedOn w:val="a0"/>
     <w:uiPriority w:val="99"/>
-    <w:basedOn w:val="a0"/>
     <w:semiHidden/>
     <w:unhideWhenUsed/>
     <w:rPr>
@@ -2103,8 +2378,8 @@
   </w:style>
   <w:style w:type="character" w:styleId="a7">
     <w:name w:val="Strong"/>
+    <w:basedOn w:val="a0"/>
     <w:uiPriority w:val="22"/>
-    <w:basedOn w:val="a0"/>
     <w:qFormat/>
     <w:rPr>
       <w:b/>
@@ -2113,8 +2388,8 @@
   </w:style>
   <w:style w:type="paragraph" w:styleId="a8">
     <w:name w:val="Normal (Web)"/>
+    <w:basedOn w:val="a"/>
     <w:uiPriority w:val="99"/>
-    <w:basedOn w:val="a"/>
     <w:unhideWhenUsed/>
     <w:rPr>
       <w:rFonts w:ascii="Times New Roman" w:hAnsi="Times New Roman" w:cs="Times New Roman"/>
